--- a/assets/ficheiros/Word/01_Bem-vindo_ao_Word.docx
+++ b/assets/ficheiros/Word/01_Bem-vindo_ao_Word.docx
@@ -5,29 +5,24 @@
     <w:p>
       <w:pPr>
         <w:pStyle w:val="Ttulo"/>
-        <w:shd w:val="clear" w:color="auto" w:fill="2B579A"/>
-        <w:rPr>
-          <w:noProof/>
-        </w:rPr>
       </w:pPr>
       <w:r>
         <w:rPr>
           <w:noProof/>
-          <w:lang w:eastAsia="pt-PT"/>
         </w:rPr>
         <w:drawing>
-          <wp:anchor distT="0" distB="0" distL="114300" distR="114300" simplePos="0" relativeHeight="251666432" behindDoc="0" locked="1" layoutInCell="1" allowOverlap="1" wp14:anchorId="1B1B05E3" wp14:editId="76BD82DE">
+          <wp:anchor distT="0" distB="0" distL="114300" distR="114300" simplePos="0" relativeHeight="251654656" behindDoc="0" locked="0" layoutInCell="1" allowOverlap="1" wp14:anchorId="56E2AC3A" wp14:editId="582D677F">
             <wp:simplePos x="0" y="0"/>
-            <wp:positionH relativeFrom="margin">
-              <wp:posOffset>5066030</wp:posOffset>
+            <wp:positionH relativeFrom="column">
+              <wp:posOffset>5086350</wp:posOffset>
             </wp:positionH>
-            <wp:positionV relativeFrom="page">
-              <wp:posOffset>1531620</wp:posOffset>
+            <wp:positionV relativeFrom="paragraph">
+              <wp:posOffset>639445</wp:posOffset>
             </wp:positionV>
             <wp:extent cx="685800" cy="621665"/>
-            <wp:effectExtent l="0" t="0" r="0" b="0"/>
+            <wp:effectExtent l="0" t="0" r="0" b="6985"/>
             <wp:wrapNone/>
-            <wp:docPr id="192" name="Imagem 192" descr="Logótipo do Microsoft Word"/>
+            <wp:docPr id="755540343" name="Imagem 192" descr="Logótipo do Microsoft Word"/>
             <wp:cNvGraphicFramePr>
               <a:graphicFrameLocks xmlns:a="http://schemas.openxmlformats.org/drawingml/2006/main" noChangeAspect="1"/>
             </wp:cNvGraphicFramePr>
@@ -35,19 +30,20 @@
               <a:graphicData uri="http://schemas.openxmlformats.org/drawingml/2006/picture">
                 <pic:pic xmlns:pic="http://schemas.openxmlformats.org/drawingml/2006/picture">
                   <pic:nvPicPr>
-                    <pic:cNvPr id="22" name="TakeTour_Word_RevLogo-02.png"/>
+                    <pic:cNvPr id="0" name="Imagem 192"/>
                     <pic:cNvPicPr/>
                   </pic:nvPicPr>
-                  <pic:blipFill rotWithShape="1">
-                    <a:blip r:embed="rId11" cstate="print">
+                  <pic:blipFill>
+                    <a:blip r:embed="rId11">
                       <a:extLst>
                         <a:ext uri="{28A0092B-C50C-407E-A947-70E740481C1C}">
                           <a14:useLocalDpi xmlns:a14="http://schemas.microsoft.com/office/drawing/2010/main" val="0"/>
                         </a:ext>
                       </a:extLst>
                     </a:blip>
-                    <a:srcRect/>
-                    <a:stretch/>
+                    <a:stretch>
+                      <a:fillRect/>
+                    </a:stretch>
                   </pic:blipFill>
                   <pic:spPr bwMode="auto">
                     <a:xfrm>
@@ -70,180 +66,54 @@
               </a:graphicData>
             </a:graphic>
             <wp14:sizeRelH relativeFrom="page">
-              <wp14:pctWidth>8800</wp14:pctWidth>
+              <wp14:pctWidth>0</wp14:pctWidth>
             </wp14:sizeRelH>
             <wp14:sizeRelV relativeFrom="page">
-              <wp14:pctHeight>6200</wp14:pctHeight>
+              <wp14:pctHeight>0</wp14:pctHeight>
             </wp14:sizeRelV>
           </wp:anchor>
         </w:drawing>
       </w:r>
       <w:r>
-        <w:rPr>
-          <w:noProof/>
-          <w:lang w:bidi="pt-PT"/>
-        </w:rPr>
         <w:t>Bem-vindo ao Word</w:t>
       </w:r>
     </w:p>
     <w:p>
       <w:pPr>
         <w:pStyle w:val="Subttulo"/>
-        <w:rPr>
-          <w:noProof/>
-        </w:rPr>
       </w:pPr>
       <w:bookmarkStart w:id="0" w:name="_Hlk487785372"/>
       <w:bookmarkEnd w:id="0"/>
       <w:r>
-        <w:rPr>
-          <w:noProof/>
-          <w:lang w:bidi="pt-PT"/>
-        </w:rPr>
         <w:t>Instruções que pode editar, partilhar e imprimir</w:t>
+      </w:r>
+      <w:r>
+        <w:t xml:space="preserve"> </w:t>
       </w:r>
     </w:p>
     <w:p>
-      <w:pPr>
-        <w:rPr>
-          <w:noProof/>
-          <w:color w:val="FFFFFF" w:themeColor="background1"/>
-        </w:rPr>
-      </w:pPr>
       <w:r>
-        <w:rPr>
-          <w:noProof/>
-          <w:color w:val="FFFFFF" w:themeColor="background1"/>
-          <w:lang w:bidi="pt-PT"/>
-        </w:rPr>
-        <w:t>Este documento interativo pode ser personalizado de acordo com as suas necessidades. Ao lê-lo irá aprender algumas noções básicas sobre o Word, mas este documento não é apenas para ler. Também pode editá-lo e colocar em prática o que aprende.</w:t>
+        <w:t>Ao contrário dos manuais de utilizador antiquados, este documento pode ser personalizado de acordo com as suas necessidades. Ao lê-lo irá aprender algumas noções básicas sobre o Word, mas este documento não é apenas para ler. Também pode editá-lo e colocar em prática o que aprende.</w:t>
       </w:r>
     </w:p>
     <w:p>
-      <w:pPr>
-        <w:rPr>
-          <w:noProof/>
-          <w:lang w:bidi="pt-PT"/>
-        </w:rPr>
-      </w:pPr>
       <w:r>
-        <w:rPr>
-          <w:noProof/>
-          <w:lang w:bidi="pt-PT"/>
-        </w:rPr>
-        <w:br w:type="page"/>
-      </w:r>
-    </w:p>
-    <w:p>
-      <w:pPr>
-        <w:rPr>
-          <w:noProof/>
-          <w:lang w:bidi="pt-PT"/>
-        </w:rPr>
-      </w:pPr>
-      <w:r>
-        <w:rPr>
-          <w:noProof/>
-          <w:lang w:bidi="pt-PT"/>
-        </w:rPr>
-        <w:lastRenderedPageBreak/>
-        <w:br w:type="page"/>
-      </w:r>
-    </w:p>
-    <w:p>
-      <w:pPr>
-        <w:rPr>
-          <w:noProof/>
-          <w:lang w:bidi="pt-PT"/>
-        </w:rPr>
-      </w:pPr>
-      <w:r>
-        <w:rPr>
-          <w:noProof/>
-          <w:lang w:bidi="pt-PT"/>
-        </w:rPr>
-        <w:lastRenderedPageBreak/>
-        <w:t xml:space="preserve">Índice </w:t>
-      </w:r>
-    </w:p>
-    <w:p>
-      <w:pPr>
-        <w:rPr>
-          <w:noProof/>
-          <w:lang w:bidi="pt-PT"/>
-        </w:rPr>
-      </w:pPr>
-    </w:p>
-    <w:p>
-      <w:pPr>
-        <w:rPr>
-          <w:noProof/>
-          <w:lang w:bidi="pt-PT"/>
-        </w:rPr>
-        <w:sectPr>
-          <w:footerReference w:type="even" r:id="rId12"/>
-          <w:footerReference w:type="default" r:id="rId13"/>
-          <w:headerReference w:type="first" r:id="rId14"/>
-          <w:headerReference w:type="default" r:id="rId39"/>
-          <w:pgSz w:w="11906" w:h="16838" w:code="9"/>
-          <w:pgMar w:top="1440" w:right="1440" w:bottom="1440" w:left="1440" w:header="289" w:footer="720" w:gutter="0"/>
-          <w:pgNumType w:start="0"/>
-          <w:cols w:space="720"/>
-          <w:titlePg/>
-          <w:docGrid w:linePitch="360"/>
-        </w:sectPr>
-      </w:pPr>
-    </w:p>
-    <w:p>
-      <w:pPr>
-        <w:rPr>
-          <w:noProof/>
-          <w:lang w:bidi="pt-PT"/>
-        </w:rPr>
-      </w:pPr>
-    </w:p>
-    <w:p>
-      <w:pPr>
-        <w:rPr>
-          <w:noProof/>
-        </w:rPr>
-      </w:pPr>
-      <w:r>
-        <w:rPr>
-          <w:noProof/>
-          <w:lang w:bidi="pt-PT"/>
-        </w:rPr>
         <w:t xml:space="preserve">Para praticar a utilização das funcionalidades do Word, esteja atento ao texto a vermelho </w:t>
       </w:r>
       <w:r>
         <w:rPr>
           <w:rStyle w:val="nfase"/>
-          <w:noProof/>
-          <w:lang w:bidi="pt-PT"/>
         </w:rPr>
-        <w:t>Experimente</w:t>
+        <w:t>Já experimentei</w:t>
       </w:r>
       <w:r>
         <w:rPr>
-          <w:noProof/>
-          <w:lang w:bidi="pt-PT"/>
+          <w:color w:val="FF0000" w:themeColor="accent2"/>
         </w:rPr>
-        <w:t xml:space="preserve"> neste documento.</w:t>
+        <w:t xml:space="preserve"> </w:t>
       </w:r>
-    </w:p>
-    <w:p>
-      <w:pPr>
-        <w:spacing w:before="100" w:after="160"/>
-        <w:ind w:left="200" w:right="200"/>
-        <w:shd w:fill="EAF2F8"/>
-      </w:pPr>
       <w:r>
-        <w:rPr>
-          <w:b/>
-          <w:color w:val="2F5496"/>
-          <w:sz w:val="18"/>
-        </w:rPr>
-        <w:t>Nota sobre atalhos: alguns comandos também podem ser executados através de atalhos de teclado. Para consultar o atalho disponível na versão instalada, coloque o ponteiro do rato sobre o respetivo botão do comando.</w:t>
+        <w:t>neste documento.</w:t>
       </w:r>
     </w:p>
     <w:tbl>
@@ -265,23 +135,18 @@
         <w:tc>
           <w:tcPr>
             <w:tcW w:w="5310" w:type="dxa"/>
+            <w:vAlign w:val="center"/>
           </w:tcPr>
           <w:p>
-            <w:pPr>
+            <w:r>
               <w:rPr>
                 <w:noProof/>
               </w:rPr>
-            </w:pPr>
-            <w:r>
-              <w:rPr>
-                <w:noProof/>
-                <w:lang w:eastAsia="pt-PT"/>
-              </w:rPr>
               <w:drawing>
-                <wp:inline distT="0" distB="0" distL="0" distR="0" wp14:anchorId="5F5281B2" wp14:editId="7B467E06">
-                  <wp:extent cx="3346704" cy="1882521"/>
-                  <wp:effectExtent l="0" t="0" r="6350" b="3810"/>
-                  <wp:docPr id="5" name="Vídeo 5" descr="Bem-vindo ao vídeo do Word"/>
+                <wp:inline distT="0" distB="0" distL="0" distR="0" wp14:anchorId="5F5281B2" wp14:editId="63B62781">
+                  <wp:extent cx="3179101" cy="1788018"/>
+                  <wp:effectExtent l="0" t="0" r="0" b="0"/>
+                  <wp:docPr id="2" name="Vídeo 5" descr="Bem-vindo ao vídeo do Word"/>
                   <wp:cNvGraphicFramePr>
                     <a:graphicFrameLocks xmlns:a="http://schemas.openxmlformats.org/drawingml/2006/main" noChangeAspect="1"/>
                   </wp:cNvGraphicFramePr>
@@ -289,11 +154,17 @@
                     <a:graphicData uri="http://schemas.openxmlformats.org/drawingml/2006/picture">
                       <pic:pic xmlns:pic="http://schemas.openxmlformats.org/drawingml/2006/picture">
                         <pic:nvPicPr>
-                          <pic:cNvPr id="5" name=""/>
+                          <pic:cNvPr id="0" name="Vídeo 5"/>
                           <pic:cNvPicPr/>
                         </pic:nvPicPr>
                         <pic:blipFill>
-                          <a:blip r:embed="rId15"/>
+                          <a:blip r:embed="rId12">
+                            <a:extLst>
+                              <a:ext uri="{28A0092B-C50C-407E-A947-70E740481C1C}">
+                                <a14:useLocalDpi xmlns:a14="http://schemas.microsoft.com/office/drawing/2010/main" val="0"/>
+                              </a:ext>
+                            </a:extLst>
+                          </a:blip>
                           <a:stretch>
                             <a:fillRect/>
                           </a:stretch>
@@ -301,7 +172,7 @@
                         <pic:spPr>
                           <a:xfrm>
                             <a:off x="0" y="0"/>
-                            <a:ext cx="3346704" cy="1882521"/>
+                            <a:ext cx="3179101" cy="1788018"/>
                           </a:xfrm>
                           <a:prstGeom prst="rect">
                             <a:avLst/>
@@ -323,41 +194,24 @@
             </w:tcMar>
           </w:tcPr>
           <w:p>
-            <w:pPr>
-              <w:rPr>
-                <w:noProof/>
-              </w:rPr>
-            </w:pPr>
             <w:r>
               <w:rPr>
                 <w:rStyle w:val="Forte"/>
-                <w:noProof/>
-                <w:lang w:bidi="pt-PT"/>
               </w:rPr>
-              <w:t>Para poupar tempo:</w:t>
+              <w:t>Para poupar tempo</w:t>
             </w:r>
             <w:r>
-              <w:rPr>
-                <w:noProof/>
-                <w:lang w:bidi="pt-PT"/>
-              </w:rPr>
-              <w:t xml:space="preserve"> Se só tiver um minuto e quiser ver como funciona, veja este vídeo: </w:t>
+              <w:t xml:space="preserve">: Se só tiver um minuto e quiser ver como funciona, veja este vídeo: </w:t>
             </w:r>
-            <w:hyperlink r:id="rId16" w:history="1">
+            <w:hyperlink r:id="rId13">
               <w:r>
                 <w:rPr>
                   <w:rStyle w:val="Hiperligao"/>
-                  <w:noProof/>
-                  <w:lang w:bidi="pt-PT"/>
                 </w:rPr>
                 <w:t>Bem-vindo ao Word</w:t>
               </w:r>
             </w:hyperlink>
             <w:r>
-              <w:rPr>
-                <w:noProof/>
-                <w:lang w:bidi="pt-PT"/>
-              </w:rPr>
               <w:t>.</w:t>
             </w:r>
           </w:p>
@@ -367,134 +221,96 @@
     <w:p>
       <w:pPr>
         <w:pStyle w:val="Ttulo1"/>
-        <w:rPr>
-          <w:noProof/>
-        </w:rPr>
       </w:pPr>
       <w:r>
-        <w:rPr>
-          <w:noProof/>
-          <w:lang w:bidi="pt-PT"/>
-        </w:rPr>
         <w:t>Seja eloquente com uma pequena ajuda</w:t>
       </w:r>
     </w:p>
     <w:p>
-      <w:pPr>
-        <w:rPr>
-          <w:noProof/>
-        </w:rPr>
-      </w:pPr>
       <w:r>
-        <w:rPr>
-          <w:noProof/>
-          <w:lang w:bidi="pt-PT"/>
-        </w:rPr>
         <w:t>O Word verifica a ortografia e a gramática automaticamente e marca as palavras erradas com um sublinhado vermelho e ondulante. Os erros gramaticais são apresentados com um sublinhado duplo azul.</w:t>
       </w:r>
     </w:p>
     <w:p>
-      <w:pPr>
-        <w:rPr>
-          <w:noProof/>
-        </w:rPr>
-      </w:pPr>
       <w:r>
         <w:rPr>
           <w:rStyle w:val="nfase"/>
-          <w:noProof/>
-          <w:lang w:bidi="pt-PT"/>
         </w:rPr>
-        <w:t>Experimente:</w:t>
+        <w:t>Já experimentei</w:t>
       </w:r>
       <w:r>
-        <w:rPr>
-          <w:noProof/>
-          <w:lang w:bidi="pt-PT"/>
-        </w:rPr>
-        <w:t xml:space="preserve"> coloque o cursor no final deste parágrafo e prima Enter para começar um novo parágrafo. Escreva uma frase com alguns erros ortográficos e gramaticais e prima Enter para finalizar o parágrafo. </w:t>
+        <w:t xml:space="preserve">: coloque o cursor no final deste parágrafo e prima Enter para começar um novo parágrafo. Escreva uma frase com alguns erros ortográficos e gramaticais e prima Enter para finalizar o parágrafo. </w:t>
       </w:r>
     </w:p>
     <w:p>
       <w:pPr>
-        <w:rPr>
-          <w:noProof/>
-        </w:rPr>
+        <w:ind w:firstLine="720"/>
       </w:pPr>
       <w:r>
-        <w:rPr>
-          <w:noProof/>
-          <w:lang w:bidi="pt-PT"/>
-        </w:rPr>
-        <w:t>Selecione Rever → Editor para analisar as sugestões de ortografia e gramática. Também pode clicar com o botão direito do rato no texto assinalado e escolher uma sugestão adequada.</w:t>
+        <w:t>Escr</w:t>
+      </w:r>
+      <w:r>
+        <w:t>ita de</w:t>
+      </w:r>
+      <w:r>
+        <w:t xml:space="preserve"> </w:t>
+      </w:r>
+      <w:r>
+        <w:t>qualquer</w:t>
+      </w:r>
+      <w:r>
+        <w:t xml:space="preserve"> coisa muito </w:t>
+      </w:r>
+      <w:r>
+        <w:t>rápido</w:t>
+      </w:r>
+      <w:r>
+        <w:t xml:space="preserve"> e com erros.</w:t>
+      </w:r>
+    </w:p>
+    <w:p>
+      <w:r>
+        <w:t xml:space="preserve">Clique com o botão direito do rato no texto marcado com sublinhados </w:t>
+      </w:r>
+      <w:r>
+        <w:t>Desktop -</w:t>
+      </w:r>
+      <w:r>
+        <w:t xml:space="preserve"> prima F7. Selecione uma sugestão para corrigir os erros.</w:t>
       </w:r>
     </w:p>
     <w:p>
       <w:pPr>
-        <w:pStyle w:val="CarterdeTtulo1QuebradePgina"/>
-        <w:rPr>
-          <w:noProof/>
-        </w:rPr>
+        <w:pStyle w:val="Ttulo1"/>
       </w:pPr>
       <w:r>
-        <w:rPr>
-          <w:noProof/>
-          <w:lang w:bidi="pt-PT"/>
-        </w:rPr>
         <w:lastRenderedPageBreak/>
         <w:t>Conte com o Word para contar as suas palavras</w:t>
       </w:r>
     </w:p>
     <w:p>
-      <w:pPr>
-        <w:keepNext/>
-        <w:rPr>
-          <w:noProof/>
-        </w:rPr>
-      </w:pPr>
       <w:r>
         <w:rPr>
           <w:rStyle w:val="nfase"/>
-          <w:noProof/>
-          <w:lang w:bidi="pt-PT"/>
         </w:rPr>
-        <w:t>Experimente:</w:t>
+        <w:t>Já experimentei</w:t>
       </w:r>
       <w:r>
-        <w:rPr>
-          <w:noProof/>
-          <w:lang w:bidi="pt-PT"/>
-        </w:rPr>
-        <w:t xml:space="preserve"> prima a tecla Enter depois desta linha e escreva algumas palavras.</w:t>
+        <w:t>: prima a tecla Enter depois desta linha e escreva algumas palavras.</w:t>
       </w:r>
     </w:p>
     <w:p>
-      <w:pPr>
-        <w:rPr>
-          <w:noProof/>
-        </w:rPr>
-      </w:pPr>
       <w:r>
-        <w:rPr>
-          <w:noProof/>
-          <w:lang w:bidi="pt-PT"/>
-        </w:rPr>
         <w:t>A barra de estado na parte inferior da janela faz uma contagem contínua do número de palavras no documento.</w:t>
       </w:r>
     </w:p>
     <w:p>
-      <w:pPr>
+      <w:r>
         <w:rPr>
           <w:noProof/>
         </w:rPr>
-      </w:pPr>
-      <w:r>
-        <w:rPr>
-          <w:noProof/>
-          <w:lang w:eastAsia="pt-PT"/>
-        </w:rPr>
         <w:drawing>
-          <wp:inline distT="0" distB="0" distL="0" distR="0" wp14:anchorId="5A5DAFC1" wp14:editId="572C5774">
+          <wp:inline distT="0" distB="0" distL="0" distR="0" wp14:anchorId="5A5DAFC1" wp14:editId="00ADB916">
             <wp:extent cx="1722602" cy="208800"/>
             <wp:effectExtent l="19050" t="19050" r="11430" b="20320"/>
             <wp:docPr id="30" name="Imagem 30" descr="Exemplo da contagem de palavras apresentada na barra de estado"/>
@@ -505,13 +321,11 @@
               <a:graphicData uri="http://schemas.openxmlformats.org/drawingml/2006/picture">
                 <pic:pic xmlns:pic="http://schemas.openxmlformats.org/drawingml/2006/picture">
                   <pic:nvPicPr>
-                    <pic:cNvPr id="0" name="Imagem 6"/>
-                    <pic:cNvPicPr>
-                      <a:picLocks noChangeAspect="1" noChangeArrowheads="1"/>
-                    </pic:cNvPicPr>
+                    <pic:cNvPr id="0" name="Imagem 30"/>
+                    <pic:cNvPicPr/>
                   </pic:nvPicPr>
                   <pic:blipFill>
-                    <a:blip r:embed="rId17">
+                    <a:blip r:embed="rId14">
                       <a:extLst>
                         <a:ext uri="{28A0092B-C50C-407E-A947-70E740481C1C}">
                           <a14:useLocalDpi xmlns:a14="http://schemas.microsoft.com/office/drawing/2010/main" val="0"/>
@@ -522,7 +336,7 @@
                       <a:fillRect/>
                     </a:stretch>
                   </pic:blipFill>
-                  <pic:spPr bwMode="auto">
+                  <pic:spPr>
                     <a:xfrm>
                       <a:off x="0" y="0"/>
                       <a:ext cx="1722602" cy="208800"/>
@@ -530,12 +344,9 @@
                     <a:prstGeom prst="rect">
                       <a:avLst/>
                     </a:prstGeom>
-                    <a:noFill/>
                     <a:ln w="3175">
                       <a:solidFill>
-                        <a:schemeClr val="accent1">
-                          <a:lumMod val="50000"/>
-                        </a:schemeClr>
+                        <a:srgbClr val="ADCCEA"/>
                       </a:solidFill>
                     </a:ln>
                   </pic:spPr>
@@ -545,52 +356,33 @@
           </wp:inline>
         </w:drawing>
       </w:r>
+      <w:r>
+        <w:t xml:space="preserve"> </w:t>
+      </w:r>
     </w:p>
     <w:p>
       <w:pPr>
         <w:pStyle w:val="Ttulo1"/>
-        <w:rPr>
-          <w:noProof/>
-        </w:rPr>
       </w:pPr>
       <w:r>
-        <w:rPr>
-          <w:noProof/>
-          <w:lang w:bidi="pt-PT"/>
-        </w:rPr>
         <w:t>Guarde o documento para mais tarde e aceda ao mesmo onde quiser</w:t>
       </w:r>
     </w:p>
     <w:p>
-      <w:pPr>
-        <w:rPr>
-          <w:noProof/>
-        </w:rPr>
-      </w:pPr>
       <w:r>
-        <w:rPr>
-          <w:noProof/>
-          <w:lang w:bidi="pt-PT"/>
-        </w:rPr>
         <w:t>Ao guardar este documento no OneDrive, poderá abri-lo em qualquer lugar: a partir do seu computador, tablet ou telemóvel. As suas alterações serão guardadas automaticamente.</w:t>
       </w:r>
     </w:p>
     <w:p>
-      <w:pPr>
-        <w:rPr>
-          <w:noProof/>
-        </w:rPr>
-      </w:pPr>
       <w:r>
         <w:rPr>
           <w:noProof/>
-          <w:lang w:eastAsia="pt-PT"/>
         </w:rPr>
         <w:drawing>
           <wp:inline distT="0" distB="0" distL="0" distR="0" wp14:anchorId="5B23DCE6" wp14:editId="09DE42A4">
             <wp:extent cx="5678296" cy="2583625"/>
             <wp:effectExtent l="19050" t="19050" r="17780" b="26670"/>
-            <wp:docPr id="2" name="Imagem 2" descr="Exemplo da opção Guardar Como no OneDrive"/>
+            <wp:docPr id="1522512610" name="Imagem 2" descr="Exemplo da opção Guardar Como no OneDrive"/>
             <wp:cNvGraphicFramePr>
               <a:graphicFrameLocks xmlns:a="http://schemas.openxmlformats.org/drawingml/2006/main" noChangeAspect="1"/>
             </wp:cNvGraphicFramePr>
@@ -602,7 +394,7 @@
                     <pic:cNvPicPr/>
                   </pic:nvPicPr>
                   <pic:blipFill>
-                    <a:blip r:embed="rId18">
+                    <a:blip r:embed="rId15">
                       <a:extLst>
                         <a:ext uri="{28A0092B-C50C-407E-A947-70E740481C1C}">
                           <a14:useLocalDpi xmlns:a14="http://schemas.microsoft.com/office/drawing/2010/main" val="0"/>
@@ -637,187 +429,121 @@
       </w:r>
     </w:p>
     <w:p>
-      <w:pPr>
-        <w:rPr>
-          <w:noProof/>
-        </w:rPr>
-      </w:pPr>
       <w:r>
         <w:rPr>
           <w:rStyle w:val="nfase"/>
-          <w:noProof/>
-          <w:lang w:bidi="pt-PT"/>
         </w:rPr>
-        <w:t>Experimente:</w:t>
+        <w:t>Já experimentei</w:t>
       </w:r>
       <w:r>
-        <w:rPr>
-          <w:noProof/>
-          <w:lang w:bidi="pt-PT"/>
-        </w:rPr>
-        <w:t xml:space="preserve"> selecione </w:t>
+        <w:t xml:space="preserve">: selecione </w:t>
       </w:r>
       <w:r>
         <w:rPr>
           <w:rStyle w:val="Forte"/>
-          <w:noProof/>
-          <w:lang w:bidi="pt-PT"/>
         </w:rPr>
-        <w:t>Ficheiro</w:t>
+        <w:t>Ficheiro &gt; Guardar Como</w:t>
       </w:r>
       <w:r>
-        <w:rPr>
-          <w:noProof/>
-          <w:lang w:bidi="pt-PT"/>
-        </w:rPr>
-        <w:t xml:space="preserve"> &gt; </w:t>
+        <w:t xml:space="preserve"> e, em seguida, selecione o OneDrive e atribua um nome a este documento.</w:t>
+      </w:r>
+      <w:r>
+        <w:br/>
+      </w:r>
+      <w:r>
+        <w:t>Versão Web:</w:t>
+      </w:r>
+      <w:r>
+        <w:t xml:space="preserve"> </w:t>
       </w:r>
       <w:r>
         <w:rPr>
           <w:rStyle w:val="Forte"/>
-          <w:noProof/>
-          <w:lang w:bidi="pt-PT"/>
         </w:rPr>
-        <w:t>Guardar Como</w:t>
+        <w:t>Ficheiro &gt; Criar uma cópia online</w:t>
+      </w:r>
+    </w:p>
+    <w:p>
+      <w:r>
+        <w:t xml:space="preserve">Se iniciar </w:t>
       </w:r>
       <w:r>
-        <w:rPr>
-          <w:noProof/>
-          <w:lang w:bidi="pt-PT"/>
-        </w:rPr>
-        <w:t xml:space="preserve"> e, em seguida, selecione o OneDrive e atribua um nome a este documento.</w:t>
+        <w:t xml:space="preserve">a mesma </w:t>
+      </w:r>
+      <w:r>
+        <w:t>sessão no Office 365 noutro dispositivo, este documento estará na sua lista de ficheiros recentes. Pode recomeçar a partir de onde ficou, mesmo que deixe o documento aberto no computador que está a utilizar neste momento.</w:t>
       </w:r>
     </w:p>
     <w:p>
       <w:pPr>
-        <w:rPr>
-          <w:noProof/>
-        </w:rPr>
+        <w:pStyle w:val="Ttulo1"/>
       </w:pPr>
       <w:r>
-        <w:rPr>
-          <w:noProof/>
-          <w:lang w:bidi="pt-PT"/>
-        </w:rPr>
-        <w:t>Se iniciar sessão no Microsoft 365 noutro dispositivo, este documento estará na sua lista de ficheiros recentes. Pode recomeçar a partir de onde ficou, mesmo que deixe o documento aberto no computador que está a utilizar neste momento.</w:t>
-      </w:r>
-    </w:p>
-    <w:p>
-      <w:pPr>
-        <w:pStyle w:val="CarterdeTtulo1QuebradePgina"/>
-        <w:rPr>
-          <w:noProof/>
-        </w:rPr>
-      </w:pPr>
-      <w:r>
-        <w:rPr>
-          <w:noProof/>
-          <w:lang w:bidi="pt-PT"/>
-        </w:rPr>
         <w:lastRenderedPageBreak/>
         <w:t>Partilhe e colabore</w:t>
       </w:r>
     </w:p>
     <w:p>
-      <w:pPr>
-        <w:rPr>
-          <w:noProof/>
-        </w:rPr>
-      </w:pPr>
       <w:r>
-        <w:rPr>
-          <w:noProof/>
-          <w:lang w:bidi="pt-PT"/>
-        </w:rPr>
         <w:t>Com este documento guardado no OneDrive, pode partilhá-lo com outras pessoas. Essas pessoas nem precisam de ter o Word para o abrir.</w:t>
       </w:r>
     </w:p>
     <w:p>
-      <w:pPr>
-        <w:rPr>
-          <w:noProof/>
-        </w:rPr>
-      </w:pPr>
       <w:r>
         <w:rPr>
           <w:rStyle w:val="nfase"/>
-          <w:noProof/>
-          <w:lang w:bidi="pt-PT"/>
         </w:rPr>
-        <w:t>Experimente: selecione Partilhar, defina quem pode aceder ao documento e envie ou copie a ligação.</w:t>
+        <w:t>Já experimentei</w:t>
       </w:r>
       <w:r>
         <w:rPr>
-          <w:noProof/>
-          <w:lang w:bidi="pt-PT"/>
+          <w:rStyle w:val="nfase"/>
         </w:rPr>
+        <w:t>:</w:t>
+      </w:r>
+      <w:r>
+        <w:t xml:space="preserve"> Selecione </w:t>
       </w:r>
       <w:r>
         <w:rPr>
           <w:rStyle w:val="Forte"/>
-          <w:noProof/>
-          <w:lang w:bidi="pt-PT"/>
         </w:rPr>
+        <w:t>Partilhar</w:t>
+      </w:r>
+      <w:r>
+        <w:t xml:space="preserve"> e envie uma ligação para este documento (</w:t>
       </w:r>
       <w:r>
         <w:rPr>
-          <w:noProof/>
-          <w:lang w:bidi="pt-PT"/>
+          <w:rStyle w:val="Verso"/>
         </w:rPr>
+        <w:t>Desktop</w:t>
       </w:r>
       <w:r>
-        <w:rPr>
-          <w:noProof/>
-          <w:lang w:bidi="pt-PT"/>
-        </w:rPr>
+        <w:t xml:space="preserve"> -&gt; </w:t>
       </w:r>
       <w:r>
-        <w:rPr>
-          <w:noProof/>
-          <w:lang w:bidi="pt-PT"/>
-        </w:rPr>
+        <w:t>atalho de teclado: prima Alt+F+</w:t>
+      </w:r>
+      <w:r>
+        <w:t>Y2</w:t>
+      </w:r>
+      <w:r>
+        <w:t xml:space="preserve"> ou Alt+Z+S).</w:t>
       </w:r>
     </w:p>
     <w:p>
-      <w:pPr>
-        <w:rPr>
-          <w:noProof/>
-        </w:rPr>
-      </w:pPr>
       <w:r>
-        <w:rPr>
-          <w:noProof/>
-          <w:lang w:bidi="pt-PT"/>
-        </w:rPr>
         <w:t>Pode enviar a ligação escrevendo o endereço de e-mail de uma pessoa ou copiando a ligação e colando-a numa mensagem ou conversa. Se quiser que a pessoa leia o documento mas não o edite, configure a permissão dessa pessoa para que apenas possa ver.</w:t>
       </w:r>
     </w:p>
     <w:p>
       <w:pPr>
-        <w:rPr>
-          <w:noProof/>
-        </w:rPr>
-      </w:pPr>
-      <w:r>
-        <w:rPr>
-          <w:noProof/>
-          <w:lang w:bidi="pt-PT"/>
-        </w:rPr>
-        <w:t>Se a pessoa não tiver o Word, o documento será aberto no browser, no Word para a Web.</w:t>
-      </w:r>
-    </w:p>
-    <w:p>
-      <w:pPr>
-        <w:pStyle w:val="Ttulo1"/>
-        <w:rPr>
-          <w:noProof/>
-          <w:lang w:bidi="pt-PT"/>
-        </w:rPr>
+        <w:spacing w:line="240" w:lineRule="auto"/>
         <w:sectPr>
-          <w:footerReference w:type="default" r:id="rId19"/>
           <w:pgSz w:w="11906" w:h="16838" w:code="9"/>
           <w:pgMar w:top="1440" w:right="1440" w:bottom="1440" w:left="1440" w:header="288" w:footer="720" w:gutter="0"/>
-          <w:pgNumType w:start="1"/>
+          <w:pgNumType w:start="0"/>
           <w:cols w:space="720"/>
           <w:docGrid w:linePitch="360"/>
         </w:sectPr>
@@ -825,38 +551,379 @@
     </w:p>
     <w:p>
       <w:pPr>
-        <w:pStyle w:val="Ttulo1"/>
+        <w:spacing w:line="240" w:lineRule="auto"/>
         <w:rPr>
-          <w:noProof/>
+          <w:sz w:val="20"/>
+          <w:szCs w:val="20"/>
         </w:rPr>
       </w:pPr>
       <w:r>
         <w:rPr>
-          <w:noProof/>
-          <w:lang w:bidi="pt-PT"/>
+          <w:sz w:val="20"/>
+          <w:szCs w:val="20"/>
         </w:rPr>
+        <w:t>Mónica Silva</w:t>
+      </w:r>
+    </w:p>
+    <w:p>
+      <w:pPr>
+        <w:spacing w:line="240" w:lineRule="auto"/>
+        <w:rPr>
+          <w:sz w:val="20"/>
+          <w:szCs w:val="20"/>
+        </w:rPr>
+      </w:pPr>
+      <w:r>
+        <w:rPr>
+          <w:sz w:val="20"/>
+          <w:szCs w:val="20"/>
+        </w:rPr>
+        <w:t>Sandra Llorente</w:t>
+      </w:r>
+    </w:p>
+    <w:p>
+      <w:pPr>
+        <w:spacing w:line="240" w:lineRule="auto"/>
+        <w:rPr>
+          <w:sz w:val="20"/>
+          <w:szCs w:val="20"/>
+        </w:rPr>
+      </w:pPr>
+      <w:r>
+        <w:rPr>
+          <w:sz w:val="20"/>
+          <w:szCs w:val="20"/>
+        </w:rPr>
+        <w:t>Vera Pereira</w:t>
+      </w:r>
+    </w:p>
+    <w:p>
+      <w:pPr>
+        <w:spacing w:line="240" w:lineRule="auto"/>
+        <w:rPr>
+          <w:sz w:val="20"/>
+          <w:szCs w:val="20"/>
+        </w:rPr>
+      </w:pPr>
+      <w:r>
+        <w:rPr>
+          <w:sz w:val="20"/>
+          <w:szCs w:val="20"/>
+        </w:rPr>
+        <w:t xml:space="preserve">Pedro Sousa </w:t>
+      </w:r>
+    </w:p>
+    <w:p>
+      <w:pPr>
+        <w:spacing w:line="240" w:lineRule="auto"/>
+        <w:rPr>
+          <w:b/>
+          <w:bCs/>
+          <w:color w:val="FF6666" w:themeColor="accent2" w:themeTint="99"/>
+          <w:sz w:val="20"/>
+          <w:szCs w:val="20"/>
+        </w:rPr>
+      </w:pPr>
+      <w:r>
+        <w:rPr>
+          <w:sz w:val="20"/>
+          <w:szCs w:val="20"/>
+        </w:rPr>
+        <w:t>Isabel Aranha</w:t>
+      </w:r>
+    </w:p>
+    <w:p>
+      <w:pPr>
+        <w:spacing w:line="240" w:lineRule="auto"/>
+        <w:rPr>
+          <w:sz w:val="20"/>
+          <w:szCs w:val="20"/>
+        </w:rPr>
+      </w:pPr>
+      <w:r>
+        <w:rPr>
+          <w:sz w:val="20"/>
+          <w:szCs w:val="20"/>
+        </w:rPr>
+        <w:t>Liliana Almeida</w:t>
+      </w:r>
+    </w:p>
+    <w:p>
+      <w:pPr>
+        <w:spacing w:line="240" w:lineRule="auto"/>
+        <w:rPr>
+          <w:sz w:val="20"/>
+          <w:szCs w:val="20"/>
+        </w:rPr>
+      </w:pPr>
+      <w:r>
+        <w:rPr>
+          <w:sz w:val="20"/>
+          <w:szCs w:val="20"/>
+        </w:rPr>
+        <w:t>Ana Rita Costa</w:t>
+      </w:r>
+    </w:p>
+    <w:p>
+      <w:pPr>
+        <w:spacing w:line="240" w:lineRule="auto"/>
+        <w:rPr>
+          <w:sz w:val="20"/>
+          <w:szCs w:val="20"/>
+        </w:rPr>
+      </w:pPr>
+      <w:r>
+        <w:rPr>
+          <w:i/>
+          <w:iCs/>
+          <w:color w:val="2B579A" w:themeColor="accent5"/>
+          <w:sz w:val="20"/>
+          <w:szCs w:val="20"/>
+        </w:rPr>
+        <w:t>Ana Fidalgo</w:t>
+      </w:r>
+    </w:p>
+    <w:p>
+      <w:pPr>
+        <w:spacing w:line="240" w:lineRule="auto"/>
+        <w:rPr>
+          <w:color w:val="2B579A" w:themeColor="accent5"/>
+          <w:sz w:val="20"/>
+          <w:szCs w:val="20"/>
+        </w:rPr>
+      </w:pPr>
+      <w:r>
+        <w:rPr>
+          <w:rFonts w:ascii="Times New Roman" w:eastAsia="Times New Roman" w:hAnsi="Times New Roman" w:cs="Times New Roman"/>
+          <w:b/>
+          <w:bCs/>
+          <w:color w:val="2B579A" w:themeColor="accent5"/>
+          <w:sz w:val="20"/>
+          <w:szCs w:val="20"/>
+        </w:rPr>
+        <w:t>Tânia Alves</w:t>
+      </w:r>
+    </w:p>
+    <w:p>
+      <w:pPr>
+        <w:spacing w:line="240" w:lineRule="auto"/>
+        <w:rPr>
+          <w:rFonts w:ascii="Times New Roman" w:eastAsia="Times New Roman" w:hAnsi="Times New Roman" w:cs="Times New Roman"/>
+          <w:b/>
+          <w:bCs/>
+          <w:color w:val="2B579A" w:themeColor="accent5"/>
+          <w:sz w:val="20"/>
+          <w:szCs w:val="20"/>
+        </w:rPr>
+      </w:pPr>
+      <w:r>
+        <w:rPr>
+          <w:color w:val="2B579A" w:themeColor="accent5"/>
+          <w:sz w:val="20"/>
+          <w:szCs w:val="20"/>
+        </w:rPr>
+        <w:t>Filipa Gomes</w:t>
+      </w:r>
+    </w:p>
+    <w:p>
+      <w:pPr>
+        <w:spacing w:line="240" w:lineRule="auto"/>
+        <w:rPr>
+          <w:color w:val="2B579A" w:themeColor="accent5"/>
+          <w:sz w:val="20"/>
+          <w:szCs w:val="20"/>
+        </w:rPr>
+      </w:pPr>
+      <w:r>
+        <w:rPr>
+          <w:sz w:val="20"/>
+          <w:szCs w:val="20"/>
+        </w:rPr>
+        <w:t>Sónia Barros</w:t>
+      </w:r>
+    </w:p>
+    <w:p>
+      <w:pPr>
+        <w:spacing w:line="240" w:lineRule="auto"/>
+        <w:rPr>
+          <w:sz w:val="20"/>
+          <w:szCs w:val="20"/>
+        </w:rPr>
+      </w:pPr>
+      <w:r>
+        <w:rPr>
+          <w:sz w:val="20"/>
+          <w:szCs w:val="20"/>
+        </w:rPr>
+        <w:t>Susana Patrício</w:t>
+      </w:r>
+    </w:p>
+    <w:p>
+      <w:pPr>
+        <w:spacing w:line="240" w:lineRule="auto"/>
+        <w:rPr>
+          <w:sz w:val="20"/>
+          <w:szCs w:val="20"/>
+        </w:rPr>
+      </w:pPr>
+      <w:r>
+        <w:rPr>
+          <w:sz w:val="20"/>
+          <w:szCs w:val="20"/>
+        </w:rPr>
+        <w:t>Marcos Silva</w:t>
+      </w:r>
+    </w:p>
+    <w:p>
+      <w:pPr>
+        <w:spacing w:line="240" w:lineRule="auto"/>
+        <w:rPr>
+          <w:sz w:val="20"/>
+          <w:szCs w:val="20"/>
+        </w:rPr>
+      </w:pPr>
+      <w:r>
+        <w:rPr>
+          <w:sz w:val="20"/>
+          <w:szCs w:val="20"/>
+        </w:rPr>
+        <w:t>Anabela Domingos</w:t>
+      </w:r>
+    </w:p>
+    <w:p>
+      <w:pPr>
+        <w:spacing w:line="240" w:lineRule="auto"/>
+        <w:rPr>
+          <w:sz w:val="20"/>
+          <w:szCs w:val="20"/>
+        </w:rPr>
+      </w:pPr>
+      <w:r>
+        <w:rPr>
+          <w:b/>
+          <w:bCs/>
+          <w:color w:val="FF6666" w:themeColor="accent2" w:themeTint="99"/>
+          <w:sz w:val="20"/>
+          <w:szCs w:val="20"/>
+        </w:rPr>
+        <w:t>Raquel Rodrigues</w:t>
+      </w:r>
+    </w:p>
+    <w:p>
+      <w:pPr>
+        <w:spacing w:line="240" w:lineRule="auto"/>
+        <w:rPr>
+          <w:sz w:val="20"/>
+          <w:szCs w:val="20"/>
+        </w:rPr>
+      </w:pPr>
+      <w:r>
+        <w:rPr>
+          <w:sz w:val="20"/>
+          <w:szCs w:val="20"/>
+        </w:rPr>
+        <w:t>Pedro Ribeiro</w:t>
+      </w:r>
+    </w:p>
+    <w:p>
+      <w:pPr>
+        <w:spacing w:line="240" w:lineRule="auto"/>
+        <w:rPr>
+          <w:sz w:val="20"/>
+          <w:szCs w:val="20"/>
+        </w:rPr>
+      </w:pPr>
+      <w:r>
+        <w:rPr>
+          <w:sz w:val="20"/>
+          <w:szCs w:val="20"/>
+        </w:rPr>
+        <w:t>Gil</w:t>
+      </w:r>
+    </w:p>
+    <w:p>
+      <w:pPr>
+        <w:spacing w:line="240" w:lineRule="auto"/>
+        <w:rPr>
+          <w:sz w:val="20"/>
+          <w:szCs w:val="20"/>
+        </w:rPr>
+      </w:pPr>
+      <w:r>
+        <w:rPr>
+          <w:sz w:val="20"/>
+          <w:szCs w:val="20"/>
+        </w:rPr>
+        <w:t>Olga Pereira</w:t>
+      </w:r>
+    </w:p>
+    <w:p>
+      <w:pPr>
+        <w:spacing w:line="240" w:lineRule="auto"/>
+        <w:rPr>
+          <w:sz w:val="20"/>
+          <w:szCs w:val="20"/>
+        </w:rPr>
+      </w:pPr>
+      <w:r>
+        <w:rPr>
+          <w:sz w:val="20"/>
+          <w:szCs w:val="20"/>
+        </w:rPr>
+        <w:t>Patricia Afonso</w:t>
+      </w:r>
+    </w:p>
+    <w:p>
+      <w:pPr>
+        <w:sectPr>
+          <w:type w:val="continuous"/>
+          <w:pgSz w:w="11906" w:h="16838" w:code="9"/>
+          <w:pgMar w:top="1440" w:right="1440" w:bottom="1440" w:left="2127" w:header="288" w:footer="720" w:gutter="0"/>
+          <w:pgNumType w:start="0"/>
+          <w:cols w:num="3" w:space="720"/>
+          <w:docGrid w:linePitch="360"/>
+        </w:sectPr>
+      </w:pPr>
+    </w:p>
+    <w:p>
+      <w:r>
+        <w:t>Se a pessoa não tiver o Word, o documento será aberto no browser, no Word Online.</w:t>
+      </w:r>
+    </w:p>
+    <w:p>
+      <w:pPr>
+        <w:rPr>
+          <w:rFonts w:asciiTheme="majorHAnsi" w:eastAsiaTheme="majorEastAsia" w:hAnsiTheme="majorHAnsi" w:cstheme="majorBidi"/>
+          <w:color w:val="3B3838" w:themeColor="background2" w:themeShade="40"/>
+          <w:kern w:val="28"/>
+          <w:sz w:val="52"/>
+          <w:szCs w:val="52"/>
+          <w14:ligatures w14:val="standard"/>
+          <w14:numForm w14:val="oldStyle"/>
+        </w:rPr>
+      </w:pPr>
+      <w:r>
+        <w:br w:type="page"/>
+      </w:r>
+    </w:p>
+    <w:p>
+      <w:pPr>
+        <w:pStyle w:val="Ttulo1"/>
+      </w:pPr>
+      <w:r>
         <w:lastRenderedPageBreak/>
         <w:t>Adicione elementos visuais com imagens da Web</w:t>
       </w:r>
     </w:p>
     <w:p>
-      <w:pPr>
-        <w:keepNext/>
-        <w:spacing w:before="240" w:after="240"/>
-        <w:jc w:val="center"/>
+      <w:r>
         <w:rPr>
           <w:noProof/>
         </w:rPr>
-      </w:pPr>
-      <w:r>
-        <w:rPr>
-          <w:noProof/>
-          <w:lang w:eastAsia="pt-PT"/>
-        </w:rPr>
         <w:drawing>
-          <wp:inline distT="0" distB="0" distL="0" distR="0" wp14:anchorId="2EAF5450" wp14:editId="4C711130">
-            <wp:extent cx="8173780" cy="3540868"/>
-            <wp:effectExtent l="0" t="0" r="0" b="2540"/>
+          <wp:inline distT="0" distB="0" distL="0" distR="0" wp14:anchorId="2EAF5450" wp14:editId="17424686">
+            <wp:extent cx="5743263" cy="2487972"/>
+            <wp:effectExtent l="0" t="0" r="0" b="7620"/>
             <wp:docPr id="4" name="Imagem 4"/>
             <wp:cNvGraphicFramePr>
               <a:graphicFrameLocks xmlns:a="http://schemas.openxmlformats.org/drawingml/2006/main" noChangeAspect="1"/>
@@ -869,7 +936,7 @@
                     <pic:cNvPicPr/>
                   </pic:nvPicPr>
                   <pic:blipFill>
-                    <a:blip r:embed="rId20">
+                    <a:blip r:embed="rId16">
                       <a:extLst>
                         <a:ext uri="{28A0092B-C50C-407E-A947-70E740481C1C}">
                           <a14:useLocalDpi xmlns:a14="http://schemas.microsoft.com/office/drawing/2010/main" val="0"/>
@@ -883,7 +950,7 @@
                   <pic:spPr>
                     <a:xfrm>
                       <a:off x="0" y="0"/>
-                      <a:ext cx="8185472" cy="3545933"/>
+                      <a:ext cx="5743263" cy="2487972"/>
                     </a:xfrm>
                     <a:prstGeom prst="rect">
                       <a:avLst/>
@@ -897,165 +964,97 @@
       </w:r>
     </w:p>
     <w:p>
-      <w:pPr>
-        <w:rPr>
-          <w:noProof/>
-        </w:rPr>
-      </w:pPr>
       <w:r>
-        <w:rPr>
-          <w:noProof/>
-          <w:lang w:bidi="pt-PT"/>
-        </w:rPr>
         <w:t>O Word trabalha com o Bing para lhe dar acesso a milhares de imagens que pode utilizar nos seus documentos.</w:t>
       </w:r>
     </w:p>
     <w:p>
-      <w:pPr>
-        <w:rPr>
-          <w:noProof/>
-        </w:rPr>
-      </w:pPr>
       <w:r>
         <w:rPr>
           <w:rStyle w:val="nfase"/>
-          <w:noProof/>
-          <w:lang w:bidi="pt-PT"/>
         </w:rPr>
-        <w:t>Experimente:</w:t>
+        <w:t>Já experimentei</w:t>
       </w:r>
       <w:r>
-        <w:rPr>
-          <w:noProof/>
-          <w:lang w:bidi="pt-PT"/>
-        </w:rPr>
-        <w:t xml:space="preserve"> prima a tecla Enter depois desta linha para criar uma linha em branco:</w:t>
+        <w:t>: prima a tecla Enter depois desta linha para criar uma linha em branco:</w:t>
       </w:r>
     </w:p>
     <w:p>
       <w:pPr>
         <w:pStyle w:val="Listanumerada"/>
-        <w:numPr>
-          <w:ilvl w:val="0"/>
-          <w:numId w:val="2"/>
-        </w:numPr>
-        <w:rPr>
-          <w:noProof/>
-        </w:rPr>
       </w:pPr>
       <w:r>
-        <w:rPr>
-          <w:noProof/>
-          <w:lang w:bidi="pt-PT"/>
-        </w:rPr>
         <w:t xml:space="preserve">Com o seu cursor no espaço em branco acima, aceda ao separador Inserir, selecione </w:t>
       </w:r>
       <w:r>
         <w:rPr>
           <w:rStyle w:val="Forte"/>
-          <w:noProof/>
-          <w:lang w:bidi="pt-PT"/>
         </w:rPr>
         <w:t>Imagens Online</w:t>
       </w:r>
       <w:r>
-        <w:rPr>
-          <w:noProof/>
-          <w:lang w:bidi="pt-PT"/>
-        </w:rPr>
-        <w:t xml:space="preserve"> e, em seguida, procure algo como </w:t>
+        <w:t xml:space="preserve"> </w:t>
+      </w:r>
+      <w:r>
+        <w:t xml:space="preserve">(Web -&gt; Inserir &gt; Pesquisa na </w:t>
+      </w:r>
+      <w:r>
+        <w:t>Web</w:t>
+      </w:r>
+      <w:r>
+        <w:t>)</w:t>
+      </w:r>
+      <w:r>
+        <w:t xml:space="preserve"> </w:t>
+      </w:r>
+      <w:r>
+        <w:t xml:space="preserve">e, em seguida, procure algo como </w:t>
       </w:r>
       <w:r>
         <w:rPr>
           <w:rStyle w:val="nfaseIntensa"/>
-          <w:noProof/>
-          <w:lang w:bidi="pt-PT"/>
         </w:rPr>
         <w:t>clipart com cachorrinhos</w:t>
       </w:r>
       <w:r>
-        <w:rPr>
-          <w:noProof/>
-          <w:lang w:bidi="pt-PT"/>
-        </w:rPr>
         <w:t>.</w:t>
       </w:r>
     </w:p>
     <w:p>
       <w:pPr>
         <w:pStyle w:val="Listanumerada"/>
-        <w:numPr>
-          <w:ilvl w:val="0"/>
-          <w:numId w:val="1"/>
-        </w:numPr>
-        <w:rPr>
-          <w:noProof/>
-        </w:rPr>
       </w:pPr>
       <w:r>
-        <w:rPr>
-          <w:noProof/>
-          <w:lang w:bidi="pt-PT"/>
-        </w:rPr>
         <w:t xml:space="preserve">Selecione a imagem que pretende e selecione </w:t>
       </w:r>
       <w:r>
         <w:rPr>
           <w:rStyle w:val="Forte"/>
-          <w:noProof/>
-          <w:lang w:bidi="pt-PT"/>
         </w:rPr>
         <w:t>Inserir</w:t>
       </w:r>
       <w:r>
-        <w:rPr>
-          <w:noProof/>
-          <w:lang w:bidi="pt-PT"/>
-        </w:rPr>
         <w:t>.</w:t>
+      </w:r>
+    </w:p>
+    <w:p>
+      <w:r>
+        <w:br w:type="page"/>
       </w:r>
     </w:p>
     <w:p>
       <w:pPr>
         <w:pStyle w:val="Ttulo1"/>
-        <w:rPr>
-          <w:noProof/>
-          <w:lang w:bidi="pt-PT"/>
-        </w:rPr>
-        <w:sectPr>
-          <w:pgSz w:w="16838" w:h="11906" w:orient="landscape" w:code="9"/>
-          <w:pgMar w:top="1440" w:right="1440" w:bottom="1440" w:left="1440" w:header="288" w:footer="720" w:gutter="0"/>
-          <w:cols w:space="720"/>
-          <w:docGrid w:linePitch="360"/>
-        </w:sectPr>
-      </w:pPr>
-    </w:p>
-    <w:p>
-      <w:pPr>
-        <w:pStyle w:val="Ttulo1"/>
-        <w:rPr>
-          <w:noProof/>
-        </w:rPr>
       </w:pPr>
       <w:r>
-        <w:rPr>
-          <w:noProof/>
-          <w:lang w:bidi="pt-PT"/>
-        </w:rPr>
         <w:lastRenderedPageBreak/>
         <w:t>Torne o aspeto do seu texto mais apelativo ao formatá-lo</w:t>
       </w:r>
     </w:p>
     <w:p>
-      <w:pPr>
-        <w:rPr>
-          <w:noProof/>
-        </w:rPr>
-      </w:pPr>
       <w:r>
         <w:rPr>
           <w:noProof/>
-          <w:lang w:eastAsia="pt-PT"/>
         </w:rPr>
         <w:drawing>
           <wp:inline distT="0" distB="0" distL="0" distR="0" wp14:anchorId="649844C4" wp14:editId="4092F4FC">
@@ -1073,7 +1072,7 @@
                     <pic:cNvPicPr/>
                   </pic:nvPicPr>
                   <pic:blipFill>
-                    <a:blip r:embed="rId21">
+                    <a:blip r:embed="rId17">
                       <a:extLst>
                         <a:ext uri="{28A0092B-C50C-407E-A947-70E740481C1C}">
                           <a14:useLocalDpi xmlns:a14="http://schemas.microsoft.com/office/drawing/2010/main" val="0"/>
@@ -1108,75 +1107,43 @@
       </w:r>
     </w:p>
     <w:p>
-      <w:pPr>
-        <w:rPr>
-          <w:noProof/>
-        </w:rPr>
-      </w:pPr>
       <w:r>
-        <w:rPr>
-          <w:noProof/>
-          <w:lang w:bidi="pt-PT"/>
-        </w:rPr>
         <w:t xml:space="preserve">Para formatar o texto, selecione-o e, em seguida, selecione um botão na área </w:t>
       </w:r>
       <w:r>
         <w:rPr>
           <w:rStyle w:val="Forte"/>
-          <w:noProof/>
-          <w:lang w:bidi="pt-PT"/>
         </w:rPr>
         <w:t>Tipo de Letra</w:t>
       </w:r>
       <w:r>
-        <w:rPr>
-          <w:noProof/>
-          <w:lang w:bidi="pt-PT"/>
-        </w:rPr>
         <w:t xml:space="preserve"> ou </w:t>
       </w:r>
       <w:r>
         <w:rPr>
           <w:rStyle w:val="Forte"/>
-          <w:noProof/>
-          <w:lang w:bidi="pt-PT"/>
         </w:rPr>
         <w:t>Parágrafo</w:t>
       </w:r>
       <w:r>
-        <w:rPr>
-          <w:noProof/>
-          <w:lang w:bidi="pt-PT"/>
-        </w:rPr>
         <w:t xml:space="preserve"> no separador Base.</w:t>
       </w:r>
     </w:p>
     <w:p>
-      <w:pPr>
-        <w:rPr>
-          <w:noProof/>
-        </w:rPr>
-      </w:pPr>
       <w:r>
         <w:rPr>
           <w:rStyle w:val="nfase"/>
-          <w:noProof/>
-          <w:lang w:bidi="pt-PT"/>
         </w:rPr>
-        <w:t>Experimente:</w:t>
+        <w:t>Já experimentei</w:t>
       </w:r>
       <w:r>
-        <w:rPr>
-          <w:noProof/>
-          <w:lang w:bidi="pt-PT"/>
-        </w:rPr>
-        <w:t xml:space="preserve"> selecione o texto nas linhas abaixo e escolha as opções de formatação adequadas para que o texto seja um exemplo da formatação descrita:</w:t>
+        <w:t>: selecione o texto nas linhas abaixo e escolha as opções de formatação adequadas para que o texto seja um exemplo da formatação descrita:</w:t>
       </w:r>
     </w:p>
     <w:tbl>
       <w:tblPr>
         <w:tblStyle w:val="TabelacomGrelha"/>
-        <w:tblW w:w="5000" w:type="pct"/>
+        <w:tblW w:w="5132" w:type="pct"/>
         <w:tblBorders>
           <w:top w:val="none" w:sz="0" w:space="0" w:color="auto"/>
           <w:left w:val="none" w:sz="0" w:space="0" w:color="auto"/>
@@ -1194,29 +1161,22 @@
         <w:tblDescription w:val="Tabela de esquema das opções de formatação"/>
       </w:tblPr>
       <w:tblGrid>
-        <w:gridCol w:w="1321"/>
-        <w:gridCol w:w="7705"/>
+        <w:gridCol w:w="1560"/>
+        <w:gridCol w:w="7704"/>
       </w:tblGrid>
       <w:tr>
         <w:tc>
           <w:tcPr>
-            <w:tcW w:w="1344" w:type="dxa"/>
+            <w:tcW w:w="1560" w:type="dxa"/>
             <w:tcMar>
               <w:left w:w="720" w:type="dxa"/>
             </w:tcMar>
             <w:vAlign w:val="center"/>
           </w:tcPr>
           <w:p>
-            <w:pPr>
-              <w:spacing w:after="160" w:line="259" w:lineRule="auto"/>
-              <w:rPr>
-                <w:noProof/>
-              </w:rPr>
-            </w:pPr>
             <w:r>
               <w:rPr>
                 <w:noProof/>
-                <w:lang w:eastAsia="pt-PT"/>
               </w:rPr>
               <w:drawing>
                 <wp:inline distT="0" distB="0" distL="0" distR="0" wp14:anchorId="60CD42F5" wp14:editId="3D8EA1EC">
@@ -1234,7 +1194,7 @@
                           <pic:cNvPicPr/>
                         </pic:nvPicPr>
                         <pic:blipFill>
-                          <a:blip r:embed="rId22">
+                          <a:blip r:embed="rId18">
                             <a:extLst>
                               <a:ext uri="{28A0092B-C50C-407E-A947-70E740481C1C}">
                                 <a14:useLocalDpi xmlns:a14="http://schemas.microsoft.com/office/drawing/2010/main" val="0"/>
@@ -1271,25 +1231,22 @@
         </w:tc>
         <w:tc>
           <w:tcPr>
-            <w:tcW w:w="8016" w:type="dxa"/>
+            <w:tcW w:w="7705" w:type="dxa"/>
             <w:tcMar>
               <w:left w:w="0" w:type="dxa"/>
             </w:tcMar>
             <w:vAlign w:val="center"/>
           </w:tcPr>
           <w:p>
-            <w:pPr>
-              <w:spacing w:after="160" w:line="259" w:lineRule="auto"/>
-              <w:rPr>
-                <w:noProof/>
-              </w:rPr>
-            </w:pPr>
             <w:r>
               <w:rPr>
-                <w:noProof/>
-                <w:lang w:bidi="pt-PT"/>
+                <w:b/>
+                <w:bCs/>
               </w:rPr>
               <w:t>Negrito</w:t>
+            </w:r>
+            <w:r>
+              <w:t xml:space="preserve"> (atalho de teclado: Ctrl+N)</w:t>
             </w:r>
           </w:p>
         </w:tc>
@@ -1297,23 +1254,16 @@
       <w:tr>
         <w:tc>
           <w:tcPr>
-            <w:tcW w:w="1344" w:type="dxa"/>
+            <w:tcW w:w="1560" w:type="dxa"/>
             <w:tcMar>
               <w:left w:w="720" w:type="dxa"/>
             </w:tcMar>
             <w:vAlign w:val="center"/>
           </w:tcPr>
           <w:p>
-            <w:pPr>
-              <w:spacing w:after="160" w:line="259" w:lineRule="auto"/>
-              <w:rPr>
-                <w:noProof/>
-              </w:rPr>
-            </w:pPr>
             <w:r>
               <w:rPr>
                 <w:noProof/>
-                <w:lang w:eastAsia="pt-PT"/>
               </w:rPr>
               <w:drawing>
                 <wp:inline distT="0" distB="0" distL="0" distR="0" wp14:anchorId="23E6AA4F" wp14:editId="63206ECA">
@@ -1331,7 +1281,7 @@
                           <pic:cNvPicPr/>
                         </pic:nvPicPr>
                         <pic:blipFill>
-                          <a:blip r:embed="rId23">
+                          <a:blip r:embed="rId19">
                             <a:extLst>
                               <a:ext uri="{28A0092B-C50C-407E-A947-70E740481C1C}">
                                 <a14:useLocalDpi xmlns:a14="http://schemas.microsoft.com/office/drawing/2010/main" val="0"/>
@@ -1368,25 +1318,22 @@
         </w:tc>
         <w:tc>
           <w:tcPr>
-            <w:tcW w:w="8016" w:type="dxa"/>
+            <w:tcW w:w="7705" w:type="dxa"/>
             <w:tcMar>
               <w:left w:w="0" w:type="dxa"/>
             </w:tcMar>
             <w:vAlign w:val="center"/>
           </w:tcPr>
           <w:p>
-            <w:pPr>
-              <w:spacing w:after="160" w:line="259" w:lineRule="auto"/>
-              <w:rPr>
-                <w:noProof/>
-              </w:rPr>
-            </w:pPr>
             <w:r>
               <w:rPr>
-                <w:noProof/>
-                <w:lang w:bidi="pt-PT"/>
+                <w:i/>
+                <w:iCs/>
               </w:rPr>
               <w:t>Itálico</w:t>
+            </w:r>
+            <w:r>
+              <w:t xml:space="preserve"> (atalho de teclado: Ctrl+I)</w:t>
             </w:r>
           </w:p>
         </w:tc>
@@ -1394,23 +1341,16 @@
       <w:tr>
         <w:tc>
           <w:tcPr>
-            <w:tcW w:w="1344" w:type="dxa"/>
+            <w:tcW w:w="1560" w:type="dxa"/>
             <w:tcMar>
               <w:left w:w="720" w:type="dxa"/>
             </w:tcMar>
             <w:vAlign w:val="center"/>
           </w:tcPr>
           <w:p>
-            <w:pPr>
-              <w:spacing w:after="160" w:line="259" w:lineRule="auto"/>
-              <w:rPr>
-                <w:noProof/>
-              </w:rPr>
-            </w:pPr>
             <w:r>
               <w:rPr>
                 <w:noProof/>
-                <w:lang w:eastAsia="pt-PT"/>
               </w:rPr>
               <w:drawing>
                 <wp:inline distT="0" distB="0" distL="0" distR="0" wp14:anchorId="6E473045" wp14:editId="3C13AEB1">
@@ -1428,7 +1368,7 @@
                           <pic:cNvPicPr/>
                         </pic:nvPicPr>
                         <pic:blipFill>
-                          <a:blip r:embed="rId24">
+                          <a:blip r:embed="rId20">
                             <a:extLst>
                               <a:ext uri="{28A0092B-C50C-407E-A947-70E740481C1C}">
                                 <a14:useLocalDpi xmlns:a14="http://schemas.microsoft.com/office/drawing/2010/main" val="0"/>
@@ -1465,23 +1405,16 @@
         </w:tc>
         <w:tc>
           <w:tcPr>
-            <w:tcW w:w="8016" w:type="dxa"/>
+            <w:tcW w:w="7705" w:type="dxa"/>
             <w:tcMar>
               <w:left w:w="0" w:type="dxa"/>
             </w:tcMar>
             <w:vAlign w:val="center"/>
           </w:tcPr>
           <w:p>
-            <w:pPr>
-              <w:spacing w:after="160" w:line="259" w:lineRule="auto"/>
-              <w:rPr>
-                <w:noProof/>
-              </w:rPr>
-            </w:pPr>
             <w:r>
               <w:rPr>
-                <w:noProof/>
-                <w:lang w:bidi="pt-PT"/>
+                <w:highlight w:val="yellow"/>
               </w:rPr>
               <w:t>Realce</w:t>
             </w:r>
@@ -1491,23 +1424,16 @@
       <w:tr>
         <w:tc>
           <w:tcPr>
-            <w:tcW w:w="1344" w:type="dxa"/>
+            <w:tcW w:w="1560" w:type="dxa"/>
             <w:tcMar>
               <w:left w:w="720" w:type="dxa"/>
             </w:tcMar>
             <w:vAlign w:val="center"/>
           </w:tcPr>
           <w:p>
-            <w:pPr>
-              <w:spacing w:after="160" w:line="259" w:lineRule="auto"/>
-              <w:rPr>
-                <w:noProof/>
-              </w:rPr>
-            </w:pPr>
             <w:r>
               <w:rPr>
                 <w:noProof/>
-                <w:lang w:eastAsia="pt-PT"/>
               </w:rPr>
               <w:drawing>
                 <wp:inline distT="0" distB="0" distL="0" distR="0" wp14:anchorId="5A219E3B" wp14:editId="56C026C8">
@@ -1525,7 +1451,7 @@
                           <pic:cNvPicPr/>
                         </pic:nvPicPr>
                         <pic:blipFill>
-                          <a:blip r:embed="rId25">
+                          <a:blip r:embed="rId21">
                             <a:extLst>
                               <a:ext uri="{28A0092B-C50C-407E-A947-70E740481C1C}">
                                 <a14:useLocalDpi xmlns:a14="http://schemas.microsoft.com/office/drawing/2010/main" val="0"/>
@@ -1562,25 +1488,21 @@
         </w:tc>
         <w:tc>
           <w:tcPr>
-            <w:tcW w:w="8016" w:type="dxa"/>
+            <w:tcW w:w="7705" w:type="dxa"/>
             <w:tcMar>
               <w:left w:w="0" w:type="dxa"/>
             </w:tcMar>
             <w:vAlign w:val="center"/>
           </w:tcPr>
           <w:p>
-            <w:pPr>
-              <w:spacing w:after="160" w:line="259" w:lineRule="auto"/>
-              <w:rPr>
-                <w:noProof/>
-              </w:rPr>
-            </w:pPr>
             <w:r>
               <w:rPr>
-                <w:noProof/>
-                <w:lang w:bidi="pt-PT"/>
+                <w:color w:val="FF0000" w:themeColor="accent2"/>
               </w:rPr>
-              <w:t>Cor do Tipo de Letra</w:t>
+              <w:t>Cor</w:t>
+            </w:r>
+            <w:r>
+              <w:t xml:space="preserve"> do Tipo de Letra</w:t>
             </w:r>
           </w:p>
         </w:tc>
@@ -1588,23 +1510,16 @@
       <w:tr>
         <w:tc>
           <w:tcPr>
-            <w:tcW w:w="1344" w:type="dxa"/>
+            <w:tcW w:w="1560" w:type="dxa"/>
             <w:tcMar>
               <w:left w:w="720" w:type="dxa"/>
             </w:tcMar>
             <w:vAlign w:val="center"/>
           </w:tcPr>
           <w:p>
-            <w:pPr>
-              <w:spacing w:after="160" w:line="259" w:lineRule="auto"/>
-              <w:rPr>
-                <w:noProof/>
-              </w:rPr>
-            </w:pPr>
             <w:r>
               <w:rPr>
                 <w:noProof/>
-                <w:lang w:eastAsia="pt-PT"/>
               </w:rPr>
               <w:drawing>
                 <wp:inline distT="0" distB="0" distL="0" distR="0" wp14:anchorId="249CAF55" wp14:editId="29FF2034">
@@ -1622,7 +1537,7 @@
                           <pic:cNvPicPr/>
                         </pic:nvPicPr>
                         <pic:blipFill>
-                          <a:blip r:embed="rId26">
+                          <a:blip r:embed="rId22">
                             <a:extLst>
                               <a:ext uri="{28A0092B-C50C-407E-A947-70E740481C1C}">
                                 <a14:useLocalDpi xmlns:a14="http://schemas.microsoft.com/office/drawing/2010/main" val="0"/>
@@ -1659,7 +1574,7 @@
         </w:tc>
         <w:tc>
           <w:tcPr>
-            <w:tcW w:w="8016" w:type="dxa"/>
+            <w:tcW w:w="7705" w:type="dxa"/>
             <w:tcMar>
               <w:left w:w="0" w:type="dxa"/>
             </w:tcMar>
@@ -1667,16 +1582,13 @@
           </w:tcPr>
           <w:p>
             <w:pPr>
-              <w:spacing w:after="160" w:line="259" w:lineRule="auto"/>
-              <w:rPr>
-                <w:noProof/>
-              </w:rPr>
+              <w:pStyle w:val="PargrafodaLista"/>
+              <w:numPr>
+                <w:ilvl w:val="0"/>
+                <w:numId w:val="5"/>
+              </w:numPr>
             </w:pPr>
             <w:r>
-              <w:rPr>
-                <w:noProof/>
-                <w:lang w:bidi="pt-PT"/>
-              </w:rPr>
               <w:t>Marcas</w:t>
             </w:r>
           </w:p>
@@ -1685,23 +1597,16 @@
       <w:tr>
         <w:tc>
           <w:tcPr>
-            <w:tcW w:w="1344" w:type="dxa"/>
+            <w:tcW w:w="1560" w:type="dxa"/>
             <w:tcMar>
               <w:left w:w="720" w:type="dxa"/>
             </w:tcMar>
             <w:vAlign w:val="center"/>
           </w:tcPr>
           <w:p>
-            <w:pPr>
-              <w:spacing w:after="160" w:line="259" w:lineRule="auto"/>
-              <w:rPr>
-                <w:noProof/>
-              </w:rPr>
-            </w:pPr>
             <w:r>
               <w:rPr>
                 <w:noProof/>
-                <w:lang w:eastAsia="pt-PT"/>
               </w:rPr>
               <w:drawing>
                 <wp:inline distT="0" distB="0" distL="0" distR="0" wp14:anchorId="3B8339F1" wp14:editId="34529E3B">
@@ -1719,7 +1624,7 @@
                           <pic:cNvPicPr/>
                         </pic:nvPicPr>
                         <pic:blipFill>
-                          <a:blip r:embed="rId27">
+                          <a:blip r:embed="rId23">
                             <a:extLst>
                               <a:ext uri="{28A0092B-C50C-407E-A947-70E740481C1C}">
                                 <a14:useLocalDpi xmlns:a14="http://schemas.microsoft.com/office/drawing/2010/main" val="0"/>
@@ -1756,7 +1661,7 @@
         </w:tc>
         <w:tc>
           <w:tcPr>
-            <w:tcW w:w="8016" w:type="dxa"/>
+            <w:tcW w:w="7705" w:type="dxa"/>
             <w:tcMar>
               <w:left w:w="0" w:type="dxa"/>
             </w:tcMar>
@@ -1764,16 +1669,13 @@
           </w:tcPr>
           <w:p>
             <w:pPr>
-              <w:spacing w:after="160" w:line="259" w:lineRule="auto"/>
-              <w:rPr>
-                <w:noProof/>
-              </w:rPr>
+              <w:pStyle w:val="PargrafodaLista"/>
+              <w:numPr>
+                <w:ilvl w:val="0"/>
+                <w:numId w:val="4"/>
+              </w:numPr>
             </w:pPr>
             <w:r>
-              <w:rPr>
-                <w:noProof/>
-                <w:lang w:bidi="pt-PT"/>
-              </w:rPr>
               <w:t>Numeração</w:t>
             </w:r>
           </w:p>
@@ -1781,56 +1683,89 @@
       </w:tr>
     </w:tbl>
     <w:p>
-      <w:pPr>
+      <w:r>
+        <w:rPr>
+          <w:rStyle w:val="Forte"/>
+        </w:rPr>
+        <w:t>Sugestão</w:t>
+      </w:r>
+      <w:r>
+        <w:t>: se selecionou palavras inteiras para este exercício, reparou que o Word lhe apresentou uma pequena barra de ferramentas com as opções de formatação do tipo de letra?</w:t>
+      </w:r>
+    </w:p>
+    <w:p>
+      <w:r>
         <w:rPr>
           <w:noProof/>
         </w:rPr>
-      </w:pPr>
-      <w:r>
-        <w:rPr>
-          <w:rStyle w:val="Forte"/>
-          <w:noProof/>
-          <w:lang w:bidi="pt-PT"/>
-        </w:rPr>
-        <w:t>Sugestão:</w:t>
+        <w:drawing>
+          <wp:anchor distT="0" distB="0" distL="114300" distR="114300" simplePos="0" relativeHeight="251656704" behindDoc="0" locked="0" layoutInCell="1" allowOverlap="1" wp14:anchorId="608D0271" wp14:editId="1CA38E0E">
+            <wp:simplePos x="0" y="0"/>
+            <wp:positionH relativeFrom="column">
+              <wp:align>left</wp:align>
+            </wp:positionH>
+            <wp:positionV relativeFrom="paragraph">
+              <wp:posOffset>103505</wp:posOffset>
+            </wp:positionV>
+            <wp:extent cx="2377440" cy="575945"/>
+            <wp:effectExtent l="19050" t="19050" r="22860" b="14605"/>
+            <wp:wrapSquare wrapText="right"/>
+            <wp:docPr id="7" name="Imagem 7" descr="Barra de ferramentas contextual com os comandos de formatação de texto"/>
+            <wp:cNvGraphicFramePr>
+              <a:graphicFrameLocks xmlns:a="http://schemas.openxmlformats.org/drawingml/2006/main" noChangeAspect="1"/>
+            </wp:cNvGraphicFramePr>
+            <a:graphic xmlns:a="http://schemas.openxmlformats.org/drawingml/2006/main">
+              <a:graphicData uri="http://schemas.openxmlformats.org/drawingml/2006/picture">
+                <pic:pic xmlns:pic="http://schemas.openxmlformats.org/drawingml/2006/picture">
+                  <pic:nvPicPr>
+                    <pic:cNvPr id="1" name=""/>
+                    <pic:cNvPicPr/>
+                  </pic:nvPicPr>
+                  <pic:blipFill>
+                    <a:blip r:embed="rId24">
+                      <a:extLst>
+                        <a:ext uri="{28A0092B-C50C-407E-A947-70E740481C1C}">
+                          <a14:useLocalDpi xmlns:a14="http://schemas.microsoft.com/office/drawing/2010/main" val="0"/>
+                        </a:ext>
+                      </a:extLst>
+                    </a:blip>
+                    <a:stretch>
+                      <a:fillRect/>
+                    </a:stretch>
+                  </pic:blipFill>
+                  <pic:spPr>
+                    <a:xfrm>
+                      <a:off x="0" y="0"/>
+                      <a:ext cx="2377440" cy="576072"/>
+                    </a:xfrm>
+                    <a:prstGeom prst="rect">
+                      <a:avLst/>
+                    </a:prstGeom>
+                    <a:ln w="3175">
+                      <a:solidFill>
+                        <a:schemeClr val="accent1">
+                          <a:lumMod val="50000"/>
+                        </a:schemeClr>
+                      </a:solidFill>
+                    </a:ln>
+                  </pic:spPr>
+                </pic:pic>
+              </a:graphicData>
+            </a:graphic>
+            <wp14:sizeRelV relativeFrom="margin">
+              <wp14:pctHeight>0</wp14:pctHeight>
+            </wp14:sizeRelV>
+          </wp:anchor>
+        </w:drawing>
       </w:r>
       <w:r>
-        <w:rPr>
-          <w:noProof/>
-          <w:lang w:bidi="pt-PT"/>
-        </w:rPr>
-        <w:t xml:space="preserve"> se selecionou palavras inteiras para este exercício, reparou que o Word lhe apresentou uma pequena barra de ferramentas com as opções de formatação do tipo de letra?</w:t>
+        <w:t>Com isso e os atalhos de teclado, como Ctrl+N ou Ctrl+I, pode poupar tempo porque não tem de aceder sempre ao separador Base.</w:t>
       </w:r>
     </w:p>
     <w:p>
       <w:pPr>
         <w:rPr>
-          <w:noProof/>
-        </w:rPr>
-      </w:pPr>
-      <w:r>
-        <w:rPr>
-          <w:noProof/>
-          <w:lang w:eastAsia="pt-PT"/>
-        </w:rPr>
-        <w:t>Esta barra de ferramentas permite aplicar rapidamente opções de formatação sem regressar ao separador Base.</w:t>
-      </w:r>
-      <w:r>
-        <w:rPr>
-          <w:noProof/>
-          <w:lang w:bidi="pt-PT"/>
-        </w:rPr>
-      </w:r>
-    </w:p>
-    <w:p>
-      <w:pPr>
-        <w:pageBreakBefore/>
-        <w:pBdr>
-          <w:bottom w:val="single" w:sz="18" w:space="1" w:color="2B579A" w:themeColor="accent5"/>
-        </w:pBdr>
-        <w:rPr>
-          <w:rFonts w:ascii="Segoe UI Light" w:eastAsiaTheme="majorEastAsia" w:hAnsi="Segoe UI Light" w:cstheme="majorBidi"/>
-          <w:noProof/>
+          <w:rFonts w:asciiTheme="majorHAnsi" w:eastAsiaTheme="majorEastAsia" w:hAnsiTheme="majorHAnsi" w:cstheme="majorBidi"/>
           <w:color w:val="3B3838" w:themeColor="background2" w:themeShade="40"/>
           <w:kern w:val="28"/>
           <w:sz w:val="52"/>
@@ -1840,63 +1775,21 @@
         </w:rPr>
       </w:pPr>
       <w:r>
-        <w:rPr>
-          <w:rFonts w:ascii="Segoe UI Light" w:eastAsiaTheme="majorEastAsia" w:hAnsi="Segoe UI Light" w:cstheme="majorBidi"/>
-          <w:noProof/>
-          <w:color w:val="3B3838" w:themeColor="background2" w:themeShade="40"/>
-          <w:kern w:val="28"/>
-          <w:sz w:val="52"/>
-          <w:szCs w:val="52"/>
-          <w:lang w:bidi="pt-PT"/>
-          <w14:ligatures w14:val="standard"/>
-          <w14:numForm w14:val="oldStyle"/>
-        </w:rPr>
+        <w:br w:type="page"/>
+      </w:r>
+    </w:p>
+    <w:p>
+      <w:pPr>
+        <w:pStyle w:val="Ttulo1"/>
+      </w:pPr>
+      <w:r>
         <w:lastRenderedPageBreak/>
         <w:t>Faça magia: utilize os Estilos de título</w:t>
       </w:r>
     </w:p>
     <w:p>
-      <w:pPr>
-        <w:rPr>
-          <w:noProof/>
-        </w:rPr>
-      </w:pPr>
       <w:r>
-        <w:rPr>
-          <w:noProof/>
-          <w:lang w:bidi="pt-PT"/>
-        </w:rPr>
-        <w:t xml:space="preserve">O título desta parte do documento ("Faça magia: utilize os Estilos de título") tem o mesmo aspeto dos outros títulos neste documento, mas não é tão útil. Está formatado com </w:t>
-      </w:r>
-      <w:r>
-        <w:rPr>
-          <w:i/>
-          <w:noProof/>
-          <w:lang w:bidi="pt-PT"/>
-        </w:rPr>
-        <w:t>definições do tipo de letra</w:t>
-      </w:r>
-      <w:r>
-        <w:rPr>
-          <w:noProof/>
-          <w:lang w:bidi="pt-PT"/>
-        </w:rPr>
-        <w:t xml:space="preserve"> (tipo de letra, tamanho e cor), enquanto os outros títulos estão formatados com um </w:t>
-      </w:r>
-      <w:r>
-        <w:rPr>
-          <w:i/>
-          <w:noProof/>
-          <w:lang w:bidi="pt-PT"/>
-        </w:rPr>
-        <w:t>Estilo de título</w:t>
-      </w:r>
-      <w:r>
-        <w:rPr>
-          <w:noProof/>
-          <w:lang w:bidi="pt-PT"/>
-        </w:rPr>
-        <w:t xml:space="preserve"> (mais especificamente, o Título 1).</w:t>
+        <w:t>O título desta parte do documento ("Faça magia: utilize os Estilos de título") tem o mesmo aspeto dos outros títulos neste documento, mas não é tão útil. Está formatado com definições do tipo de letra (tipo de letra, tamanho e cor), enquanto os outros títulos estão formatados com um Estilo de título (mais especificamente, o Título 1).</w:t>
       </w:r>
     </w:p>
     <w:tbl>
@@ -1922,15 +1815,9 @@
             </w:tcMar>
           </w:tcPr>
           <w:p>
-            <w:pPr>
-              <w:rPr>
-                <w:noProof/>
-              </w:rPr>
-            </w:pPr>
             <w:r>
               <w:rPr>
                 <w:noProof/>
-                <w:lang w:eastAsia="pt-PT"/>
               </w:rPr>
               <w:drawing>
                 <wp:inline distT="0" distB="0" distL="0" distR="0" wp14:anchorId="498D833B" wp14:editId="54F04799">
@@ -1948,7 +1835,7 @@
                           <pic:cNvPicPr/>
                         </pic:nvPicPr>
                         <pic:blipFill>
-                          <a:blip r:embed="rId29">
+                          <a:blip r:embed="rId25">
                             <a:extLst>
                               <a:ext uri="{28A0092B-C50C-407E-A947-70E740481C1C}">
                                 <a14:useLocalDpi xmlns:a14="http://schemas.microsoft.com/office/drawing/2010/main" val="0"/>
@@ -1989,30 +1876,12 @@
             </w:tcMar>
           </w:tcPr>
           <w:p>
-            <w:pPr>
-              <w:rPr>
-                <w:noProof/>
-              </w:rPr>
-            </w:pPr>
             <w:r>
-              <w:rPr>
-                <w:noProof/>
-                <w:lang w:bidi="pt-PT"/>
-              </w:rPr>
               <w:t>Está a ver o pequeno triângulo que aparece quando passa o rato sobre os outros títulos?</w:t>
             </w:r>
           </w:p>
           <w:p>
-            <w:pPr>
-              <w:rPr>
-                <w:noProof/>
-              </w:rPr>
-            </w:pPr>
             <w:r>
-              <w:rPr>
-                <w:noProof/>
-                <w:lang w:bidi="pt-PT"/>
-              </w:rPr>
               <w:t>Pode fechar ou expandir tudo o que está por baixo de um título, como um destaque. Mas este não está a funcionar. Vamos corrigi-lo.</w:t>
             </w:r>
           </w:p>
@@ -2020,161 +1889,91 @@
       </w:tr>
     </w:tbl>
     <w:p>
-      <w:pPr>
-        <w:rPr>
-          <w:noProof/>
-        </w:rPr>
-      </w:pPr>
       <w:r>
         <w:rPr>
           <w:rStyle w:val="nfase"/>
-          <w:noProof/>
-          <w:lang w:bidi="pt-PT"/>
         </w:rPr>
-        <w:t>Experimente:</w:t>
+        <w:t>Já experimentei</w:t>
       </w:r>
       <w:r>
-        <w:rPr>
-          <w:noProof/>
-          <w:lang w:bidi="pt-PT"/>
-        </w:rPr>
-        <w:t xml:space="preserve"> aplique o estilo </w:t>
+        <w:t>: aplique o estilo</w:t>
       </w:r>
       <w:r>
         <w:rPr>
           <w:rStyle w:val="Forte"/>
-          <w:noProof/>
-          <w:lang w:bidi="pt-PT"/>
         </w:rPr>
-        <w:t>Título 1</w:t>
+        <w:t xml:space="preserve"> Título 1</w:t>
       </w:r>
       <w:r>
-        <w:rPr>
-          <w:noProof/>
-          <w:lang w:bidi="pt-PT"/>
-        </w:rPr>
         <w:t>:</w:t>
       </w:r>
     </w:p>
     <w:p>
       <w:pPr>
         <w:pStyle w:val="Listanumerada"/>
-        <w:numPr>
-          <w:ilvl w:val="0"/>
-          <w:numId w:val="7"/>
-        </w:numPr>
-        <w:rPr>
-          <w:noProof/>
-        </w:rPr>
       </w:pPr>
       <w:r>
-        <w:rPr>
-          <w:noProof/>
-          <w:lang w:bidi="pt-PT"/>
-        </w:rPr>
         <w:t>Coloque o cursor em alguma parte do título acima ("Faça magia: utilize os Estilos de título"). Não selecione nada.</w:t>
       </w:r>
     </w:p>
     <w:p>
       <w:pPr>
         <w:pStyle w:val="Listanumerada"/>
-        <w:numPr>
-          <w:ilvl w:val="0"/>
-          <w:numId w:val="1"/>
-        </w:numPr>
-        <w:rPr>
-          <w:noProof/>
-        </w:rPr>
       </w:pPr>
       <w:r>
-        <w:rPr>
-          <w:noProof/>
-          <w:lang w:bidi="pt-PT"/>
-        </w:rPr>
-        <w:t>No separador Base, aceda ao grupo Estilos e selecione Título 1.</w:t>
+        <w:t xml:space="preserve">No separador </w:t>
       </w:r>
       <w:r>
         <w:rPr>
           <w:rStyle w:val="Forte"/>
-          <w:noProof/>
-          <w:lang w:bidi="pt-PT"/>
         </w:rPr>
+        <w:t>Base</w:t>
       </w:r>
       <w:r>
-        <w:rPr>
-          <w:noProof/>
-          <w:lang w:bidi="pt-PT"/>
-        </w:rPr>
+        <w:t xml:space="preserve">, aceda à secção </w:t>
       </w:r>
       <w:r>
         <w:rPr>
           <w:rStyle w:val="Forte"/>
-          <w:noProof/>
-          <w:lang w:bidi="pt-PT"/>
         </w:rPr>
+        <w:t>Estilos</w:t>
       </w:r>
       <w:r>
-        <w:rPr>
-          <w:noProof/>
-          <w:lang w:bidi="pt-PT"/>
-        </w:rPr>
+        <w:t xml:space="preserve"> e selecione </w:t>
       </w:r>
       <w:r>
         <w:rPr>
           <w:rStyle w:val="Forte"/>
-          <w:noProof/>
-          <w:lang w:bidi="pt-PT"/>
         </w:rPr>
+        <w:t>Título 1</w:t>
       </w:r>
       <w:r>
-        <w:rPr>
-          <w:noProof/>
-          <w:lang w:bidi="pt-PT"/>
-        </w:rPr>
+        <w:t>(atalho de teclado: Ctrl+Alt+1).</w:t>
+      </w:r>
+    </w:p>
+    <w:p>
+      <w:r>
+        <w:t>Já está! Agora tem o aspeto de um título e funciona como tal.</w:t>
+      </w:r>
+    </w:p>
+    <w:p>
+      <w:r>
+        <w:br w:type="page"/>
       </w:r>
     </w:p>
     <w:p>
       <w:pPr>
-        <w:rPr>
-          <w:noProof/>
-        </w:rPr>
+        <w:pStyle w:val="Ttulo1"/>
       </w:pPr>
       <w:r>
-        <w:rPr>
-          <w:noProof/>
-          <w:lang w:bidi="pt-PT"/>
-        </w:rPr>
-        <w:t>Já está! Agora tem o aspeto de um título e funciona como tal.</w:t>
-      </w:r>
-    </w:p>
-    <w:p>
-      <w:pPr>
-        <w:pStyle w:val="CarterdeTtulo1QuebradePgina"/>
-        <w:rPr>
-          <w:noProof/>
-        </w:rPr>
-      </w:pPr>
-      <w:r>
-        <w:rPr>
-          <w:noProof/>
-          <w:lang w:bidi="pt-PT"/>
-        </w:rPr>
         <w:lastRenderedPageBreak/>
         <w:t>Personalize o seu documento de forma instantânea</w:t>
       </w:r>
     </w:p>
     <w:p>
-      <w:pPr>
+      <w:r>
         <w:rPr>
           <w:noProof/>
-        </w:rPr>
-      </w:pPr>
-      <w:r>
-        <w:rPr>
-          <w:rFonts w:ascii="Segoe UI Light" w:eastAsia="Segoe UI Light" w:hAnsi="Segoe UI Light" w:cs="Segoe UI Light"/>
-          <w:noProof/>
-          <w:color w:val="363636"/>
-          <w:lang w:eastAsia="pt-PT"/>
         </w:rPr>
         <w:drawing>
           <wp:inline distT="0" distB="0" distL="0" distR="0" wp14:anchorId="20F79845" wp14:editId="559940D1">
@@ -2194,7 +1993,7 @@
                     </pic:cNvPicPr>
                   </pic:nvPicPr>
                   <pic:blipFill>
-                    <a:blip r:embed="rId30"/>
+                    <a:blip r:embed="rId26"/>
                     <a:stretch>
                       <a:fillRect/>
                     </a:stretch>
@@ -2233,228 +2032,289 @@
       </w:r>
     </w:p>
     <w:p>
-      <w:pPr>
-        <w:rPr>
-          <w:noProof/>
-        </w:rPr>
-      </w:pPr>
       <w:r>
-        <w:rPr>
-          <w:noProof/>
-          <w:lang w:bidi="pt-PT"/>
-        </w:rPr>
         <w:t>Os temas e conjuntos de estilos permitem-lhe alterar o aspeto do seu documento de forma instantânea. Funcionam melhor quando o documento está formatado com estilos (por isso, ainda bem que corrigimos o Estilo de título acima).</w:t>
       </w:r>
     </w:p>
     <w:p>
-      <w:pPr>
-        <w:rPr>
-          <w:noProof/>
-        </w:rPr>
-      </w:pPr>
       <w:r>
         <w:rPr>
           <w:rStyle w:val="nfase"/>
-          <w:noProof/>
-          <w:lang w:bidi="pt-PT"/>
         </w:rPr>
-        <w:t>Experimente:</w:t>
+        <w:t>Já experimentei</w:t>
       </w:r>
       <w:r>
-        <w:rPr>
-          <w:noProof/>
-          <w:lang w:bidi="pt-PT"/>
-        </w:rPr>
-        <w:t xml:space="preserve"> explore os temas e conjuntos de estilos:</w:t>
+        <w:t>: explore os temas e conjuntos de estilos:</w:t>
       </w:r>
     </w:p>
     <w:p>
-      <w:pPr>
-        <w:pStyle w:val="Listanumerada"/>
-        <w:numPr>
-          <w:ilvl w:val="0"/>
-          <w:numId w:val="9"/>
-        </w:numPr>
-        <w:rPr>
-          <w:noProof/>
-        </w:rPr>
-      </w:pPr>
       <w:r>
-        <w:rPr>
-          <w:noProof/>
-          <w:lang w:bidi="pt-PT"/>
-        </w:rPr>
         <w:t xml:space="preserve">No separador </w:t>
       </w:r>
       <w:r>
         <w:rPr>
           <w:rStyle w:val="Forte"/>
-          <w:noProof/>
-          <w:lang w:bidi="pt-PT"/>
+        </w:rPr>
+        <w:t>Estrutura</w:t>
+      </w:r>
+      <w:r>
+        <w:t xml:space="preserve">, selecione </w:t>
+      </w:r>
+      <w:r>
+        <w:rPr>
+          <w:rStyle w:val="Forte"/>
+        </w:rPr>
+        <w:t>Temas</w:t>
+      </w:r>
+      <w:r>
+        <w:t xml:space="preserve"> e escolha um tema do menu pendente</w:t>
+      </w:r>
+      <w:r>
+        <w:br/>
+      </w:r>
+      <w:r>
+        <w:t>Repare que a galeria de conjuntos de estilos é atualizada para refletir o tema que escolheu.</w:t>
+      </w:r>
+    </w:p>
+    <w:p>
+      <w:r>
+        <w:t>Selecione o tema que pretende do menu pendente e clique no mesmo para o aplicar.</w:t>
+      </w:r>
+    </w:p>
+    <w:p>
+      <w:pPr>
+        <w:pBdr>
+          <w:top w:val="single" w:sz="4" w:space="4" w:color="000000"/>
+          <w:left w:val="single" w:sz="4" w:space="4" w:color="000000"/>
+          <w:bottom w:val="single" w:sz="4" w:space="4" w:color="000000"/>
+          <w:right w:val="single" w:sz="4" w:space="4" w:color="000000"/>
+        </w:pBdr>
+        <w:ind w:left="540" w:right="90"/>
+        <w:rPr>
+          <w:rFonts w:ascii="Segoe UI" w:eastAsia="Segoe UI" w:hAnsi="Segoe UI" w:cs="Segoe UI"/>
+        </w:rPr>
+      </w:pPr>
+      <w:r>
+        <w:rPr>
+          <w:rFonts w:ascii="Segoe UI" w:eastAsia="Segoe UI" w:hAnsi="Segoe UI" w:cs="Segoe UI"/>
+        </w:rPr>
+        <w:t>❌ O separador "</w:t>
+      </w:r>
+      <w:r>
+        <w:rPr>
+          <w:rStyle w:val="Forte"/>
         </w:rPr>
         <w:t>Estrutura</w:t>
       </w:r>
       <w:r>
         <w:rPr>
-          <w:noProof/>
-          <w:lang w:bidi="pt-PT"/>
+          <w:rFonts w:ascii="Segoe UI" w:eastAsia="Segoe UI" w:hAnsi="Segoe UI" w:cs="Segoe UI"/>
         </w:rPr>
-        <w:t xml:space="preserve">, selecione </w:t>
+        <w:t>" não existe na versão web do Word.</w:t>
+      </w:r>
+    </w:p>
+    <w:p>
+      <w:pPr>
+        <w:pBdr>
+          <w:top w:val="single" w:sz="4" w:space="4" w:color="000000"/>
+          <w:left w:val="single" w:sz="4" w:space="4" w:color="000000"/>
+          <w:bottom w:val="single" w:sz="4" w:space="4" w:color="000000"/>
+          <w:right w:val="single" w:sz="4" w:space="4" w:color="000000"/>
+        </w:pBdr>
+        <w:ind w:left="540" w:right="90"/>
+      </w:pPr>
+      <w:r>
+        <w:rPr>
+          <w:rFonts w:ascii="Segoe UI" w:eastAsia="Segoe UI" w:hAnsi="Segoe UI" w:cs="Segoe UI"/>
+        </w:rPr>
+        <w:t xml:space="preserve">✅ Algumas das opções podem ser encontradas no separador </w:t>
+      </w:r>
+      <w:r>
+        <w:rPr>
+          <w:rFonts w:ascii="Segoe UI" w:eastAsia="Segoe UI" w:hAnsi="Segoe UI" w:cs="Segoe UI"/>
+          <w:b/>
+          <w:bCs/>
+        </w:rPr>
+        <w:t>"</w:t>
       </w:r>
       <w:r>
         <w:rPr>
           <w:rStyle w:val="Forte"/>
-          <w:noProof/>
-          <w:lang w:bidi="pt-PT"/>
         </w:rPr>
-        <w:t>Temas</w:t>
+        <w:t>Base</w:t>
       </w:r>
       <w:r>
         <w:rPr>
-          <w:noProof/>
-          <w:lang w:bidi="pt-PT"/>
+          <w:rFonts w:ascii="Segoe UI" w:eastAsia="Segoe UI" w:hAnsi="Segoe UI" w:cs="Segoe UI"/>
+          <w:b/>
+          <w:bCs/>
         </w:rPr>
-        <w:t xml:space="preserve"> e escolha um tema do menu pendente</w:t>
+        <w:t>"</w:t>
       </w:r>
       <w:r>
         <w:rPr>
-          <w:noProof/>
-          <w:lang w:bidi="pt-PT"/>
+          <w:rFonts w:ascii="Segoe UI" w:eastAsia="Segoe UI" w:hAnsi="Segoe UI" w:cs="Segoe UI"/>
         </w:rPr>
-        <w:br/>
-        <w:t>Repare que a galeria de conjuntos de estilos é atualizada para refletir o tema que escolheu.</w:t>
+        <w:t xml:space="preserve">, </w:t>
+      </w:r>
+      <w:r>
+        <w:rPr>
+          <w:rFonts w:ascii="Segoe UI" w:eastAsia="Segoe UI" w:hAnsi="Segoe UI" w:cs="Segoe UI"/>
+          <w:b/>
+          <w:bCs/>
+        </w:rPr>
+        <w:t>"</w:t>
+      </w:r>
+      <w:r>
+        <w:rPr>
+          <w:rStyle w:val="Forte"/>
+        </w:rPr>
+        <w:t>Esquema</w:t>
+      </w:r>
+      <w:r>
+        <w:rPr>
+          <w:rFonts w:ascii="Segoe UI" w:eastAsia="Segoe UI" w:hAnsi="Segoe UI" w:cs="Segoe UI"/>
+          <w:b/>
+          <w:bCs/>
+        </w:rPr>
+        <w:t>"</w:t>
+      </w:r>
+      <w:r>
+        <w:rPr>
+          <w:rFonts w:ascii="Segoe UI" w:eastAsia="Segoe UI" w:hAnsi="Segoe UI" w:cs="Segoe UI"/>
+        </w:rPr>
+        <w:t xml:space="preserve"> ou </w:t>
+      </w:r>
+      <w:r>
+        <w:rPr>
+          <w:rFonts w:ascii="Segoe UI" w:eastAsia="Segoe UI" w:hAnsi="Segoe UI" w:cs="Segoe UI"/>
+          <w:b/>
+          <w:bCs/>
+        </w:rPr>
+        <w:t>"</w:t>
+      </w:r>
+      <w:r>
+        <w:rPr>
+          <w:rStyle w:val="Forte"/>
+        </w:rPr>
+        <w:t>Inserir</w:t>
+      </w:r>
+      <w:r>
+        <w:rPr>
+          <w:rFonts w:ascii="Segoe UI" w:eastAsia="Segoe UI" w:hAnsi="Segoe UI" w:cs="Segoe UI"/>
+          <w:b/>
+          <w:bCs/>
+        </w:rPr>
+        <w:t>"</w:t>
+      </w:r>
+      <w:r>
+        <w:rPr>
+          <w:rFonts w:ascii="Segoe UI" w:eastAsia="Segoe UI" w:hAnsi="Segoe UI" w:cs="Segoe UI"/>
+        </w:rPr>
+        <w:t>.</w:t>
       </w:r>
     </w:p>
     <w:p>
       <w:pPr>
-        <w:pStyle w:val="Listanumerada"/>
-        <w:rPr>
-          <w:noProof/>
-        </w:rPr>
+        <w:pBdr>
+          <w:top w:val="single" w:sz="4" w:space="4" w:color="000000"/>
+          <w:left w:val="single" w:sz="4" w:space="4" w:color="000000"/>
+          <w:bottom w:val="single" w:sz="4" w:space="4" w:color="000000"/>
+          <w:right w:val="single" w:sz="4" w:space="4" w:color="000000"/>
+        </w:pBdr>
+        <w:ind w:left="540" w:right="90"/>
       </w:pPr>
       <w:r>
         <w:rPr>
-          <w:noProof/>
-          <w:lang w:bidi="pt-PT"/>
+          <w:rFonts w:ascii="Segoe UI" w:eastAsia="Segoe UI" w:hAnsi="Segoe UI" w:cs="Segoe UI"/>
         </w:rPr>
-        <w:t>Selecione o tema que pretende do menu pendente e clique no mesmo para o aplicar.</w:t>
+        <w:t xml:space="preserve">✅ Para ter acesso completo às opções de personalização de temas, é necessário abrir o documento no </w:t>
+      </w:r>
+      <w:r>
+        <w:rPr>
+          <w:rStyle w:val="Forte"/>
+        </w:rPr>
+        <w:t>Word para Ambiente de Trabalho</w:t>
+      </w:r>
+      <w:r>
+        <w:rPr>
+          <w:rFonts w:ascii="Segoe UI" w:eastAsia="Segoe UI" w:hAnsi="Segoe UI" w:cs="Segoe UI"/>
+        </w:rPr>
+        <w:t>.</w:t>
+      </w:r>
+    </w:p>
+    <w:p>
+      <w:r>
+        <w:br w:type="page"/>
       </w:r>
     </w:p>
     <w:p>
       <w:pPr>
-        <w:pStyle w:val="CarterdeTtulo1QuebradePgina"/>
-        <w:rPr>
-          <w:noProof/>
-        </w:rPr>
+        <w:pStyle w:val="Ttulo1"/>
       </w:pPr>
       <w:r>
-        <w:rPr>
-          <w:noProof/>
-          <w:lang w:bidi="pt-PT"/>
-        </w:rPr>
         <w:lastRenderedPageBreak/>
         <w:t>Outras funcionalidades</w:t>
       </w:r>
     </w:p>
     <w:p>
-      <w:pPr>
-        <w:rPr>
-          <w:noProof/>
-        </w:rPr>
-      </w:pPr>
       <w:r>
-        <w:rPr>
-          <w:noProof/>
-          <w:lang w:bidi="pt-PT"/>
-        </w:rPr>
-        <w:t>Se tiver um pouco mais de tempo, experimente estas funcionalidades.</w:t>
+        <w:t xml:space="preserve">Se tiver um pouco mais de tempo, </w:t>
+      </w:r>
+      <w:r>
+        <w:t>Já experimentei</w:t>
+      </w:r>
+      <w:r>
+        <w:t xml:space="preserve"> estas funcionalidades.</w:t>
       </w:r>
     </w:p>
     <w:p>
-      <w:pPr>
-        <w:rPr>
-          <w:noProof/>
-        </w:rPr>
-      </w:pPr>
       <w:r>
         <w:rPr>
           <w:rStyle w:val="nfase"/>
-          <w:noProof/>
-          <w:lang w:bidi="pt-PT"/>
         </w:rPr>
-        <w:t>Experimente:</w:t>
+        <w:t>Já experimentei</w:t>
       </w:r>
       <w:r>
-        <w:rPr>
-          <w:noProof/>
-          <w:lang w:bidi="pt-PT"/>
-        </w:rPr>
-        <w:t xml:space="preserve"> localizar e substituir</w:t>
+        <w:t>: localizar e substituir</w:t>
       </w:r>
     </w:p>
     <w:p>
-      <w:pPr>
-        <w:rPr>
-          <w:noProof/>
-        </w:rPr>
-      </w:pPr>
       <w:r>
-        <w:rPr>
-          <w:noProof/>
-          <w:lang w:bidi="pt-PT"/>
-        </w:rPr>
-        <w:t>No separador Base, aceda ao grupo Edição, selecione Substituir e substitua todas as ocorrências de Experimente por Já experimentei.</w:t>
+        <w:t xml:space="preserve">Prima </w:t>
       </w:r>
       <w:r>
         <w:rPr>
           <w:rStyle w:val="Forte"/>
-          <w:noProof/>
-          <w:lang w:bidi="pt-PT"/>
         </w:rPr>
+        <w:t>Ctrl+U</w:t>
       </w:r>
+      <w:r>
+        <w:t xml:space="preserve"> </w:t>
+      </w:r>
+      <w:r>
+        <w:t xml:space="preserve">(Só Desktop) </w:t>
+      </w:r>
+      <w:r>
+        <w:t xml:space="preserve">e utilize a ferramenta Localizar/Substituir para substituir todas as entradas </w:t>
+      </w:r>
+      <w:r>
+        <w:t xml:space="preserve">Já </w:t>
+      </w:r>
+      <w:r>
+        <w:t xml:space="preserve">experimentei por Já </w:t>
+      </w:r>
+      <w:r>
+        <w:t>Já experimentei</w:t>
+      </w:r>
+      <w:r>
+        <w:t>i.</w:t>
+      </w:r>
+    </w:p>
+    <w:p>
       <w:r>
         <w:rPr>
           <w:noProof/>
-          <w:lang w:bidi="pt-PT"/>
-        </w:rPr>
-      </w:r>
-      <w:r>
-        <w:rPr>
-          <w:rStyle w:val="nfaseIntensa"/>
-          <w:noProof/>
-          <w:lang w:bidi="pt-PT"/>
-        </w:rPr>
-      </w:r>
-      <w:r>
-        <w:rPr>
-          <w:noProof/>
-          <w:lang w:bidi="pt-PT"/>
-        </w:rPr>
-      </w:r>
-      <w:r>
-        <w:rPr>
-          <w:rStyle w:val="nfaseIntensa"/>
-          <w:noProof/>
-          <w:lang w:bidi="pt-PT"/>
-        </w:rPr>
-      </w:r>
-      <w:r>
-        <w:rPr>
-          <w:noProof/>
-          <w:lang w:bidi="pt-PT"/>
-        </w:rPr>
-      </w:r>
-    </w:p>
-    <w:p>
-      <w:pPr>
-        <w:rPr>
-          <w:noProof/>
-        </w:rPr>
-      </w:pPr>
-      <w:r>
-        <w:rPr>
-          <w:noProof/>
-          <w:lang w:eastAsia="pt-PT"/>
         </w:rPr>
         <w:drawing>
           <wp:inline distT="0" distB="0" distL="0" distR="0" wp14:anchorId="73588324" wp14:editId="25ABE787">
@@ -2472,7 +2332,7 @@
                     <pic:cNvPicPr/>
                   </pic:nvPicPr>
                   <pic:blipFill>
-                    <a:blip r:embed="rId31">
+                    <a:blip r:embed="rId27">
                       <a:extLst>
                         <a:ext uri="{28A0092B-C50C-407E-A947-70E740481C1C}">
                           <a14:useLocalDpi xmlns:a14="http://schemas.microsoft.com/office/drawing/2010/main" val="0"/>
@@ -2507,25 +2367,18 @@
       </w:r>
     </w:p>
     <w:p>
-      <w:pPr>
-        <w:keepNext/>
+      <w:r>
         <w:rPr>
           <w:noProof/>
         </w:rPr>
-      </w:pPr>
-      <w:r>
-        <w:rPr>
-          <w:noProof/>
-          <w:lang w:eastAsia="pt-PT"/>
-        </w:rPr>
         <w:drawing>
-          <wp:anchor distT="118745" distB="118745" distL="114300" distR="114300" simplePos="0" relativeHeight="251659264" behindDoc="0" locked="0" layoutInCell="1" allowOverlap="1" wp14:anchorId="4EDDEBCD" wp14:editId="32ABF56F">
+          <wp:anchor distT="0" distB="0" distL="114300" distR="114300" simplePos="0" relativeHeight="251660800" behindDoc="0" locked="0" layoutInCell="1" allowOverlap="1" wp14:anchorId="13E5CF9D" wp14:editId="0AB26FBF">
             <wp:simplePos x="0" y="0"/>
-            <wp:positionH relativeFrom="margin">
-              <wp:posOffset>3105150</wp:posOffset>
+            <wp:positionH relativeFrom="character">
+              <wp:posOffset>3057525</wp:posOffset>
             </wp:positionH>
             <wp:positionV relativeFrom="paragraph">
-              <wp:posOffset>346075</wp:posOffset>
+              <wp:posOffset>264160</wp:posOffset>
             </wp:positionV>
             <wp:extent cx="2606040" cy="1074420"/>
             <wp:effectExtent l="19050" t="19050" r="22860" b="11430"/>
@@ -2542,7 +2395,7 @@
                     <pic:cNvPicPr/>
                   </pic:nvPicPr>
                   <pic:blipFill>
-                    <a:blip r:embed="rId32">
+                    <a:blip r:embed="rId28">
                       <a:extLst>
                         <a:ext uri="{28A0092B-C50C-407E-A947-70E740481C1C}">
                           <a14:useLocalDpi xmlns:a14="http://schemas.microsoft.com/office/drawing/2010/main" val="0"/>
@@ -2581,10 +2434,10 @@
                 </pic:pic>
               </a:graphicData>
             </a:graphic>
-            <wp14:sizeRelH relativeFrom="margin">
+            <wp14:sizeRelH relativeFrom="page">
               <wp14:pctWidth>0</wp14:pctWidth>
             </wp14:sizeRelH>
-            <wp14:sizeRelV relativeFrom="margin">
+            <wp14:sizeRelV relativeFrom="page">
               <wp14:pctHeight>0</wp14:pctHeight>
             </wp14:sizeRelV>
           </wp:anchor>
@@ -2593,87 +2446,129 @@
       <w:r>
         <w:rPr>
           <w:rStyle w:val="nfase"/>
-          <w:noProof/>
-          <w:lang w:bidi="pt-PT"/>
         </w:rPr>
-        <w:t>Experimente:</w:t>
+        <w:t>Já experimentei</w:t>
+      </w:r>
+      <w:r>
+        <w:t>: moldar o texto em torno das imagens</w:t>
+      </w:r>
+    </w:p>
+    <w:p>
+      <w:r>
+        <w:t xml:space="preserve">Algumas das imagens neste documento estão colocadas ao lado de um parágrafo de texto. </w:t>
       </w:r>
       <w:r>
         <w:rPr>
-          <w:noProof/>
-          <w:lang w:bidi="pt-PT"/>
+          <w:rStyle w:val="nfase"/>
         </w:rPr>
-        <w:t xml:space="preserve"> moldar o texto em torno das imagens</w:t>
+        <w:t>Já experimentei</w:t>
+      </w:r>
+      <w:r>
+        <w:t xml:space="preserve"> explorar a moldagem de texto: selecione esta imagem, </w:t>
+      </w:r>
+      <w:r>
+        <w:br/>
+      </w:r>
+      <w:r>
+        <w:t xml:space="preserve">Desktop -&gt; </w:t>
+      </w:r>
+      <w:r>
+        <w:t>aceda a</w:t>
+      </w:r>
+      <w:r>
+        <w:t>o separador</w:t>
+      </w:r>
+      <w:r>
+        <w:t xml:space="preserve"> </w:t>
+      </w:r>
+      <w:r>
+        <w:rPr>
+          <w:rStyle w:val="Forte"/>
+        </w:rPr>
+        <w:t>Formata</w:t>
+      </w:r>
+      <w:r>
+        <w:rPr>
+          <w:rStyle w:val="Forte"/>
+        </w:rPr>
+        <w:t>ção da</w:t>
+      </w:r>
+      <w:r>
+        <w:rPr>
+          <w:rStyle w:val="Forte"/>
+        </w:rPr>
+        <w:t xml:space="preserve"> </w:t>
+      </w:r>
+      <w:r>
+        <w:rPr>
+          <w:rStyle w:val="Forte"/>
+        </w:rPr>
+        <w:t>I</w:t>
+      </w:r>
+      <w:r>
+        <w:rPr>
+          <w:rStyle w:val="Forte"/>
+        </w:rPr>
+        <w:t xml:space="preserve">magem </w:t>
+      </w:r>
+      <w:r>
+        <w:rPr>
+          <w:rStyle w:val="Forte"/>
+        </w:rPr>
+        <w:t xml:space="preserve">&gt; </w:t>
+      </w:r>
+      <w:r>
+        <w:rPr>
+          <w:rStyle w:val="Forte"/>
+        </w:rPr>
+        <w:t xml:space="preserve">Dispor &gt; </w:t>
+      </w:r>
+      <w:r>
+        <w:rPr>
+          <w:rStyle w:val="Forte"/>
+        </w:rPr>
+        <w:t>Moldar Texto</w:t>
+      </w:r>
+      <w:r>
+        <w:t xml:space="preserve"> e utilize as setas para cima/baixo para navegar entre as opções para obter uma pré-visualização dos resultados.</w:t>
+      </w:r>
+      <w:r>
+        <w:br/>
+      </w:r>
+      <w:r>
+        <w:rPr>
+          <w:rStyle w:val="Verso"/>
+        </w:rPr>
+        <w:t>Web</w:t>
+      </w:r>
+      <w:r>
+        <w:t xml:space="preserve"> - &gt; aceda ao separador</w:t>
+      </w:r>
+      <w:r>
+        <w:rPr>
+          <w:rStyle w:val="Forte"/>
+        </w:rPr>
+        <w:t xml:space="preserve"> Imagem &gt; Dispor &gt; Moldar Texto</w:t>
+      </w:r>
+    </w:p>
+    <w:p>
+      <w:r>
+        <w:br w:type="page"/>
       </w:r>
     </w:p>
     <w:p>
       <w:pPr>
-        <w:rPr>
-          <w:noProof/>
-        </w:rPr>
+        <w:pStyle w:val="Ttulo1"/>
       </w:pPr>
       <w:r>
-        <w:rPr>
-          <w:noProof/>
-          <w:lang w:bidi="pt-PT"/>
-        </w:rPr>
-        <w:t>Algumas das imagens neste documento estão colocadas ao lado de um parágrafo de texto. Experimente explorar a moldagem de texto: selecione esta imagem, aceda ao separador Formato da Imagem e selecione Moldar Texto. Experimente diferentes opções e observe o resultado no documento.</w:t>
-      </w:r>
-      <w:r>
-        <w:rPr>
-          <w:rStyle w:val="Forte"/>
-          <w:noProof/>
-          <w:lang w:bidi="pt-PT"/>
-        </w:rPr>
-      </w:r>
-      <w:r>
-        <w:rPr>
-          <w:noProof/>
-          <w:lang w:bidi="pt-PT"/>
-        </w:rPr>
-      </w:r>
-      <w:r>
-        <w:rPr>
-          <w:rStyle w:val="Forte"/>
-          <w:noProof/>
-          <w:lang w:bidi="pt-PT"/>
-        </w:rPr>
-      </w:r>
-      <w:r>
-        <w:rPr>
-          <w:noProof/>
-          <w:lang w:bidi="pt-PT"/>
-        </w:rPr>
-      </w:r>
-    </w:p>
-    <w:p>
-      <w:pPr>
-        <w:pStyle w:val="CarterdeTtulo1QuebradePgina"/>
-        <w:rPr>
-          <w:noProof/>
-        </w:rPr>
-      </w:pPr>
-      <w:r>
-        <w:rPr>
-          <w:noProof/>
-          <w:lang w:bidi="pt-PT"/>
-        </w:rPr>
         <w:lastRenderedPageBreak/>
         <w:t>Obtenha ajuda com o Word</w:t>
       </w:r>
     </w:p>
     <w:p>
-      <w:pPr>
+      <w:r>
         <w:rPr>
           <w:noProof/>
-        </w:rPr>
-      </w:pPr>
-      <w:r>
-        <w:rPr>
-          <w:rFonts w:ascii="Segoe UI Light" w:eastAsia="Segoe UI Light" w:hAnsi="Segoe UI Light" w:cs="Segoe UI Light"/>
-          <w:noProof/>
-          <w:color w:val="363636"/>
-          <w:lang w:eastAsia="pt-PT"/>
         </w:rPr>
         <w:drawing>
           <wp:inline distT="0" distB="0" distL="0" distR="0" wp14:anchorId="09F374A0" wp14:editId="5BCDD4AC">
@@ -2693,7 +2588,7 @@
                     </pic:cNvPicPr>
                   </pic:nvPicPr>
                   <pic:blipFill>
-                    <a:blip r:embed="rId33">
+                    <a:blip r:embed="rId29">
                       <a:extLst>
                         <a:ext uri="{28A0092B-C50C-407E-A947-70E740481C1C}">
                           <a14:useLocalDpi xmlns:a14="http://schemas.microsoft.com/office/drawing/2010/main" val="0"/>
@@ -2729,52 +2624,28 @@
       </w:r>
     </w:p>
     <w:p>
-      <w:pPr>
-        <w:rPr>
-          <w:noProof/>
-        </w:rPr>
-      </w:pPr>
       <w:r>
-        <w:rPr>
-          <w:noProof/>
-          <w:lang w:bidi="pt-PT"/>
-        </w:rPr>
-        <w:t>A caixa Procurar, na parte superior da janela, permite localizar comandos, ajuda e conteúdos no Word.</w:t>
+        <w:t xml:space="preserve">A caixa de pesquisa </w:t>
       </w:r>
       <w:r>
         <w:rPr>
           <w:rStyle w:val="Forte"/>
-          <w:noProof/>
-          <w:lang w:bidi="pt-PT"/>
         </w:rPr>
+        <w:t>Diga-me</w:t>
       </w:r>
       <w:r>
-        <w:rPr>
-          <w:noProof/>
-          <w:lang w:bidi="pt-PT"/>
-        </w:rPr>
+        <w:t xml:space="preserve"> mostra-lhe diretamente comandos e a Ajuda no Word.</w:t>
       </w:r>
     </w:p>
     <w:p>
-      <w:pPr>
-        <w:rPr>
-          <w:noProof/>
-        </w:rPr>
-      </w:pPr>
       <w:r>
         <w:rPr>
           <w:rStyle w:val="nfase"/>
-          <w:noProof/>
-          <w:lang w:bidi="pt-PT"/>
         </w:rPr>
-        <w:t>Experimente:</w:t>
+        <w:t>Já experimentei</w:t>
       </w:r>
       <w:r>
-        <w:rPr>
-          <w:noProof/>
-          <w:lang w:bidi="pt-PT"/>
-        </w:rPr>
-        <w:t xml:space="preserve"> obtenha ajuda:</w:t>
+        <w:t>: obtenha ajuda:</w:t>
       </w:r>
     </w:p>
     <w:p>
@@ -2782,195 +2653,211 @@
         <w:pStyle w:val="Listanumerada"/>
         <w:numPr>
           <w:ilvl w:val="0"/>
-          <w:numId w:val="10"/>
+          <w:numId w:val="26"/>
         </w:numPr>
-        <w:rPr>
-          <w:noProof/>
-        </w:rPr>
       </w:pPr>
       <w:r>
-        <w:rPr>
-          <w:noProof/>
-          <w:lang w:bidi="pt-PT"/>
-        </w:rPr>
         <w:t xml:space="preserve">Aceda a </w:t>
       </w:r>
       <w:r>
         <w:rPr>
           <w:rStyle w:val="Forte"/>
-          <w:noProof/>
-          <w:lang w:bidi="pt-PT"/>
         </w:rPr>
         <w:t>Procurar</w:t>
       </w:r>
       <w:r>
-        <w:rPr>
-          <w:noProof/>
-          <w:lang w:bidi="pt-PT"/>
-        </w:rPr>
         <w:t xml:space="preserve"> na parte superior da janela.</w:t>
       </w:r>
     </w:p>
     <w:p>
       <w:pPr>
         <w:pStyle w:val="Listanumerada"/>
-        <w:rPr>
-          <w:noProof/>
-        </w:rPr>
+      </w:pPr>
+      <w:r>
+        <w:t>Escreva o que pretende fazer.</w:t>
+      </w:r>
+    </w:p>
+    <w:p>
+      <w:r>
+        <w:t>Por exemplo, escreva:</w:t>
+      </w:r>
+    </w:p>
+    <w:p>
+      <w:pPr>
+        <w:pStyle w:val="PargrafodaLista"/>
+        <w:numPr>
+          <w:ilvl w:val="0"/>
+          <w:numId w:val="27"/>
+        </w:numPr>
+        <w:ind w:left="714" w:hanging="357"/>
+        <w:contextualSpacing w:val="0"/>
       </w:pPr>
       <w:r>
         <w:rPr>
-          <w:noProof/>
-          <w:lang w:bidi="pt-PT"/>
+          <w:rStyle w:val="Forte"/>
         </w:rPr>
-        <w:t>Escreva o que pretende fazer.</w:t>
+        <w:t>Adicionar marca d'água</w:t>
+      </w:r>
+      <w:r>
+        <w:t xml:space="preserve"> para aceder rapidamente ao comando de marca d'água.</w:t>
+      </w:r>
+    </w:p>
+    <w:p>
+      <w:pPr>
+        <w:pStyle w:val="PargrafodaLista"/>
+        <w:numPr>
+          <w:ilvl w:val="0"/>
+          <w:numId w:val="27"/>
+        </w:numPr>
+        <w:ind w:left="714" w:hanging="357"/>
+        <w:contextualSpacing w:val="0"/>
+      </w:pPr>
+      <w:r>
+        <w:rPr>
+          <w:rStyle w:val="Forte"/>
+        </w:rPr>
+        <w:t>Ajuda</w:t>
+      </w:r>
+      <w:r>
+        <w:t xml:space="preserve"> para aceder à ajuda do Word.</w:t>
+      </w:r>
+    </w:p>
+    <w:p>
+      <w:pPr>
+        <w:pStyle w:val="PargrafodaLista"/>
+        <w:numPr>
+          <w:ilvl w:val="0"/>
+          <w:numId w:val="27"/>
+        </w:numPr>
+        <w:ind w:left="714" w:hanging="357"/>
+        <w:contextualSpacing w:val="0"/>
+      </w:pPr>
+      <w:r>
+        <w:rPr>
+          <w:rStyle w:val="Forte"/>
+        </w:rPr>
+        <w:t>Formação</w:t>
+      </w:r>
+      <w:r>
+        <w:t xml:space="preserve"> para ver a lista de cursos de formação do Word.</w:t>
+      </w:r>
+    </w:p>
+    <w:p>
+      <w:pPr>
+        <w:pStyle w:val="PargrafodaLista"/>
+        <w:numPr>
+          <w:ilvl w:val="0"/>
+          <w:numId w:val="27"/>
+        </w:numPr>
+        <w:ind w:left="714" w:hanging="357"/>
+        <w:contextualSpacing w:val="0"/>
+      </w:pPr>
+      <w:r>
+        <w:rPr>
+          <w:rStyle w:val="Forte"/>
+        </w:rPr>
+        <w:t>Novidades</w:t>
+      </w:r>
+      <w:r>
+        <w:t xml:space="preserve"> para obter uma lista das atualizações mais recentes do Word.</w:t>
       </w:r>
     </w:p>
     <w:p>
       <w:pPr>
         <w:rPr>
-          <w:noProof/>
+          <w:rFonts w:asciiTheme="majorHAnsi" w:eastAsiaTheme="majorEastAsia" w:hAnsiTheme="majorHAnsi" w:cstheme="majorBidi"/>
+          <w:color w:val="3B3838" w:themeColor="background2" w:themeShade="40"/>
+          <w:kern w:val="28"/>
+          <w:sz w:val="52"/>
+          <w:szCs w:val="52"/>
+          <w14:ligatures w14:val="standard"/>
+          <w14:numForm w14:val="oldStyle"/>
         </w:rPr>
       </w:pPr>
       <w:r>
-        <w:rPr>
-          <w:noProof/>
-          <w:lang w:bidi="pt-PT"/>
-        </w:rPr>
-        <w:t>Por exemplo, escreva:</w:t>
-      </w:r>
-    </w:p>
-    <w:p>
-      <w:pPr>
-        <w:pStyle w:val="Listacommarcas"/>
-        <w:rPr>
-          <w:noProof/>
-        </w:rPr>
-      </w:pPr>
-      <w:r>
-        <w:rPr>
-          <w:rStyle w:val="Forte"/>
-          <w:noProof/>
-          <w:lang w:bidi="pt-PT"/>
-        </w:rPr>
-        <w:t>Adicionar marca de água para localizar rapidamente o respetivo comando.</w:t>
-      </w:r>
-      <w:r>
-        <w:rPr>
-          <w:noProof/>
-          <w:lang w:bidi="pt-PT"/>
-        </w:rPr>
-      </w:r>
-    </w:p>
-    <w:p>
-      <w:pPr>
-        <w:pStyle w:val="Listacommarcas"/>
-        <w:rPr>
-          <w:noProof/>
-        </w:rPr>
-      </w:pPr>
-      <w:r>
-        <w:rPr>
-          <w:rStyle w:val="Forte"/>
-          <w:noProof/>
-          <w:lang w:bidi="pt-PT"/>
-        </w:rPr>
-        <w:t>Ajuda para consultar o apoio do Word.</w:t>
-      </w:r>
-      <w:r>
-        <w:rPr>
-          <w:noProof/>
-          <w:lang w:bidi="pt-PT"/>
-        </w:rPr>
-      </w:r>
-    </w:p>
-    <w:p>
-      <w:pPr>
-        <w:pStyle w:val="Listacommarcas"/>
-        <w:rPr>
-          <w:noProof/>
-        </w:rPr>
-      </w:pPr>
-      <w:r>
-        <w:rPr>
-          <w:rStyle w:val="Forte"/>
-          <w:noProof/>
-          <w:lang w:bidi="pt-PT"/>
-        </w:rPr>
-        <w:t>Formação para consultar recursos de aprendizagem do Word.</w:t>
-      </w:r>
-      <w:r>
-        <w:rPr>
-          <w:noProof/>
-          <w:lang w:bidi="pt-PT"/>
-        </w:rPr>
-      </w:r>
-    </w:p>
-    <w:p>
-      <w:pPr>
-        <w:pStyle w:val="Listacommarcas"/>
-        <w:rPr>
-          <w:noProof/>
-        </w:rPr>
-      </w:pPr>
-      <w:r>
-        <w:rPr>
-          <w:rStyle w:val="Forte"/>
-          <w:noProof/>
-          <w:lang w:bidi="pt-PT"/>
-        </w:rPr>
-        <w:t>Novidades para conhecer as funcionalidades mais recentes do Word.</w:t>
-      </w:r>
-      <w:r>
-        <w:rPr>
-          <w:noProof/>
-          <w:lang w:bidi="pt-PT"/>
-        </w:rPr>
+        <w:br w:type="page"/>
       </w:r>
     </w:p>
     <w:p>
       <w:pPr>
         <w:pStyle w:val="Ttulo1"/>
-        <w:rPr>
-          <w:noProof/>
-        </w:rPr>
+      </w:pPr>
+      <w:r>
+        <w:lastRenderedPageBreak/>
+        <w:t>Diga-nos o que pensa</w:t>
+      </w:r>
+    </w:p>
+    <w:p>
+      <w:hyperlink r:id="rId30" w:tooltip="dê-nos feedback sobre este guia" w:history="1">
+        <w:r>
+          <w:rPr>
+            <w:rStyle w:val="Hiperligao"/>
+          </w:rPr>
+          <w:t>Dê-nos feedback sobre este modelo</w:t>
+        </w:r>
+      </w:hyperlink>
+      <w:r>
+        <w:t xml:space="preserve"> para podermos fornecer conteúdos realmente úteis. Obrigado!</w:t>
+      </w:r>
+    </w:p>
+    <w:p>
+      <w:pPr>
+        <w:jc w:val="right"/>
       </w:pPr>
       <w:r>
         <w:rPr>
           <w:noProof/>
-          <w:lang w:bidi="pt-PT"/>
         </w:rPr>
-        <w:t>Confirme o que praticou</w:t>
-      </w:r>
-    </w:p>
-    <w:p>
-      <w:pPr>
-        <w:jc w:val="left"/>
-        <w:rPr>
-          <w:noProof/>
-        </w:rPr>
-      </w:pPr>
-      <w:r>
-        <w:t>Guarde o documento com o nome indicado pela formadora e confirme se as alterações ficaram registadas.</w:t>
-      </w:r>
-    </w:p>
-    <w:p>
-      <w:pPr>
-        <w:pStyle w:val="Imagem"/>
-        <w:rPr>
-          <w:noProof/>
-        </w:rPr>
-      </w:pPr>
-      <w:r>
-        <w:rPr>
-          <w:noProof/>
-          <w:lang w:eastAsia="pt-PT"/>
-        </w:rPr>
+        <w:drawing>
+          <wp:inline distT="0" distB="0" distL="0" distR="0" wp14:anchorId="0264AD52" wp14:editId="2AA529E8">
+            <wp:extent cx="1247775" cy="1247775"/>
+            <wp:effectExtent l="0" t="0" r="9525" b="9525"/>
+            <wp:docPr id="3" name="Imagem 3" descr="Código QR">
+              <a:hlinkClick xmlns:a="http://schemas.openxmlformats.org/drawingml/2006/main" r:id="rId31"/>
+            </wp:docPr>
+            <wp:cNvGraphicFramePr>
+              <a:graphicFrameLocks xmlns:a="http://schemas.openxmlformats.org/drawingml/2006/main" noChangeAspect="1"/>
+            </wp:cNvGraphicFramePr>
+            <a:graphic xmlns:a="http://schemas.openxmlformats.org/drawingml/2006/main">
+              <a:graphicData uri="http://schemas.openxmlformats.org/drawingml/2006/picture">
+                <pic:pic xmlns:pic="http://schemas.openxmlformats.org/drawingml/2006/picture">
+                  <pic:nvPicPr>
+                    <pic:cNvPr id="0" name="Imagem 3"/>
+                    <pic:cNvPicPr/>
+                  </pic:nvPicPr>
+                  <pic:blipFill>
+                    <a:blip r:embed="rId32">
+                      <a:extLst>
+                        <a:ext uri="{28A0092B-C50C-407E-A947-70E740481C1C}">
+                          <a14:useLocalDpi xmlns:a14="http://schemas.microsoft.com/office/drawing/2010/main" val="0"/>
+                        </a:ext>
+                      </a:extLst>
+                    </a:blip>
+                    <a:stretch>
+                      <a:fillRect/>
+                    </a:stretch>
+                  </pic:blipFill>
+                  <pic:spPr>
+                    <a:xfrm>
+                      <a:off x="0" y="0"/>
+                      <a:ext cx="1247775" cy="1247775"/>
+                    </a:xfrm>
+                    <a:prstGeom prst="rect">
+                      <a:avLst/>
+                    </a:prstGeom>
+                  </pic:spPr>
+                </pic:pic>
+              </a:graphicData>
+            </a:graphic>
+          </wp:inline>
+        </w:drawing>
       </w:r>
     </w:p>
     <w:sectPr>
+      <w:type w:val="continuous"/>
       <w:pgSz w:w="11906" w:h="16838" w:code="9"/>
       <w:pgMar w:top="1440" w:right="1440" w:bottom="1440" w:left="1440" w:header="288" w:footer="720" w:gutter="0"/>
+      <w:pgNumType w:start="0"/>
       <w:cols w:space="720"/>
       <w:docGrid w:linePitch="360"/>
     </w:sectPr>
@@ -3000,92 +2887,14 @@
       </w:r>
     </w:p>
   </w:endnote>
+  <w:endnote w:type="continuationNotice" w:id="1">
+    <w:p>
+      <w:pPr>
+        <w:spacing w:before="0" w:line="240" w:lineRule="auto"/>
+      </w:pPr>
+    </w:p>
+  </w:endnote>
 </w:endnotes>
-</file>
-
-<file path=word/footer1.xml><?xml version="1.0" encoding="utf-8"?>
-<w:ftr xmlns:wpc="http://schemas.microsoft.com/office/word/2010/wordprocessingCanvas" xmlns:cx="http://schemas.microsoft.com/office/drawing/2014/chartex" xmlns:cx1="http://schemas.microsoft.com/office/drawing/2015/9/8/chartex" xmlns:cx2="http://schemas.microsoft.com/office/drawing/2015/10/21/chartex" xmlns:cx3="http://schemas.microsoft.com/office/drawing/2016/5/9/chartex" xmlns:cx4="http://schemas.microsoft.com/office/drawing/2016/5/10/chartex" xmlns:cx5="http://schemas.microsoft.com/office/drawing/2016/5/11/chartex" xmlns:cx6="http://schemas.microsoft.com/office/drawing/2016/5/12/chartex" xmlns:cx7="http://schemas.microsoft.com/office/drawing/2016/5/13/chartex" xmlns:cx8="http://schemas.microsoft.com/office/drawing/2016/5/14/chartex" xmlns:mc="http://schemas.openxmlformats.org/markup-compatibility/2006" xmlns:aink="http://schemas.microsoft.com/office/drawing/2016/ink" xmlns:am3d="http://schemas.microsoft.com/office/drawing/2017/model3d" xmlns:o="urn:schemas-microsoft-com:office:office" xmlns:oel="http://schemas.microsoft.com/office/2019/extlst" xmlns:r="http://schemas.openxmlformats.org/officeDocument/2006/relationships" xmlns:m="http://schemas.openxmlformats.org/officeDocument/2006/math" xmlns:v="urn:schemas-microsoft-com:vml" xmlns:wp14="http://schemas.microsoft.com/office/word/2010/wordprocessingDrawing" xmlns:wp="http://schemas.openxmlformats.org/drawingml/2006/wordprocessingDrawing" xmlns:w10="urn:schemas-microsoft-com:office:word" xmlns:w="http://schemas.openxmlformats.org/wordprocessingml/2006/main" xmlns:w14="http://schemas.microsoft.com/office/word/2010/wordml" xmlns:w15="http://schemas.microsoft.com/office/word/2012/wordml" xmlns:w16cex="http://schemas.microsoft.com/office/word/2018/wordml/cex" xmlns:w16cid="http://schemas.microsoft.com/office/word/2016/wordml/cid" xmlns:w16="http://schemas.microsoft.com/office/word/2018/wordml" xmlns:w16du="http://schemas.microsoft.com/office/word/2023/wordml/word16du" xmlns:w16sdtdh="http://schemas.microsoft.com/office/word/2020/wordml/sdtdatahash" xmlns:w16sdtfl="http://schemas.microsoft.com/office/word/2024/wordml/sdtformatlock" xmlns:w16se="http://schemas.microsoft.com/office/word/2015/wordml/symex" xmlns:wpg="http://schemas.microsoft.com/office/word/2010/wordprocessingGroup" xmlns:wpi="http://schemas.microsoft.com/office/word/2010/wordprocessingInk" xmlns:wne="http://schemas.microsoft.com/office/word/2006/wordml" xmlns:wps="http://schemas.microsoft.com/office/word/2010/wordprocessingShape" mc:Ignorable="w14 w15 w16se w16cid w16 w16cex w16sdtdh w16sdtfl w16du wp14">
-  <w:sdt>
-    <w:sdtPr>
-      <w:id w:val="169383468"/>
-      <w:docPartObj>
-        <w:docPartGallery w:val="Page Numbers (Bottom of Page)"/>
-        <w:docPartUnique/>
-      </w:docPartObj>
-    </w:sdtPr>
-    <w:sdtContent>
-      <w:p>
-        <w:pPr>
-          <w:pStyle w:val="Rodap"/>
-          <w:jc w:val="right"/>
-        </w:pPr>
-        <w:r>
-          <w:fldChar w:fldCharType="begin"/>
-        </w:r>
-        <w:r>
-          <w:instrText>PAGE   \* MERGEFORMAT</w:instrText>
-        </w:r>
-        <w:r>
-          <w:fldChar w:fldCharType="separate"/>
-        </w:r>
-        <w:r>
-          <w:t>2</w:t>
-        </w:r>
-        <w:r>
-          <w:fldChar w:fldCharType="end"/>
-        </w:r>
-      </w:p>
-    </w:sdtContent>
-  </w:sdt>
-</w:ftr>
-</file>
-
-<file path=word/footer2.xml><?xml version="1.0" encoding="utf-8"?>
-<w:ftr xmlns:wpc="http://schemas.microsoft.com/office/word/2010/wordprocessingCanvas" xmlns:cx="http://schemas.microsoft.com/office/drawing/2014/chartex" xmlns:cx1="http://schemas.microsoft.com/office/drawing/2015/9/8/chartex" xmlns:cx2="http://schemas.microsoft.com/office/drawing/2015/10/21/chartex" xmlns:cx3="http://schemas.microsoft.com/office/drawing/2016/5/9/chartex" xmlns:cx4="http://schemas.microsoft.com/office/drawing/2016/5/10/chartex" xmlns:cx5="http://schemas.microsoft.com/office/drawing/2016/5/11/chartex" xmlns:cx6="http://schemas.microsoft.com/office/drawing/2016/5/12/chartex" xmlns:cx7="http://schemas.microsoft.com/office/drawing/2016/5/13/chartex" xmlns:cx8="http://schemas.microsoft.com/office/drawing/2016/5/14/chartex" xmlns:mc="http://schemas.openxmlformats.org/markup-compatibility/2006" xmlns:aink="http://schemas.microsoft.com/office/drawing/2016/ink" xmlns:am3d="http://schemas.microsoft.com/office/drawing/2017/model3d" xmlns:o="urn:schemas-microsoft-com:office:office" xmlns:oel="http://schemas.microsoft.com/office/2019/extlst" xmlns:r="http://schemas.openxmlformats.org/officeDocument/2006/relationships" xmlns:m="http://schemas.openxmlformats.org/officeDocument/2006/math" xmlns:v="urn:schemas-microsoft-com:vml" xmlns:wp14="http://schemas.microsoft.com/office/word/2010/wordprocessingDrawing" xmlns:wp="http://schemas.openxmlformats.org/drawingml/2006/wordprocessingDrawing" xmlns:w10="urn:schemas-microsoft-com:office:word" xmlns:w="http://schemas.openxmlformats.org/wordprocessingml/2006/main" xmlns:w14="http://schemas.microsoft.com/office/word/2010/wordml" xmlns:w15="http://schemas.microsoft.com/office/word/2012/wordml" xmlns:w16cex="http://schemas.microsoft.com/office/word/2018/wordml/cex" xmlns:w16cid="http://schemas.microsoft.com/office/word/2016/wordml/cid" xmlns:w16="http://schemas.microsoft.com/office/word/2018/wordml" xmlns:w16du="http://schemas.microsoft.com/office/word/2023/wordml/word16du" xmlns:w16sdtdh="http://schemas.microsoft.com/office/word/2020/wordml/sdtdatahash" xmlns:w16sdtfl="http://schemas.microsoft.com/office/word/2024/wordml/sdtformatlock" xmlns:w16se="http://schemas.microsoft.com/office/word/2015/wordml/symex" xmlns:wpg="http://schemas.microsoft.com/office/word/2010/wordprocessingGroup" xmlns:wpi="http://schemas.microsoft.com/office/word/2010/wordprocessingInk" xmlns:wne="http://schemas.microsoft.com/office/word/2006/wordml" xmlns:wps="http://schemas.microsoft.com/office/word/2010/wordprocessingShape" mc:Ignorable="w14 w15 w16se w16cid w16 w16cex w16sdtdh w16sdtfl w16du wp14">
-  <w:p>
-    <w:pPr>
-      <w:pStyle w:val="Rodap"/>
-      <w:jc w:val="right"/>
-    </w:pPr>
-  </w:p>
-</w:ftr>
-</file>
-
-<file path=word/footer3.xml><?xml version="1.0" encoding="utf-8"?>
-<w:ftr xmlns:wpc="http://schemas.microsoft.com/office/word/2010/wordprocessingCanvas" xmlns:cx="http://schemas.microsoft.com/office/drawing/2014/chartex" xmlns:cx1="http://schemas.microsoft.com/office/drawing/2015/9/8/chartex" xmlns:cx2="http://schemas.microsoft.com/office/drawing/2015/10/21/chartex" xmlns:cx3="http://schemas.microsoft.com/office/drawing/2016/5/9/chartex" xmlns:cx4="http://schemas.microsoft.com/office/drawing/2016/5/10/chartex" xmlns:cx5="http://schemas.microsoft.com/office/drawing/2016/5/11/chartex" xmlns:cx6="http://schemas.microsoft.com/office/drawing/2016/5/12/chartex" xmlns:cx7="http://schemas.microsoft.com/office/drawing/2016/5/13/chartex" xmlns:cx8="http://schemas.microsoft.com/office/drawing/2016/5/14/chartex" xmlns:mc="http://schemas.openxmlformats.org/markup-compatibility/2006" xmlns:aink="http://schemas.microsoft.com/office/drawing/2016/ink" xmlns:am3d="http://schemas.microsoft.com/office/drawing/2017/model3d" xmlns:o="urn:schemas-microsoft-com:office:office" xmlns:oel="http://schemas.microsoft.com/office/2019/extlst" xmlns:r="http://schemas.openxmlformats.org/officeDocument/2006/relationships" xmlns:m="http://schemas.openxmlformats.org/officeDocument/2006/math" xmlns:v="urn:schemas-microsoft-com:vml" xmlns:wp14="http://schemas.microsoft.com/office/word/2010/wordprocessingDrawing" xmlns:wp="http://schemas.openxmlformats.org/drawingml/2006/wordprocessingDrawing" xmlns:w10="urn:schemas-microsoft-com:office:word" xmlns:w="http://schemas.openxmlformats.org/wordprocessingml/2006/main" xmlns:w14="http://schemas.microsoft.com/office/word/2010/wordml" xmlns:w15="http://schemas.microsoft.com/office/word/2012/wordml" xmlns:w16cex="http://schemas.microsoft.com/office/word/2018/wordml/cex" xmlns:w16cid="http://schemas.microsoft.com/office/word/2016/wordml/cid" xmlns:w16="http://schemas.microsoft.com/office/word/2018/wordml" xmlns:w16du="http://schemas.microsoft.com/office/word/2023/wordml/word16du" xmlns:w16sdtdh="http://schemas.microsoft.com/office/word/2020/wordml/sdtdatahash" xmlns:w16sdtfl="http://schemas.microsoft.com/office/word/2024/wordml/sdtformatlock" xmlns:w16se="http://schemas.microsoft.com/office/word/2015/wordml/symex" xmlns:wpg="http://schemas.microsoft.com/office/word/2010/wordprocessingGroup" xmlns:wpi="http://schemas.microsoft.com/office/word/2010/wordprocessingInk" xmlns:wne="http://schemas.microsoft.com/office/word/2006/wordml" xmlns:wps="http://schemas.microsoft.com/office/word/2010/wordprocessingShape" mc:Ignorable="w14 w15 w16se w16cid w16 w16cex w16sdtdh w16sdtfl w16du wp14">
-  <w:sdt>
-    <w:sdtPr>
-      <w:id w:val="1607841515"/>
-      <w:docPartObj>
-        <w:docPartGallery w:val="Page Numbers (Bottom of Page)"/>
-        <w:docPartUnique/>
-      </w:docPartObj>
-    </w:sdtPr>
-    <w:sdtContent>
-      <w:p>
-        <w:pPr>
-          <w:pStyle w:val="Rodap"/>
-          <w:jc w:val="right"/>
-        </w:pPr>
-        <w:r>
-          <w:fldChar w:fldCharType="begin"/>
-        </w:r>
-        <w:r>
-          <w:instrText>PAGE   \* MERGEFORMAT</w:instrText>
-        </w:r>
-        <w:r>
-          <w:fldChar w:fldCharType="separate"/>
-        </w:r>
-        <w:r>
-          <w:t>2</w:t>
-        </w:r>
-        <w:r>
-          <w:fldChar w:fldCharType="end"/>
-        </w:r>
-      </w:p>
-    </w:sdtContent>
-  </w:sdt>
-</w:ftr>
 </file>
 
 <file path=word/footnotes.xml><?xml version="1.0" encoding="utf-8"?>
@@ -3110,101 +2919,26 @@
       </w:r>
     </w:p>
   </w:footnote>
+  <w:footnote w:type="continuationNotice" w:id="1">
+    <w:p>
+      <w:pPr>
+        <w:spacing w:before="0" w:line="240" w:lineRule="auto"/>
+      </w:pPr>
+    </w:p>
+  </w:footnote>
 </w:footnotes>
 </file>
 
-<file path=word/header1.xml><?xml version="1.0" encoding="utf-8"?>
-<w:hdr xmlns:wpc="http://schemas.microsoft.com/office/word/2010/wordprocessingCanvas" xmlns:cx="http://schemas.microsoft.com/office/drawing/2014/chartex" xmlns:cx1="http://schemas.microsoft.com/office/drawing/2015/9/8/chartex" xmlns:cx2="http://schemas.microsoft.com/office/drawing/2015/10/21/chartex" xmlns:cx3="http://schemas.microsoft.com/office/drawing/2016/5/9/chartex" xmlns:cx4="http://schemas.microsoft.com/office/drawing/2016/5/10/chartex" xmlns:cx5="http://schemas.microsoft.com/office/drawing/2016/5/11/chartex" xmlns:cx6="http://schemas.microsoft.com/office/drawing/2016/5/12/chartex" xmlns:cx7="http://schemas.microsoft.com/office/drawing/2016/5/13/chartex" xmlns:cx8="http://schemas.microsoft.com/office/drawing/2016/5/14/chartex" xmlns:mc="http://schemas.openxmlformats.org/markup-compatibility/2006" xmlns:aink="http://schemas.microsoft.com/office/drawing/2016/ink" xmlns:am3d="http://schemas.microsoft.com/office/drawing/2017/model3d" xmlns:o="urn:schemas-microsoft-com:office:office" xmlns:oel="http://schemas.microsoft.com/office/2019/extlst" xmlns:r="http://schemas.openxmlformats.org/officeDocument/2006/relationships" xmlns:m="http://schemas.openxmlformats.org/officeDocument/2006/math" xmlns:v="urn:schemas-microsoft-com:vml" xmlns:wp14="http://schemas.microsoft.com/office/word/2010/wordprocessingDrawing" xmlns:wp="http://schemas.openxmlformats.org/drawingml/2006/wordprocessingDrawing" xmlns:w10="urn:schemas-microsoft-com:office:word" xmlns:w="http://schemas.openxmlformats.org/wordprocessingml/2006/main" xmlns:w14="http://schemas.microsoft.com/office/word/2010/wordml" xmlns:w15="http://schemas.microsoft.com/office/word/2012/wordml" xmlns:w16cex="http://schemas.microsoft.com/office/word/2018/wordml/cex" xmlns:w16cid="http://schemas.microsoft.com/office/word/2016/wordml/cid" xmlns:w16="http://schemas.microsoft.com/office/word/2018/wordml" xmlns:w16du="http://schemas.microsoft.com/office/word/2023/wordml/word16du" xmlns:w16sdtdh="http://schemas.microsoft.com/office/word/2020/wordml/sdtdatahash" xmlns:w16sdtfl="http://schemas.microsoft.com/office/word/2024/wordml/sdtformatlock" xmlns:w16se="http://schemas.microsoft.com/office/word/2015/wordml/symex" xmlns:wpg="http://schemas.microsoft.com/office/word/2010/wordprocessingGroup" xmlns:wpi="http://schemas.microsoft.com/office/word/2010/wordprocessingInk" xmlns:wne="http://schemas.microsoft.com/office/word/2006/wordml" xmlns:wps="http://schemas.microsoft.com/office/word/2010/wordprocessingShape" mc:Ignorable="w14 w15 w16se w16cid w16 w16cex w16sdtdh w16sdtfl w16du wp14">
-  <w:p>
-    <w:pPr>
-      <w:pStyle w:val="Cabealho"/>
-    </w:pPr>
-    <w:r>
-      <w:rPr>
-        <w:noProof/>
-      </w:rPr>
-      <mc:AlternateContent>
-        <mc:Choice Requires="wps">
-          <w:drawing>
-            <wp:anchor distT="0" distB="0" distL="114300" distR="114300" simplePos="0" relativeHeight="251659264" behindDoc="0" locked="0" layoutInCell="1" allowOverlap="1" wp14:anchorId="351BB3B9" wp14:editId="6E15D438">
-              <wp:simplePos x="0" y="0"/>
-              <wp:positionH relativeFrom="column">
-                <wp:posOffset>-758757</wp:posOffset>
-              </wp:positionH>
-              <wp:positionV relativeFrom="paragraph">
-                <wp:posOffset>-49273</wp:posOffset>
-              </wp:positionV>
-              <wp:extent cx="7295744" cy="10447466"/>
-              <wp:effectExtent l="0" t="0" r="19685" b="11430"/>
-              <wp:wrapNone/>
-              <wp:docPr id="1618933880" name="Retângulo 1"/>
-              <wp:cNvGraphicFramePr/>
-              <a:graphic xmlns:a="http://schemas.openxmlformats.org/drawingml/2006/main">
-                <a:graphicData uri="http://schemas.microsoft.com/office/word/2010/wordprocessingShape">
-                  <wps:wsp>
-                    <wps:cNvSpPr/>
-                    <wps:spPr>
-                      <a:xfrm>
-                        <a:off x="0" y="0"/>
-                        <a:ext cx="7295744" cy="10447466"/>
-                      </a:xfrm>
-                      <a:prstGeom prst="rect">
-                        <a:avLst/>
-                      </a:prstGeom>
-                    </wps:spPr>
-                    <wps:style>
-                      <a:lnRef idx="2">
-                        <a:schemeClr val="accent1">
-                          <a:shade val="15000"/>
-                        </a:schemeClr>
-                      </a:lnRef>
-                      <a:fillRef idx="1">
-                        <a:schemeClr val="accent1"/>
-                      </a:fillRef>
-                      <a:effectRef idx="0">
-                        <a:schemeClr val="accent1"/>
-                      </a:effectRef>
-                      <a:fontRef idx="minor">
-                        <a:schemeClr val="lt1"/>
-                      </a:fontRef>
-                    </wps:style>
-                    <wps:bodyPr rot="0" spcFirstLastPara="0" vertOverflow="overflow" horzOverflow="overflow" vert="horz" wrap="square" lIns="91440" tIns="45720" rIns="91440" bIns="45720" numCol="1" spcCol="0" rtlCol="0" fromWordArt="0" anchor="ctr" anchorCtr="0" forceAA="0" compatLnSpc="1">
-                      <a:prstTxWarp prst="textNoShape">
-                        <a:avLst/>
-                      </a:prstTxWarp>
-                      <a:noAutofit/>
-                    </wps:bodyPr>
-                  </wps:wsp>
-                </a:graphicData>
-              </a:graphic>
-              <wp14:sizeRelH relativeFrom="margin">
-                <wp14:pctWidth>0</wp14:pctWidth>
-              </wp14:sizeRelH>
-              <wp14:sizeRelV relativeFrom="margin">
-                <wp14:pctHeight>0</wp14:pctHeight>
-              </wp14:sizeRelV>
-            </wp:anchor>
-          </w:drawing>
-        </mc:Choice>
-        <mc:Fallback>
-          <w:pict>
-            <v:rect w14:anchorId="6C813D08" id="Retângulo 1" o:spid="_x0000_s1026" style="position:absolute;margin-left:-59.75pt;margin-top:-3.9pt;width:574.45pt;height:822.65pt;z-index:251659264;visibility:visible;mso-wrap-style:square;mso-width-percent:0;mso-height-percent:0;mso-wrap-distance-left:9pt;mso-wrap-distance-top:0;mso-wrap-distance-right:9pt;mso-wrap-distance-bottom:0;mso-position-horizontal:absolute;mso-position-horizontal-relative:text;mso-position-vertical:absolute;mso-position-vertical-relative:text;mso-width-percent:0;mso-height-percent:0;mso-width-relative:margin;mso-height-relative:margin;v-text-anchor:middle" o:gfxdata="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" fillcolor="#5b9bd5 [3204]" strokecolor="#091723 [484]" strokeweight="1pt"/>
-          </w:pict>
-        </mc:Fallback>
-      </mc:AlternateContent>
-    </w:r>
-  </w:p>
-</w:hdr>
-</file>
-
-<file path=word/header2.xml><?xml version="1.0" encoding="utf-8"?>
-<w:hdr xmlns:m="http://schemas.openxmlformats.org/officeDocument/2006/math" xmlns:mc="http://schemas.openxmlformats.org/markup-compatibility/2006" xmlns:mo="http://schemas.microsoft.com/office/mac/office/2008/main" xmlns:mv="urn:schemas-microsoft-com:mac:vml" xmlns:o="urn:schemas-microsoft-com:office:office" xmlns:r="http://schemas.openxmlformats.org/officeDocument/2006/relationships" xmlns:v="urn:schemas-microsoft-com:vml" xmlns:w10="urn:schemas-microsoft-com:office:word" xmlns:w14="http://schemas.microsoft.com/office/word/2010/wordml" xmlns:w="http://schemas.openxmlformats.org/wordprocessingml/2006/main" xmlns:wne="http://schemas.microsoft.com/office/word/2006/wordml" xmlns:wp14="http://schemas.microsoft.com/office/word/2010/wordprocessingDrawing" xmlns:wp="http://schemas.openxmlformats.org/drawingml/2006/wordprocessingDrawing" xmlns:wpc="http://schemas.microsoft.com/office/word/2010/wordprocessingCanvas" xmlns:wpg="http://schemas.microsoft.com/office/word/2010/wordprocessingGroup" xmlns:wpi="http://schemas.microsoft.com/office/word/2010/wordprocessingInk" xmlns:wps="http://schemas.microsoft.com/office/word/2010/wordprocessingShape" mc:Ignorable="w14 wp14">
-  <w:p>
-    <w:pPr>
-      <w:pStyle w:val="Header"/>
-    </w:pPr>
-  </w:p>
-</w:hdr>
+<file path=word/intelligence2.xml><?xml version="1.0" encoding="utf-8"?>
+<int2:intelligence xmlns:int2="http://schemas.microsoft.com/office/intelligence/2020/intelligence" xmlns:oel="http://schemas.microsoft.com/office/2019/extlst">
+  <int2:observations>
+    <int2:textHash int2:hashCode="NnSVHsJkpyFoyy" int2:id="QqhB6fy6">
+      <int2:state int2:value="Rejected" int2:type="LegacyProofing"/>
+    </int2:textHash>
+  </int2:observations>
+  <int2:intelligenceSettings/>
+  <int2:onDemandWorkflows/>
+</int2:intelligence>
 </file>
 
 <file path=word/numbering.xml><?xml version="1.0" encoding="utf-8"?>
@@ -3500,6 +3234,775 @@
     </w:lvl>
   </w:abstractNum>
   <w:abstractNum w:abstractNumId="10" w15:restartNumberingAfterBreak="0">
+    <w:nsid w:val="111EFFCB"/>
+    <w:multiLevelType w:val="hybridMultilevel"/>
+    <w:tmpl w:val="D24A1494"/>
+    <w:lvl w:ilvl="0" w:tplc="AE9628A4">
+      <w:start w:val="1"/>
+      <w:numFmt w:val="decimal"/>
+      <w:lvlText w:val="%1."/>
+      <w:lvlJc w:val="left"/>
+      <w:pPr>
+        <w:ind w:left="792" w:hanging="360"/>
+      </w:pPr>
+    </w:lvl>
+    <w:lvl w:ilvl="1" w:tplc="966C1D08">
+      <w:start w:val="1"/>
+      <w:numFmt w:val="lowerLetter"/>
+      <w:lvlText w:val="%2."/>
+      <w:lvlJc w:val="left"/>
+      <w:pPr>
+        <w:ind w:left="1512" w:hanging="360"/>
+      </w:pPr>
+    </w:lvl>
+    <w:lvl w:ilvl="2" w:tplc="FE0E245E">
+      <w:start w:val="1"/>
+      <w:numFmt w:val="lowerRoman"/>
+      <w:lvlText w:val="%3."/>
+      <w:lvlJc w:val="right"/>
+      <w:pPr>
+        <w:ind w:left="2232" w:hanging="180"/>
+      </w:pPr>
+    </w:lvl>
+    <w:lvl w:ilvl="3" w:tplc="8912043A">
+      <w:start w:val="1"/>
+      <w:numFmt w:val="decimal"/>
+      <w:lvlText w:val="%4."/>
+      <w:lvlJc w:val="left"/>
+      <w:pPr>
+        <w:ind w:left="2952" w:hanging="360"/>
+      </w:pPr>
+    </w:lvl>
+    <w:lvl w:ilvl="4" w:tplc="8864FB6E">
+      <w:start w:val="1"/>
+      <w:numFmt w:val="lowerLetter"/>
+      <w:lvlText w:val="%5."/>
+      <w:lvlJc w:val="left"/>
+      <w:pPr>
+        <w:ind w:left="3672" w:hanging="360"/>
+      </w:pPr>
+    </w:lvl>
+    <w:lvl w:ilvl="5" w:tplc="4A261712">
+      <w:start w:val="1"/>
+      <w:numFmt w:val="lowerRoman"/>
+      <w:lvlText w:val="%6."/>
+      <w:lvlJc w:val="right"/>
+      <w:pPr>
+        <w:ind w:left="4392" w:hanging="180"/>
+      </w:pPr>
+    </w:lvl>
+    <w:lvl w:ilvl="6" w:tplc="87D699A6">
+      <w:start w:val="1"/>
+      <w:numFmt w:val="decimal"/>
+      <w:lvlText w:val="%7."/>
+      <w:lvlJc w:val="left"/>
+      <w:pPr>
+        <w:ind w:left="5112" w:hanging="360"/>
+      </w:pPr>
+    </w:lvl>
+    <w:lvl w:ilvl="7" w:tplc="F2E4C28A">
+      <w:start w:val="1"/>
+      <w:numFmt w:val="lowerLetter"/>
+      <w:lvlText w:val="%8."/>
+      <w:lvlJc w:val="left"/>
+      <w:pPr>
+        <w:ind w:left="5832" w:hanging="360"/>
+      </w:pPr>
+    </w:lvl>
+    <w:lvl w:ilvl="8" w:tplc="A65800FE">
+      <w:start w:val="1"/>
+      <w:numFmt w:val="lowerRoman"/>
+      <w:lvlText w:val="%9."/>
+      <w:lvlJc w:val="right"/>
+      <w:pPr>
+        <w:ind w:left="6552" w:hanging="180"/>
+      </w:pPr>
+    </w:lvl>
+  </w:abstractNum>
+  <w:abstractNum w:abstractNumId="11" w15:restartNumberingAfterBreak="0">
+    <w:nsid w:val="1474D375"/>
+    <w:multiLevelType w:val="hybridMultilevel"/>
+    <w:tmpl w:val="A9EC5168"/>
+    <w:lvl w:ilvl="0" w:tplc="7B8AE048">
+      <w:start w:val="1"/>
+      <w:numFmt w:val="bullet"/>
+      <w:lvlText w:val=""/>
+      <w:lvlJc w:val="left"/>
+      <w:pPr>
+        <w:ind w:left="720" w:hanging="360"/>
+      </w:pPr>
+      <w:rPr>
+        <w:rFonts w:ascii="Symbol" w:hAnsi="Symbol" w:hint="default"/>
+      </w:rPr>
+    </w:lvl>
+    <w:lvl w:ilvl="1" w:tplc="EB4E8FC6">
+      <w:start w:val="1"/>
+      <w:numFmt w:val="bullet"/>
+      <w:lvlText w:val="o"/>
+      <w:lvlJc w:val="left"/>
+      <w:pPr>
+        <w:ind w:left="1440" w:hanging="360"/>
+      </w:pPr>
+      <w:rPr>
+        <w:rFonts w:ascii="Courier New" w:hAnsi="Courier New" w:hint="default"/>
+      </w:rPr>
+    </w:lvl>
+    <w:lvl w:ilvl="2" w:tplc="4C02728A">
+      <w:start w:val="1"/>
+      <w:numFmt w:val="bullet"/>
+      <w:lvlText w:val=""/>
+      <w:lvlJc w:val="left"/>
+      <w:pPr>
+        <w:ind w:left="2160" w:hanging="360"/>
+      </w:pPr>
+      <w:rPr>
+        <w:rFonts w:ascii="Wingdings" w:hAnsi="Wingdings" w:hint="default"/>
+      </w:rPr>
+    </w:lvl>
+    <w:lvl w:ilvl="3" w:tplc="9E8E280E">
+      <w:start w:val="1"/>
+      <w:numFmt w:val="bullet"/>
+      <w:lvlText w:val=""/>
+      <w:lvlJc w:val="left"/>
+      <w:pPr>
+        <w:ind w:left="2880" w:hanging="360"/>
+      </w:pPr>
+      <w:rPr>
+        <w:rFonts w:ascii="Symbol" w:hAnsi="Symbol" w:hint="default"/>
+      </w:rPr>
+    </w:lvl>
+    <w:lvl w:ilvl="4" w:tplc="F356E06C">
+      <w:start w:val="1"/>
+      <w:numFmt w:val="bullet"/>
+      <w:lvlText w:val="o"/>
+      <w:lvlJc w:val="left"/>
+      <w:pPr>
+        <w:ind w:left="3600" w:hanging="360"/>
+      </w:pPr>
+      <w:rPr>
+        <w:rFonts w:ascii="Courier New" w:hAnsi="Courier New" w:hint="default"/>
+      </w:rPr>
+    </w:lvl>
+    <w:lvl w:ilvl="5" w:tplc="0FCA1C3C">
+      <w:start w:val="1"/>
+      <w:numFmt w:val="bullet"/>
+      <w:lvlText w:val=""/>
+      <w:lvlJc w:val="left"/>
+      <w:pPr>
+        <w:ind w:left="4320" w:hanging="360"/>
+      </w:pPr>
+      <w:rPr>
+        <w:rFonts w:ascii="Wingdings" w:hAnsi="Wingdings" w:hint="default"/>
+      </w:rPr>
+    </w:lvl>
+    <w:lvl w:ilvl="6" w:tplc="7AA44860">
+      <w:start w:val="1"/>
+      <w:numFmt w:val="bullet"/>
+      <w:lvlText w:val=""/>
+      <w:lvlJc w:val="left"/>
+      <w:pPr>
+        <w:ind w:left="5040" w:hanging="360"/>
+      </w:pPr>
+      <w:rPr>
+        <w:rFonts w:ascii="Symbol" w:hAnsi="Symbol" w:hint="default"/>
+      </w:rPr>
+    </w:lvl>
+    <w:lvl w:ilvl="7" w:tplc="193A45B2">
+      <w:start w:val="1"/>
+      <w:numFmt w:val="bullet"/>
+      <w:lvlText w:val="o"/>
+      <w:lvlJc w:val="left"/>
+      <w:pPr>
+        <w:ind w:left="5760" w:hanging="360"/>
+      </w:pPr>
+      <w:rPr>
+        <w:rFonts w:ascii="Courier New" w:hAnsi="Courier New" w:hint="default"/>
+      </w:rPr>
+    </w:lvl>
+    <w:lvl w:ilvl="8" w:tplc="196A747E">
+      <w:start w:val="1"/>
+      <w:numFmt w:val="bullet"/>
+      <w:lvlText w:val=""/>
+      <w:lvlJc w:val="left"/>
+      <w:pPr>
+        <w:ind w:left="6480" w:hanging="360"/>
+      </w:pPr>
+      <w:rPr>
+        <w:rFonts w:ascii="Wingdings" w:hAnsi="Wingdings" w:hint="default"/>
+      </w:rPr>
+    </w:lvl>
+  </w:abstractNum>
+  <w:abstractNum w:abstractNumId="12" w15:restartNumberingAfterBreak="0">
+    <w:nsid w:val="34D58E28"/>
+    <w:multiLevelType w:val="hybridMultilevel"/>
+    <w:tmpl w:val="46CECBF0"/>
+    <w:lvl w:ilvl="0" w:tplc="72D84C1C">
+      <w:start w:val="1"/>
+      <w:numFmt w:val="decimal"/>
+      <w:lvlText w:val="%1."/>
+      <w:lvlJc w:val="left"/>
+      <w:pPr>
+        <w:ind w:left="792" w:hanging="360"/>
+      </w:pPr>
+    </w:lvl>
+    <w:lvl w:ilvl="1" w:tplc="1B62D854">
+      <w:start w:val="1"/>
+      <w:numFmt w:val="lowerLetter"/>
+      <w:lvlText w:val="%2."/>
+      <w:lvlJc w:val="left"/>
+      <w:pPr>
+        <w:ind w:left="1512" w:hanging="360"/>
+      </w:pPr>
+    </w:lvl>
+    <w:lvl w:ilvl="2" w:tplc="A9AA8242">
+      <w:start w:val="1"/>
+      <w:numFmt w:val="lowerRoman"/>
+      <w:lvlText w:val="%3."/>
+      <w:lvlJc w:val="right"/>
+      <w:pPr>
+        <w:ind w:left="2232" w:hanging="180"/>
+      </w:pPr>
+    </w:lvl>
+    <w:lvl w:ilvl="3" w:tplc="977C04D2">
+      <w:start w:val="1"/>
+      <w:numFmt w:val="decimal"/>
+      <w:lvlText w:val="%4."/>
+      <w:lvlJc w:val="left"/>
+      <w:pPr>
+        <w:ind w:left="2952" w:hanging="360"/>
+      </w:pPr>
+    </w:lvl>
+    <w:lvl w:ilvl="4" w:tplc="467C9468">
+      <w:start w:val="1"/>
+      <w:numFmt w:val="lowerLetter"/>
+      <w:lvlText w:val="%5."/>
+      <w:lvlJc w:val="left"/>
+      <w:pPr>
+        <w:ind w:left="3672" w:hanging="360"/>
+      </w:pPr>
+    </w:lvl>
+    <w:lvl w:ilvl="5" w:tplc="E33C08FA">
+      <w:start w:val="1"/>
+      <w:numFmt w:val="lowerRoman"/>
+      <w:lvlText w:val="%6."/>
+      <w:lvlJc w:val="right"/>
+      <w:pPr>
+        <w:ind w:left="4392" w:hanging="180"/>
+      </w:pPr>
+    </w:lvl>
+    <w:lvl w:ilvl="6" w:tplc="D6505754">
+      <w:start w:val="1"/>
+      <w:numFmt w:val="decimal"/>
+      <w:lvlText w:val="%7."/>
+      <w:lvlJc w:val="left"/>
+      <w:pPr>
+        <w:ind w:left="5112" w:hanging="360"/>
+      </w:pPr>
+    </w:lvl>
+    <w:lvl w:ilvl="7" w:tplc="C6428FC2">
+      <w:start w:val="1"/>
+      <w:numFmt w:val="lowerLetter"/>
+      <w:lvlText w:val="%8."/>
+      <w:lvlJc w:val="left"/>
+      <w:pPr>
+        <w:ind w:left="5832" w:hanging="360"/>
+      </w:pPr>
+    </w:lvl>
+    <w:lvl w:ilvl="8" w:tplc="7D0A8A7C">
+      <w:start w:val="1"/>
+      <w:numFmt w:val="lowerRoman"/>
+      <w:lvlText w:val="%9."/>
+      <w:lvlJc w:val="right"/>
+      <w:pPr>
+        <w:ind w:left="6552" w:hanging="180"/>
+      </w:pPr>
+    </w:lvl>
+  </w:abstractNum>
+  <w:abstractNum w:abstractNumId="13" w15:restartNumberingAfterBreak="0">
+    <w:nsid w:val="374E70C0"/>
+    <w:multiLevelType w:val="hybridMultilevel"/>
+    <w:tmpl w:val="75ACBB24"/>
+    <w:lvl w:ilvl="0" w:tplc="08160001">
+      <w:start w:val="1"/>
+      <w:numFmt w:val="bullet"/>
+      <w:lvlText w:val=""/>
+      <w:lvlJc w:val="left"/>
+      <w:pPr>
+        <w:ind w:left="720" w:hanging="360"/>
+      </w:pPr>
+      <w:rPr>
+        <w:rFonts w:ascii="Symbol" w:hAnsi="Symbol" w:hint="default"/>
+      </w:rPr>
+    </w:lvl>
+    <w:lvl w:ilvl="1" w:tplc="08160003" w:tentative="1">
+      <w:start w:val="1"/>
+      <w:numFmt w:val="bullet"/>
+      <w:lvlText w:val="o"/>
+      <w:lvlJc w:val="left"/>
+      <w:pPr>
+        <w:ind w:left="1440" w:hanging="360"/>
+      </w:pPr>
+      <w:rPr>
+        <w:rFonts w:ascii="Courier New" w:hAnsi="Courier New" w:cs="Courier New" w:hint="default"/>
+      </w:rPr>
+    </w:lvl>
+    <w:lvl w:ilvl="2" w:tplc="08160005" w:tentative="1">
+      <w:start w:val="1"/>
+      <w:numFmt w:val="bullet"/>
+      <w:lvlText w:val=""/>
+      <w:lvlJc w:val="left"/>
+      <w:pPr>
+        <w:ind w:left="2160" w:hanging="360"/>
+      </w:pPr>
+      <w:rPr>
+        <w:rFonts w:ascii="Wingdings" w:hAnsi="Wingdings" w:hint="default"/>
+      </w:rPr>
+    </w:lvl>
+    <w:lvl w:ilvl="3" w:tplc="08160001" w:tentative="1">
+      <w:start w:val="1"/>
+      <w:numFmt w:val="bullet"/>
+      <w:lvlText w:val=""/>
+      <w:lvlJc w:val="left"/>
+      <w:pPr>
+        <w:ind w:left="2880" w:hanging="360"/>
+      </w:pPr>
+      <w:rPr>
+        <w:rFonts w:ascii="Symbol" w:hAnsi="Symbol" w:hint="default"/>
+      </w:rPr>
+    </w:lvl>
+    <w:lvl w:ilvl="4" w:tplc="08160003" w:tentative="1">
+      <w:start w:val="1"/>
+      <w:numFmt w:val="bullet"/>
+      <w:lvlText w:val="o"/>
+      <w:lvlJc w:val="left"/>
+      <w:pPr>
+        <w:ind w:left="3600" w:hanging="360"/>
+      </w:pPr>
+      <w:rPr>
+        <w:rFonts w:ascii="Courier New" w:hAnsi="Courier New" w:cs="Courier New" w:hint="default"/>
+      </w:rPr>
+    </w:lvl>
+    <w:lvl w:ilvl="5" w:tplc="08160005" w:tentative="1">
+      <w:start w:val="1"/>
+      <w:numFmt w:val="bullet"/>
+      <w:lvlText w:val=""/>
+      <w:lvlJc w:val="left"/>
+      <w:pPr>
+        <w:ind w:left="4320" w:hanging="360"/>
+      </w:pPr>
+      <w:rPr>
+        <w:rFonts w:ascii="Wingdings" w:hAnsi="Wingdings" w:hint="default"/>
+      </w:rPr>
+    </w:lvl>
+    <w:lvl w:ilvl="6" w:tplc="08160001" w:tentative="1">
+      <w:start w:val="1"/>
+      <w:numFmt w:val="bullet"/>
+      <w:lvlText w:val=""/>
+      <w:lvlJc w:val="left"/>
+      <w:pPr>
+        <w:ind w:left="5040" w:hanging="360"/>
+      </w:pPr>
+      <w:rPr>
+        <w:rFonts w:ascii="Symbol" w:hAnsi="Symbol" w:hint="default"/>
+      </w:rPr>
+    </w:lvl>
+    <w:lvl w:ilvl="7" w:tplc="08160003" w:tentative="1">
+      <w:start w:val="1"/>
+      <w:numFmt w:val="bullet"/>
+      <w:lvlText w:val="o"/>
+      <w:lvlJc w:val="left"/>
+      <w:pPr>
+        <w:ind w:left="5760" w:hanging="360"/>
+      </w:pPr>
+      <w:rPr>
+        <w:rFonts w:ascii="Courier New" w:hAnsi="Courier New" w:cs="Courier New" w:hint="default"/>
+      </w:rPr>
+    </w:lvl>
+    <w:lvl w:ilvl="8" w:tplc="08160005" w:tentative="1">
+      <w:start w:val="1"/>
+      <w:numFmt w:val="bullet"/>
+      <w:lvlText w:val=""/>
+      <w:lvlJc w:val="left"/>
+      <w:pPr>
+        <w:ind w:left="6480" w:hanging="360"/>
+      </w:pPr>
+      <w:rPr>
+        <w:rFonts w:ascii="Wingdings" w:hAnsi="Wingdings" w:hint="default"/>
+      </w:rPr>
+    </w:lvl>
+  </w:abstractNum>
+  <w:abstractNum w:abstractNumId="14" w15:restartNumberingAfterBreak="0">
+    <w:nsid w:val="46474A8D"/>
+    <w:multiLevelType w:val="multilevel"/>
+    <w:tmpl w:val="5A362DC6"/>
+    <w:lvl w:ilvl="0">
+      <w:start w:val="1"/>
+      <w:numFmt w:val="decimal"/>
+      <w:lvlText w:val="%1."/>
+      <w:lvlJc w:val="left"/>
+      <w:pPr>
+        <w:ind w:left="720" w:hanging="360"/>
+      </w:pPr>
+    </w:lvl>
+    <w:lvl w:ilvl="1">
+      <w:start w:val="1"/>
+      <w:numFmt w:val="decimal"/>
+      <w:lvlText w:val="%1.%2."/>
+      <w:lvlJc w:val="left"/>
+      <w:pPr>
+        <w:ind w:left="1440" w:hanging="360"/>
+      </w:pPr>
+    </w:lvl>
+    <w:lvl w:ilvl="2">
+      <w:start w:val="1"/>
+      <w:numFmt w:val="decimal"/>
+      <w:lvlText w:val="%1.%2.%3."/>
+      <w:lvlJc w:val="left"/>
+      <w:pPr>
+        <w:ind w:left="2160" w:hanging="180"/>
+      </w:pPr>
+    </w:lvl>
+    <w:lvl w:ilvl="3">
+      <w:start w:val="1"/>
+      <w:numFmt w:val="decimal"/>
+      <w:lvlText w:val="%1.%2.%3.%4."/>
+      <w:lvlJc w:val="left"/>
+      <w:pPr>
+        <w:ind w:left="2880" w:hanging="360"/>
+      </w:pPr>
+    </w:lvl>
+    <w:lvl w:ilvl="4">
+      <w:start w:val="1"/>
+      <w:numFmt w:val="decimal"/>
+      <w:lvlText w:val="%1.%2.%3.%4.%5."/>
+      <w:lvlJc w:val="left"/>
+      <w:pPr>
+        <w:ind w:left="3600" w:hanging="360"/>
+      </w:pPr>
+    </w:lvl>
+    <w:lvl w:ilvl="5">
+      <w:start w:val="1"/>
+      <w:numFmt w:val="decimal"/>
+      <w:lvlText w:val="%1.%2.%3.%4.%5.%6."/>
+      <w:lvlJc w:val="left"/>
+      <w:pPr>
+        <w:ind w:left="4320" w:hanging="180"/>
+      </w:pPr>
+    </w:lvl>
+    <w:lvl w:ilvl="6">
+      <w:start w:val="1"/>
+      <w:numFmt w:val="decimal"/>
+      <w:lvlText w:val="%1.%2.%3.%4.%5.%6.%7."/>
+      <w:lvlJc w:val="left"/>
+      <w:pPr>
+        <w:ind w:left="5040" w:hanging="360"/>
+      </w:pPr>
+    </w:lvl>
+    <w:lvl w:ilvl="7">
+      <w:start w:val="1"/>
+      <w:numFmt w:val="decimal"/>
+      <w:lvlText w:val="%1.%2.%3.%4.%5.%6.%7.%8."/>
+      <w:lvlJc w:val="left"/>
+      <w:pPr>
+        <w:ind w:left="5760" w:hanging="360"/>
+      </w:pPr>
+    </w:lvl>
+    <w:lvl w:ilvl="8">
+      <w:start w:val="1"/>
+      <w:numFmt w:val="decimal"/>
+      <w:lvlText w:val="%1.%2.%3.%4.%5.%6.%7.%8.%9."/>
+      <w:lvlJc w:val="left"/>
+      <w:pPr>
+        <w:ind w:left="6480" w:hanging="180"/>
+      </w:pPr>
+    </w:lvl>
+  </w:abstractNum>
+  <w:abstractNum w:abstractNumId="15" w15:restartNumberingAfterBreak="0">
+    <w:nsid w:val="4B95D1C9"/>
+    <w:multiLevelType w:val="hybridMultilevel"/>
+    <w:tmpl w:val="6D5839F6"/>
+    <w:lvl w:ilvl="0" w:tplc="F2C62AA8">
+      <w:start w:val="1"/>
+      <w:numFmt w:val="bullet"/>
+      <w:lvlText w:val=""/>
+      <w:lvlJc w:val="left"/>
+      <w:pPr>
+        <w:ind w:left="720" w:hanging="360"/>
+      </w:pPr>
+      <w:rPr>
+        <w:rFonts w:ascii="Symbol" w:hAnsi="Symbol" w:hint="default"/>
+      </w:rPr>
+    </w:lvl>
+    <w:lvl w:ilvl="1" w:tplc="C9265A04">
+      <w:start w:val="1"/>
+      <w:numFmt w:val="bullet"/>
+      <w:lvlText w:val="o"/>
+      <w:lvlJc w:val="left"/>
+      <w:pPr>
+        <w:ind w:left="1440" w:hanging="360"/>
+      </w:pPr>
+      <w:rPr>
+        <w:rFonts w:ascii="Courier New" w:hAnsi="Courier New" w:hint="default"/>
+      </w:rPr>
+    </w:lvl>
+    <w:lvl w:ilvl="2" w:tplc="E6CE2616">
+      <w:start w:val="1"/>
+      <w:numFmt w:val="bullet"/>
+      <w:lvlText w:val=""/>
+      <w:lvlJc w:val="left"/>
+      <w:pPr>
+        <w:ind w:left="2160" w:hanging="360"/>
+      </w:pPr>
+      <w:rPr>
+        <w:rFonts w:ascii="Wingdings" w:hAnsi="Wingdings" w:hint="default"/>
+      </w:rPr>
+    </w:lvl>
+    <w:lvl w:ilvl="3" w:tplc="7778AB80">
+      <w:start w:val="1"/>
+      <w:numFmt w:val="bullet"/>
+      <w:lvlText w:val=""/>
+      <w:lvlJc w:val="left"/>
+      <w:pPr>
+        <w:ind w:left="2880" w:hanging="360"/>
+      </w:pPr>
+      <w:rPr>
+        <w:rFonts w:ascii="Symbol" w:hAnsi="Symbol" w:hint="default"/>
+      </w:rPr>
+    </w:lvl>
+    <w:lvl w:ilvl="4" w:tplc="B80AF010">
+      <w:start w:val="1"/>
+      <w:numFmt w:val="bullet"/>
+      <w:lvlText w:val="o"/>
+      <w:lvlJc w:val="left"/>
+      <w:pPr>
+        <w:ind w:left="3600" w:hanging="360"/>
+      </w:pPr>
+      <w:rPr>
+        <w:rFonts w:ascii="Courier New" w:hAnsi="Courier New" w:hint="default"/>
+      </w:rPr>
+    </w:lvl>
+    <w:lvl w:ilvl="5" w:tplc="53B840F0">
+      <w:start w:val="1"/>
+      <w:numFmt w:val="bullet"/>
+      <w:lvlText w:val=""/>
+      <w:lvlJc w:val="left"/>
+      <w:pPr>
+        <w:ind w:left="4320" w:hanging="360"/>
+      </w:pPr>
+      <w:rPr>
+        <w:rFonts w:ascii="Wingdings" w:hAnsi="Wingdings" w:hint="default"/>
+      </w:rPr>
+    </w:lvl>
+    <w:lvl w:ilvl="6" w:tplc="ABC665D0">
+      <w:start w:val="1"/>
+      <w:numFmt w:val="bullet"/>
+      <w:lvlText w:val=""/>
+      <w:lvlJc w:val="left"/>
+      <w:pPr>
+        <w:ind w:left="5040" w:hanging="360"/>
+      </w:pPr>
+      <w:rPr>
+        <w:rFonts w:ascii="Symbol" w:hAnsi="Symbol" w:hint="default"/>
+      </w:rPr>
+    </w:lvl>
+    <w:lvl w:ilvl="7" w:tplc="5C522E5A">
+      <w:start w:val="1"/>
+      <w:numFmt w:val="bullet"/>
+      <w:lvlText w:val="o"/>
+      <w:lvlJc w:val="left"/>
+      <w:pPr>
+        <w:ind w:left="5760" w:hanging="360"/>
+      </w:pPr>
+      <w:rPr>
+        <w:rFonts w:ascii="Courier New" w:hAnsi="Courier New" w:hint="default"/>
+      </w:rPr>
+    </w:lvl>
+    <w:lvl w:ilvl="8" w:tplc="807EE778">
+      <w:start w:val="1"/>
+      <w:numFmt w:val="bullet"/>
+      <w:lvlText w:val=""/>
+      <w:lvlJc w:val="left"/>
+      <w:pPr>
+        <w:ind w:left="6480" w:hanging="360"/>
+      </w:pPr>
+      <w:rPr>
+        <w:rFonts w:ascii="Wingdings" w:hAnsi="Wingdings" w:hint="default"/>
+      </w:rPr>
+    </w:lvl>
+  </w:abstractNum>
+  <w:abstractNum w:abstractNumId="16" w15:restartNumberingAfterBreak="0">
+    <w:nsid w:val="4D3E12F3"/>
+    <w:multiLevelType w:val="hybridMultilevel"/>
+    <w:tmpl w:val="9A5643A6"/>
+    <w:lvl w:ilvl="0" w:tplc="9D7AE044">
+      <w:start w:val="1"/>
+      <w:numFmt w:val="decimal"/>
+      <w:lvlText w:val="%1."/>
+      <w:lvlJc w:val="left"/>
+      <w:pPr>
+        <w:ind w:left="720" w:hanging="360"/>
+      </w:pPr>
+    </w:lvl>
+    <w:lvl w:ilvl="1" w:tplc="3EDE2882">
+      <w:start w:val="1"/>
+      <w:numFmt w:val="lowerLetter"/>
+      <w:lvlText w:val="%2."/>
+      <w:lvlJc w:val="left"/>
+      <w:pPr>
+        <w:ind w:left="1440" w:hanging="360"/>
+      </w:pPr>
+    </w:lvl>
+    <w:lvl w:ilvl="2" w:tplc="55ECA51E">
+      <w:start w:val="1"/>
+      <w:numFmt w:val="lowerRoman"/>
+      <w:lvlText w:val="%3."/>
+      <w:lvlJc w:val="right"/>
+      <w:pPr>
+        <w:ind w:left="2160" w:hanging="180"/>
+      </w:pPr>
+    </w:lvl>
+    <w:lvl w:ilvl="3" w:tplc="069281B2">
+      <w:start w:val="1"/>
+      <w:numFmt w:val="decimal"/>
+      <w:lvlText w:val="%4."/>
+      <w:lvlJc w:val="left"/>
+      <w:pPr>
+        <w:ind w:left="2880" w:hanging="360"/>
+      </w:pPr>
+    </w:lvl>
+    <w:lvl w:ilvl="4" w:tplc="00C86544">
+      <w:start w:val="1"/>
+      <w:numFmt w:val="lowerLetter"/>
+      <w:lvlText w:val="%5."/>
+      <w:lvlJc w:val="left"/>
+      <w:pPr>
+        <w:ind w:left="3600" w:hanging="360"/>
+      </w:pPr>
+    </w:lvl>
+    <w:lvl w:ilvl="5" w:tplc="6D9C5912">
+      <w:start w:val="1"/>
+      <w:numFmt w:val="lowerRoman"/>
+      <w:lvlText w:val="%6."/>
+      <w:lvlJc w:val="right"/>
+      <w:pPr>
+        <w:ind w:left="4320" w:hanging="180"/>
+      </w:pPr>
+    </w:lvl>
+    <w:lvl w:ilvl="6" w:tplc="5B0EBB62">
+      <w:start w:val="1"/>
+      <w:numFmt w:val="decimal"/>
+      <w:lvlText w:val="%7."/>
+      <w:lvlJc w:val="left"/>
+      <w:pPr>
+        <w:ind w:left="5040" w:hanging="360"/>
+      </w:pPr>
+    </w:lvl>
+    <w:lvl w:ilvl="7" w:tplc="2C76235E">
+      <w:start w:val="1"/>
+      <w:numFmt w:val="lowerLetter"/>
+      <w:lvlText w:val="%8."/>
+      <w:lvlJc w:val="left"/>
+      <w:pPr>
+        <w:ind w:left="5760" w:hanging="360"/>
+      </w:pPr>
+    </w:lvl>
+    <w:lvl w:ilvl="8" w:tplc="3DD8DEFA">
+      <w:start w:val="1"/>
+      <w:numFmt w:val="lowerRoman"/>
+      <w:lvlText w:val="%9."/>
+      <w:lvlJc w:val="right"/>
+      <w:pPr>
+        <w:ind w:left="6480" w:hanging="180"/>
+      </w:pPr>
+    </w:lvl>
+  </w:abstractNum>
+  <w:abstractNum w:abstractNumId="17" w15:restartNumberingAfterBreak="0">
+    <w:nsid w:val="65E82026"/>
+    <w:multiLevelType w:val="hybridMultilevel"/>
+    <w:tmpl w:val="F8DE12F8"/>
+    <w:lvl w:ilvl="0" w:tplc="1668D9E4">
+      <w:start w:val="1"/>
+      <w:numFmt w:val="decimal"/>
+      <w:lvlText w:val="%1."/>
+      <w:lvlJc w:val="left"/>
+      <w:pPr>
+        <w:ind w:left="792" w:hanging="360"/>
+      </w:pPr>
+    </w:lvl>
+    <w:lvl w:ilvl="1" w:tplc="9D204C16">
+      <w:start w:val="1"/>
+      <w:numFmt w:val="lowerLetter"/>
+      <w:lvlText w:val="%2."/>
+      <w:lvlJc w:val="left"/>
+      <w:pPr>
+        <w:ind w:left="1512" w:hanging="360"/>
+      </w:pPr>
+    </w:lvl>
+    <w:lvl w:ilvl="2" w:tplc="5562E8A0">
+      <w:start w:val="1"/>
+      <w:numFmt w:val="lowerRoman"/>
+      <w:lvlText w:val="%3."/>
+      <w:lvlJc w:val="right"/>
+      <w:pPr>
+        <w:ind w:left="2232" w:hanging="180"/>
+      </w:pPr>
+    </w:lvl>
+    <w:lvl w:ilvl="3" w:tplc="E03C0714">
+      <w:start w:val="1"/>
+      <w:numFmt w:val="decimal"/>
+      <w:lvlText w:val="%4."/>
+      <w:lvlJc w:val="left"/>
+      <w:pPr>
+        <w:ind w:left="2952" w:hanging="360"/>
+      </w:pPr>
+    </w:lvl>
+    <w:lvl w:ilvl="4" w:tplc="0AEA1628">
+      <w:start w:val="1"/>
+      <w:numFmt w:val="lowerLetter"/>
+      <w:lvlText w:val="%5."/>
+      <w:lvlJc w:val="left"/>
+      <w:pPr>
+        <w:ind w:left="3672" w:hanging="360"/>
+      </w:pPr>
+    </w:lvl>
+    <w:lvl w:ilvl="5" w:tplc="64AA2C02">
+      <w:start w:val="1"/>
+      <w:numFmt w:val="lowerRoman"/>
+      <w:lvlText w:val="%6."/>
+      <w:lvlJc w:val="right"/>
+      <w:pPr>
+        <w:ind w:left="4392" w:hanging="180"/>
+      </w:pPr>
+    </w:lvl>
+    <w:lvl w:ilvl="6" w:tplc="B36CD8DC">
+      <w:start w:val="1"/>
+      <w:numFmt w:val="decimal"/>
+      <w:lvlText w:val="%7."/>
+      <w:lvlJc w:val="left"/>
+      <w:pPr>
+        <w:ind w:left="5112" w:hanging="360"/>
+      </w:pPr>
+    </w:lvl>
+    <w:lvl w:ilvl="7" w:tplc="2DE4D71E">
+      <w:start w:val="1"/>
+      <w:numFmt w:val="lowerLetter"/>
+      <w:lvlText w:val="%8."/>
+      <w:lvlJc w:val="left"/>
+      <w:pPr>
+        <w:ind w:left="5832" w:hanging="360"/>
+      </w:pPr>
+    </w:lvl>
+    <w:lvl w:ilvl="8" w:tplc="16BA5CCE">
+      <w:start w:val="1"/>
+      <w:numFmt w:val="lowerRoman"/>
+      <w:lvlText w:val="%9."/>
+      <w:lvlJc w:val="right"/>
+      <w:pPr>
+        <w:ind w:left="6552" w:hanging="180"/>
+      </w:pPr>
+    </w:lvl>
+  </w:abstractNum>
+  <w:abstractNum w:abstractNumId="18" w15:restartNumberingAfterBreak="0">
     <w:nsid w:val="7A4C77C6"/>
     <w:multiLevelType w:val="multilevel"/>
     <w:tmpl w:val="38AC6FF4"/>
@@ -3617,35 +4120,56 @@
       </w:rPr>
     </w:lvl>
   </w:abstractNum>
-  <w:num w:numId="1" w16cid:durableId="1154763256">
+  <w:num w:numId="1" w16cid:durableId="1611860052">
+    <w:abstractNumId w:val="17"/>
+  </w:num>
+  <w:num w:numId="2" w16cid:durableId="813642388">
     <w:abstractNumId w:val="10"/>
   </w:num>
-  <w:num w:numId="2" w16cid:durableId="2135827690">
-    <w:abstractNumId w:val="10"/>
+  <w:num w:numId="3" w16cid:durableId="414281884">
+    <w:abstractNumId w:val="12"/>
+  </w:num>
+  <w:num w:numId="4" w16cid:durableId="24523745">
+    <w:abstractNumId w:val="16"/>
+  </w:num>
+  <w:num w:numId="5" w16cid:durableId="1467745098">
+    <w:abstractNumId w:val="11"/>
+  </w:num>
+  <w:num w:numId="6" w16cid:durableId="1278024163">
+    <w:abstractNumId w:val="14"/>
+  </w:num>
+  <w:num w:numId="7" w16cid:durableId="1979652794">
+    <w:abstractNumId w:val="15"/>
+  </w:num>
+  <w:num w:numId="8" w16cid:durableId="1154763256">
+    <w:abstractNumId w:val="18"/>
+  </w:num>
+  <w:num w:numId="9" w16cid:durableId="2135827690">
+    <w:abstractNumId w:val="18"/>
     <w:lvlOverride w:ilvl="0">
       <w:startOverride w:val="1"/>
     </w:lvlOverride>
   </w:num>
-  <w:num w:numId="3" w16cid:durableId="1767185546">
-    <w:abstractNumId w:val="10"/>
+  <w:num w:numId="10" w16cid:durableId="1767185546">
+    <w:abstractNumId w:val="18"/>
   </w:num>
-  <w:num w:numId="4" w16cid:durableId="916092365">
-    <w:abstractNumId w:val="10"/>
+  <w:num w:numId="11" w16cid:durableId="916092365">
+    <w:abstractNumId w:val="18"/>
     <w:lvlOverride w:ilvl="0">
       <w:startOverride w:val="1"/>
     </w:lvlOverride>
   </w:num>
-  <w:num w:numId="5" w16cid:durableId="1511487532">
+  <w:num w:numId="12" w16cid:durableId="1511487532">
     <w:abstractNumId w:val="8"/>
   </w:num>
-  <w:num w:numId="6" w16cid:durableId="274757179">
-    <w:abstractNumId w:val="10"/>
+  <w:num w:numId="13" w16cid:durableId="274757179">
+    <w:abstractNumId w:val="18"/>
     <w:lvlOverride w:ilvl="0">
       <w:startOverride w:val="1"/>
     </w:lvlOverride>
   </w:num>
-  <w:num w:numId="7" w16cid:durableId="1245532576">
-    <w:abstractNumId w:val="10"/>
+  <w:num w:numId="14" w16cid:durableId="1245532576">
+    <w:abstractNumId w:val="18"/>
     <w:lvlOverride w:ilvl="0">
       <w:startOverride w:val="1"/>
     </w:lvlOverride>
@@ -3674,11 +4198,11 @@
       <w:startOverride w:val="1"/>
     </w:lvlOverride>
   </w:num>
-  <w:num w:numId="8" w16cid:durableId="1540242727">
+  <w:num w:numId="15" w16cid:durableId="1540242727">
     <w:abstractNumId w:val="9"/>
   </w:num>
-  <w:num w:numId="9" w16cid:durableId="2077698642">
-    <w:abstractNumId w:val="10"/>
+  <w:num w:numId="16" w16cid:durableId="2077698642">
+    <w:abstractNumId w:val="18"/>
     <w:lvlOverride w:ilvl="0">
       <w:startOverride w:val="1"/>
     </w:lvlOverride>
@@ -3707,8 +4231,8 @@
       <w:startOverride w:val="1"/>
     </w:lvlOverride>
   </w:num>
-  <w:num w:numId="10" w16cid:durableId="769084295">
-    <w:abstractNumId w:val="10"/>
+  <w:num w:numId="17" w16cid:durableId="769084295">
+    <w:abstractNumId w:val="18"/>
     <w:lvlOverride w:ilvl="0">
       <w:startOverride w:val="1"/>
     </w:lvlOverride>
@@ -3737,29 +4261,62 @@
       <w:startOverride w:val="1"/>
     </w:lvlOverride>
   </w:num>
-  <w:num w:numId="11" w16cid:durableId="1124497541">
+  <w:num w:numId="18" w16cid:durableId="1124497541">
     <w:abstractNumId w:val="7"/>
   </w:num>
-  <w:num w:numId="12" w16cid:durableId="614093520">
+  <w:num w:numId="19" w16cid:durableId="614093520">
     <w:abstractNumId w:val="6"/>
   </w:num>
-  <w:num w:numId="13" w16cid:durableId="1294336600">
+  <w:num w:numId="20" w16cid:durableId="1294336600">
     <w:abstractNumId w:val="5"/>
   </w:num>
-  <w:num w:numId="14" w16cid:durableId="1918512911">
+  <w:num w:numId="21" w16cid:durableId="1918512911">
     <w:abstractNumId w:val="4"/>
   </w:num>
-  <w:num w:numId="15" w16cid:durableId="787047478">
+  <w:num w:numId="22" w16cid:durableId="787047478">
     <w:abstractNumId w:val="3"/>
   </w:num>
-  <w:num w:numId="16" w16cid:durableId="193466760">
+  <w:num w:numId="23" w16cid:durableId="193466760">
     <w:abstractNumId w:val="2"/>
   </w:num>
-  <w:num w:numId="17" w16cid:durableId="1763185759">
+  <w:num w:numId="24" w16cid:durableId="1763185759">
     <w:abstractNumId w:val="1"/>
   </w:num>
-  <w:num w:numId="18" w16cid:durableId="865675585">
+  <w:num w:numId="25" w16cid:durableId="865675585">
     <w:abstractNumId w:val="0"/>
+  </w:num>
+  <w:num w:numId="26" w16cid:durableId="1333023790">
+    <w:abstractNumId w:val="18"/>
+    <w:lvlOverride w:ilvl="0">
+      <w:startOverride w:val="1"/>
+    </w:lvlOverride>
+    <w:lvlOverride w:ilvl="1">
+      <w:startOverride w:val="1"/>
+    </w:lvlOverride>
+    <w:lvlOverride w:ilvl="2">
+      <w:startOverride w:val="1"/>
+    </w:lvlOverride>
+    <w:lvlOverride w:ilvl="3">
+      <w:startOverride w:val="1"/>
+    </w:lvlOverride>
+    <w:lvlOverride w:ilvl="4">
+      <w:startOverride w:val="1"/>
+    </w:lvlOverride>
+    <w:lvlOverride w:ilvl="5">
+      <w:startOverride w:val="1"/>
+    </w:lvlOverride>
+    <w:lvlOverride w:ilvl="6">
+      <w:startOverride w:val="1"/>
+    </w:lvlOverride>
+    <w:lvlOverride w:ilvl="7">
+      <w:startOverride w:val="1"/>
+    </w:lvlOverride>
+    <w:lvlOverride w:ilvl="8">
+      <w:startOverride w:val="1"/>
+    </w:lvlOverride>
+  </w:num>
+  <w:num w:numId="27" w16cid:durableId="773667201">
+    <w:abstractNumId w:val="13"/>
   </w:num>
 </w:numbering>
 </file>
@@ -4449,7 +5006,7 @@
     <w:rsid w:val="00B61F85"/>
     <w:pPr>
       <w:numPr>
-        <w:numId w:val="3"/>
+        <w:numId w:val="10"/>
       </w:numPr>
     </w:pPr>
     <w:rPr>
@@ -5056,7 +5613,7 @@
     <w:rsid w:val="00B61F85"/>
     <w:pPr>
       <w:numPr>
-        <w:numId w:val="5"/>
+        <w:numId w:val="12"/>
       </w:numPr>
     </w:pPr>
   </w:style>
@@ -5246,7 +5803,6 @@
     <w:basedOn w:val="Ttulo1"/>
     <w:next w:val="Normal"/>
     <w:uiPriority w:val="39"/>
-    <w:semiHidden/>
     <w:unhideWhenUsed/>
     <w:qFormat/>
     <w:rsid w:val="00F33B83"/>
@@ -15239,7 +15795,7 @@
     <w:rsid w:val="00F33B83"/>
     <w:pPr>
       <w:numPr>
-        <w:numId w:val="11"/>
+        <w:numId w:val="18"/>
       </w:numPr>
       <w:contextualSpacing/>
     </w:pPr>
@@ -15253,7 +15809,7 @@
     <w:rsid w:val="00F33B83"/>
     <w:pPr>
       <w:numPr>
-        <w:numId w:val="12"/>
+        <w:numId w:val="19"/>
       </w:numPr>
       <w:contextualSpacing/>
     </w:pPr>
@@ -15267,7 +15823,7 @@
     <w:rsid w:val="00F33B83"/>
     <w:pPr>
       <w:numPr>
-        <w:numId w:val="13"/>
+        <w:numId w:val="20"/>
       </w:numPr>
       <w:contextualSpacing/>
     </w:pPr>
@@ -15281,7 +15837,7 @@
     <w:rsid w:val="00F33B83"/>
     <w:pPr>
       <w:numPr>
-        <w:numId w:val="14"/>
+        <w:numId w:val="21"/>
       </w:numPr>
       <w:contextualSpacing/>
     </w:pPr>
@@ -15360,7 +15916,7 @@
     <w:rsid w:val="00F33B83"/>
     <w:pPr>
       <w:numPr>
-        <w:numId w:val="15"/>
+        <w:numId w:val="22"/>
       </w:numPr>
       <w:contextualSpacing/>
     </w:pPr>
@@ -15374,7 +15930,7 @@
     <w:rsid w:val="00F33B83"/>
     <w:pPr>
       <w:numPr>
-        <w:numId w:val="16"/>
+        <w:numId w:val="23"/>
       </w:numPr>
       <w:contextualSpacing/>
     </w:pPr>
@@ -15388,7 +15944,7 @@
     <w:rsid w:val="00F33B83"/>
     <w:pPr>
       <w:numPr>
-        <w:numId w:val="17"/>
+        <w:numId w:val="24"/>
       </w:numPr>
       <w:contextualSpacing/>
     </w:pPr>
@@ -15402,7 +15958,7 @@
     <w:rsid w:val="00F33B83"/>
     <w:pPr>
       <w:numPr>
-        <w:numId w:val="18"/>
+        <w:numId w:val="25"/>
       </w:numPr>
       <w:contextualSpacing/>
     </w:pPr>
@@ -15411,7 +15967,6 @@
     <w:name w:val="List Paragraph"/>
     <w:basedOn w:val="Normal"/>
     <w:uiPriority w:val="34"/>
-    <w:semiHidden/>
     <w:unhideWhenUsed/>
     <w:qFormat/>
     <w:rsid w:val="00F33B83"/>
@@ -28988,7 +29543,6 @@
     <w:next w:val="Normal"/>
     <w:autoRedefine/>
     <w:uiPriority w:val="39"/>
-    <w:semiHidden/>
     <w:unhideWhenUsed/>
     <w:rsid w:val="00F33B83"/>
     <w:pPr>
@@ -29001,7 +29555,6 @@
     <w:next w:val="Normal"/>
     <w:autoRedefine/>
     <w:uiPriority w:val="39"/>
-    <w:semiHidden/>
     <w:unhideWhenUsed/>
     <w:rsid w:val="00F33B83"/>
     <w:pPr>
@@ -29015,7 +29568,6 @@
     <w:next w:val="Normal"/>
     <w:autoRedefine/>
     <w:uiPriority w:val="39"/>
-    <w:semiHidden/>
     <w:unhideWhenUsed/>
     <w:rsid w:val="00F33B83"/>
     <w:pPr>
@@ -29117,6 +29669,46 @@
     <w:rPr>
       <w:color w:val="605E5C"/>
       <w:shd w:val="clear" w:color="auto" w:fill="E1DFDD"/>
+    </w:rPr>
+  </w:style>
+  <w:style w:type="paragraph" w:customStyle="1" w:styleId="Meunfase">
+    <w:name w:val="Meu ênfase"/>
+    <w:basedOn w:val="Normal"/>
+    <w:link w:val="MeunfaseChar"/>
+    <w:uiPriority w:val="1"/>
+    <w:qFormat/>
+    <w:rsid w:val="41F6634D"/>
+    <w:rPr>
+      <w:rFonts w:eastAsiaTheme="minorEastAsia"/>
+      <w:b/>
+      <w:bCs/>
+      <w:color w:val="BF0000" w:themeColor="accent2" w:themeShade="BF"/>
+    </w:rPr>
+  </w:style>
+  <w:style w:type="character" w:customStyle="1" w:styleId="MeunfaseChar">
+    <w:name w:val="Meu ênfase Char"/>
+    <w:basedOn w:val="Tipodeletrapredefinidodopargrafo"/>
+    <w:link w:val="Meunfase"/>
+    <w:rsid w:val="41F6634D"/>
+    <w:rPr>
+      <w:rFonts w:asciiTheme="minorHAnsi" w:eastAsiaTheme="minorEastAsia" w:hAnsiTheme="minorHAnsi" w:cstheme="minorBidi"/>
+      <w:b/>
+      <w:bCs/>
+      <w:color w:val="BF0000" w:themeColor="accent2" w:themeShade="BF"/>
+      <w:sz w:val="22"/>
+      <w:szCs w:val="22"/>
+    </w:rPr>
+  </w:style>
+  <w:style w:type="character" w:customStyle="1" w:styleId="Verso">
+    <w:name w:val="Versão"/>
+    <w:basedOn w:val="Forte"/>
+    <w:uiPriority w:val="1"/>
+    <w:qFormat/>
+    <w:rsid w:val="00BB2169"/>
+    <w:rPr>
+      <w:b/>
+      <w:bCs/>
+      <w:color w:val="7030A0"/>
     </w:rPr>
   </w:style>
 </w:styles>
@@ -29324,28 +29916,24 @@
 </file>
 
 <file path=customXml/item1.xml><?xml version="1.0" encoding="utf-8"?>
-<ct:contentTypeSchema xmlns:ct="http://schemas.microsoft.com/office/2006/metadata/contentType" xmlns:ma="http://schemas.microsoft.com/office/2006/metadata/properties/metaAttributes" ct:_="" ma:_="" ma:contentTypeName="Document" ma:contentTypeID="0x01010079F111ED35F8CC479449609E8A0923A6" ma:contentTypeVersion="12" ma:contentTypeDescription="Create a new document." ma:contentTypeScope="" ma:versionID="a8a52e8c320b9a064ae3583ae3861c92">
-  <xsd:schema xmlns:xsd="http://www.w3.org/2001/XMLSchema" xmlns:xs="http://www.w3.org/2001/XMLSchema" xmlns:p="http://schemas.microsoft.com/office/2006/metadata/properties" xmlns:ns2="71af3243-3dd4-4a8d-8c0d-dd76da1f02a5" xmlns:ns3="16c05727-aa75-4e4a-9b5f-8a80a1165891" targetNamespace="http://schemas.microsoft.com/office/2006/metadata/properties" ma:root="true" ma:fieldsID="88020cb39231a0945110f9cd888b521a" ns2:_="" ns3:_="">
-    <xsd:import namespace="71af3243-3dd4-4a8d-8c0d-dd76da1f02a5"/>
-    <xsd:import namespace="16c05727-aa75-4e4a-9b5f-8a80a1165891"/>
+<b:Sources xmlns:b="http://schemas.openxmlformats.org/officeDocument/2006/bibliography" xmlns="http://schemas.openxmlformats.org/officeDocument/2006/bibliography" SelectedStyle="\APASixthEditionOfficeOnline.xsl" StyleName="APA" Version="6"/>
+</file>
+
+<file path=customXml/item2.xml><?xml version="1.0" encoding="utf-8"?>
+<ct:contentTypeSchema xmlns:ct="http://schemas.microsoft.com/office/2006/metadata/contentType" xmlns:ma="http://schemas.microsoft.com/office/2006/metadata/properties/metaAttributes" ct:_="" ma:_="" ma:contentTypeName="Documento" ma:contentTypeID="0x010100053CF7CAE7A068439D184AB2CAE96E61" ma:contentTypeVersion="5" ma:contentTypeDescription="Criar um novo documento." ma:contentTypeScope="" ma:versionID="0bb0573a018de14ffcd69d4cadf5b2b8">
+  <xsd:schema xmlns:xsd="http://www.w3.org/2001/XMLSchema" xmlns:xs="http://www.w3.org/2001/XMLSchema" xmlns:p="http://schemas.microsoft.com/office/2006/metadata/properties" xmlns:ns2="7cac094d-e528-45d4-96e0-88aad8ad9fae" targetNamespace="http://schemas.microsoft.com/office/2006/metadata/properties" ma:root="true" ma:fieldsID="6a585a62bf5d13d3bcafa7a9ae8a0ca3" ns2:_="">
+    <xsd:import namespace="7cac094d-e528-45d4-96e0-88aad8ad9fae"/>
     <xsd:element name="properties">
       <xsd:complexType>
         <xsd:sequence>
           <xsd:element name="documentManagement">
             <xsd:complexType>
               <xsd:all>
+                <xsd:element ref="ns2:ReferenceId" minOccurs="0"/>
                 <xsd:element ref="ns2:MediaServiceMetadata" minOccurs="0"/>
                 <xsd:element ref="ns2:MediaServiceFastMetadata" minOccurs="0"/>
-                <xsd:element ref="ns2:MediaServiceOCR" minOccurs="0"/>
-                <xsd:element ref="ns2:MediaServiceAutoTags" minOccurs="0"/>
-                <xsd:element ref="ns2:MediaServiceEventHashCode" minOccurs="0"/>
-                <xsd:element ref="ns2:MediaServiceGenerationTime" minOccurs="0"/>
-                <xsd:element ref="ns3:SharedWithUsers" minOccurs="0"/>
-                <xsd:element ref="ns3:SharedWithDetails" minOccurs="0"/>
-                <xsd:element ref="ns2:MediaServiceAutoKeyPoints" minOccurs="0"/>
-                <xsd:element ref="ns2:MediaServiceKeyPoints" minOccurs="0"/>
-                <xsd:element ref="ns2:MediaServiceDateTaken" minOccurs="0"/>
-                <xsd:element ref="ns2:Status" minOccurs="0"/>
+                <xsd:element ref="ns2:MediaServiceSearchProperties" minOccurs="0"/>
+                <xsd:element ref="ns2:MediaServiceObjectDetectorVersions" minOccurs="0"/>
               </xsd:all>
             </xsd:complexType>
           </xsd:element>
@@ -29353,95 +29941,32 @@
       </xsd:complexType>
     </xsd:element>
   </xsd:schema>
-  <xsd:schema xmlns:xsd="http://www.w3.org/2001/XMLSchema" xmlns:xs="http://www.w3.org/2001/XMLSchema" xmlns:dms="http://schemas.microsoft.com/office/2006/documentManagement/types" xmlns:pc="http://schemas.microsoft.com/office/infopath/2007/PartnerControls" targetNamespace="71af3243-3dd4-4a8d-8c0d-dd76da1f02a5" elementFormDefault="qualified">
+  <xsd:schema xmlns:xsd="http://www.w3.org/2001/XMLSchema" xmlns:xs="http://www.w3.org/2001/XMLSchema" xmlns:dms="http://schemas.microsoft.com/office/2006/documentManagement/types" xmlns:pc="http://schemas.microsoft.com/office/infopath/2007/PartnerControls" targetNamespace="7cac094d-e528-45d4-96e0-88aad8ad9fae" elementFormDefault="qualified">
     <xsd:import namespace="http://schemas.microsoft.com/office/2006/documentManagement/types"/>
     <xsd:import namespace="http://schemas.microsoft.com/office/infopath/2007/PartnerControls"/>
-    <xsd:element name="MediaServiceMetadata" ma:index="8" nillable="true" ma:displayName="MediaServiceMetadata" ma:hidden="true" ma:internalName="MediaServiceMetadata" ma:readOnly="true">
+    <xsd:element name="ReferenceId" ma:index="8" nillable="true" ma:displayName="ReferenceId" ma:indexed="true" ma:internalName="ReferenceId">
+      <xsd:simpleType>
+        <xsd:restriction base="dms:Text"/>
+      </xsd:simpleType>
+    </xsd:element>
+    <xsd:element name="MediaServiceMetadata" ma:index="9" nillable="true" ma:displayName="MediaServiceMetadata" ma:hidden="true" ma:internalName="MediaServiceMetadata" ma:readOnly="true">
       <xsd:simpleType>
         <xsd:restriction base="dms:Note"/>
       </xsd:simpleType>
     </xsd:element>
-    <xsd:element name="MediaServiceFastMetadata" ma:index="9" nillable="true" ma:displayName="MediaServiceFastMetadata" ma:hidden="true" ma:internalName="MediaServiceFastMetadata" ma:readOnly="true">
+    <xsd:element name="MediaServiceFastMetadata" ma:index="10" nillable="true" ma:displayName="MediaServiceFastMetadata" ma:hidden="true" ma:internalName="MediaServiceFastMetadata" ma:readOnly="true">
       <xsd:simpleType>
         <xsd:restriction base="dms:Note"/>
       </xsd:simpleType>
     </xsd:element>
-    <xsd:element name="MediaServiceOCR" ma:index="10" nillable="true" ma:displayName="MediaServiceOCR" ma:internalName="MediaServiceOCR" ma:readOnly="true">
-      <xsd:simpleType>
-        <xsd:restriction base="dms:Note">
-          <xsd:maxLength value="255"/>
-        </xsd:restriction>
-      </xsd:simpleType>
-    </xsd:element>
-    <xsd:element name="MediaServiceAutoTags" ma:index="11" nillable="true" ma:displayName="MediaServiceAutoTags" ma:internalName="MediaServiceAutoTags" ma:readOnly="true">
-      <xsd:simpleType>
-        <xsd:restriction base="dms:Text"/>
-      </xsd:simpleType>
-    </xsd:element>
-    <xsd:element name="MediaServiceEventHashCode" ma:index="12" nillable="true" ma:displayName="MediaServiceEventHashCode" ma:hidden="true" ma:internalName="MediaServiceEventHashCode" ma:readOnly="true">
-      <xsd:simpleType>
-        <xsd:restriction base="dms:Text"/>
-      </xsd:simpleType>
-    </xsd:element>
-    <xsd:element name="MediaServiceGenerationTime" ma:index="13" nillable="true" ma:displayName="MediaServiceGenerationTime" ma:hidden="true" ma:internalName="MediaServiceGenerationTime" ma:readOnly="true">
-      <xsd:simpleType>
-        <xsd:restriction base="dms:Text"/>
-      </xsd:simpleType>
-    </xsd:element>
-    <xsd:element name="MediaServiceAutoKeyPoints" ma:index="16" nillable="true" ma:displayName="MediaServiceAutoKeyPoints" ma:hidden="true" ma:internalName="MediaServiceAutoKeyPoints" ma:readOnly="true">
+    <xsd:element name="MediaServiceSearchProperties" ma:index="11" nillable="true" ma:displayName="MediaServiceSearchProperties" ma:hidden="true" ma:internalName="MediaServiceSearchProperties" ma:readOnly="true">
       <xsd:simpleType>
         <xsd:restriction base="dms:Note"/>
       </xsd:simpleType>
     </xsd:element>
-    <xsd:element name="MediaServiceKeyPoints" ma:index="17" nillable="true" ma:displayName="KeyPoints" ma:internalName="MediaServiceKeyPoints" ma:readOnly="false">
-      <xsd:simpleType>
-        <xsd:restriction base="dms:Note">
-          <xsd:maxLength value="255"/>
-        </xsd:restriction>
-      </xsd:simpleType>
-    </xsd:element>
-    <xsd:element name="MediaServiceDateTaken" ma:index="18" nillable="true" ma:displayName="MediaServiceDateTaken" ma:hidden="true" ma:internalName="MediaServiceDateTaken" ma:readOnly="true">
+    <xsd:element name="MediaServiceObjectDetectorVersions" ma:index="12" nillable="true" ma:displayName="MediaServiceObjectDetectorVersions" ma:hidden="true" ma:indexed="true" ma:internalName="MediaServiceObjectDetectorVersions" ma:readOnly="true">
       <xsd:simpleType>
         <xsd:restriction base="dms:Text"/>
-      </xsd:simpleType>
-    </xsd:element>
-    <xsd:element name="Status" ma:index="19" nillable="true" ma:displayName="Status" ma:default="Not started" ma:format="Dropdown" ma:internalName="Status">
-      <xsd:simpleType>
-        <xsd:restriction base="dms:Choice">
-          <xsd:enumeration value="Not started"/>
-          <xsd:enumeration value="In Progress"/>
-          <xsd:enumeration value="Completed"/>
-        </xsd:restriction>
-      </xsd:simpleType>
-    </xsd:element>
-  </xsd:schema>
-  <xsd:schema xmlns:xsd="http://www.w3.org/2001/XMLSchema" xmlns:xs="http://www.w3.org/2001/XMLSchema" xmlns:dms="http://schemas.microsoft.com/office/2006/documentManagement/types" xmlns:pc="http://schemas.microsoft.com/office/infopath/2007/PartnerControls" targetNamespace="16c05727-aa75-4e4a-9b5f-8a80a1165891" elementFormDefault="qualified">
-    <xsd:import namespace="http://schemas.microsoft.com/office/2006/documentManagement/types"/>
-    <xsd:import namespace="http://schemas.microsoft.com/office/infopath/2007/PartnerControls"/>
-    <xsd:element name="SharedWithUsers" ma:index="14" nillable="true" ma:displayName="Shared With" ma:internalName="SharedWithUsers" ma:readOnly="true">
-      <xsd:complexType>
-        <xsd:complexContent>
-          <xsd:extension base="dms:UserMulti">
-            <xsd:sequence>
-              <xsd:element name="UserInfo" minOccurs="0" maxOccurs="unbounded">
-                <xsd:complexType>
-                  <xsd:sequence>
-                    <xsd:element name="DisplayName" type="xsd:string" minOccurs="0"/>
-                    <xsd:element name="AccountId" type="dms:UserId" minOccurs="0" nillable="true"/>
-                    <xsd:element name="AccountType" type="xsd:string" minOccurs="0"/>
-                  </xsd:sequence>
-                </xsd:complexType>
-              </xsd:element>
-            </xsd:sequence>
-          </xsd:extension>
-        </xsd:complexContent>
-      </xsd:complexType>
-    </xsd:element>
-    <xsd:element name="SharedWithDetails" ma:index="15" nillable="true" ma:displayName="Shared With Details" ma:internalName="SharedWithDetails" ma:readOnly="true">
-      <xsd:simpleType>
-        <xsd:restriction base="dms:Note">
-          <xsd:maxLength value="255"/>
-        </xsd:restriction>
       </xsd:simpleType>
     </xsd:element>
   </xsd:schema>
@@ -29454,8 +29979,8 @@
         <xsd:element ref="dc:creator" minOccurs="0" maxOccurs="1"/>
         <xsd:element ref="dcterms:created" minOccurs="0" maxOccurs="1"/>
         <xsd:element ref="dc:identifier" minOccurs="0" maxOccurs="1"/>
-        <xsd:element name="contentType" minOccurs="0" maxOccurs="1" type="xsd:string" ma:index="0" ma:displayName="Content Type"/>
-        <xsd:element ref="dc:title" minOccurs="0" maxOccurs="1" ma:index="4" ma:displayName="Title"/>
+        <xsd:element name="contentType" minOccurs="0" maxOccurs="1" type="xsd:string" ma:index="0" ma:displayName="Tipo de Conteúdo"/>
+        <xsd:element ref="dc:title" minOccurs="0" maxOccurs="1" ma:index="4" ma:displayName="Título"/>
         <xsd:element ref="dc:subject" minOccurs="0" maxOccurs="1"/>
         <xsd:element ref="dc:description" minOccurs="0" maxOccurs="1"/>
         <xsd:element name="keywords" minOccurs="0" maxOccurs="1" type="xsd:string"/>
@@ -29544,20 +30069,7 @@
 </ct:contentTypeSchema>
 </file>
 
-<file path=customXml/item2.xml><?xml version="1.0" encoding="utf-8"?>
-<b:Sources xmlns:b="http://schemas.openxmlformats.org/officeDocument/2006/bibliography" xmlns="http://schemas.openxmlformats.org/officeDocument/2006/bibliography" SelectedStyle="\APASixthEditionOfficeOnline.xsl" StyleName="APA" Version="6"/>
-</file>
-
 <file path=customXml/item3.xml><?xml version="1.0" encoding="utf-8"?>
-<p:properties xmlns:p="http://schemas.microsoft.com/office/2006/metadata/properties" xmlns:xsi="http://www.w3.org/2001/XMLSchema-instance" xmlns:pc="http://schemas.microsoft.com/office/infopath/2007/PartnerControls">
-  <documentManagement>
-    <Status xmlns="71af3243-3dd4-4a8d-8c0d-dd76da1f02a5">Not started</Status>
-    <MediaServiceKeyPoints xmlns="71af3243-3dd4-4a8d-8c0d-dd76da1f02a5" xsi:nil="true"/>
-  </documentManagement>
-</p:properties>
-</file>
-
-<file path=customXml/item4.xml><?xml version="1.0" encoding="utf-8"?>
 <?mso-contentType ?>
 <FormTemplates xmlns="http://schemas.microsoft.com/sharepoint/v3/contenttype/forms">
   <Display>DocumentLibraryForm</Display>
@@ -29566,15 +30078,30 @@
 </FormTemplates>
 </file>
 
+<file path=customXml/item4.xml><?xml version="1.0" encoding="utf-8"?>
+<p:properties xmlns:p="http://schemas.microsoft.com/office/2006/metadata/properties" xmlns:xsi="http://www.w3.org/2001/XMLSchema-instance" xmlns:pc="http://schemas.microsoft.com/office/infopath/2007/PartnerControls">
+  <documentManagement>
+    <ReferenceId xmlns="7cac094d-e528-45d4-96e0-88aad8ad9fae" xsi:nil="true"/>
+  </documentManagement>
+</p:properties>
+</file>
+
 <file path=customXml/itemProps1.xml><?xml version="1.0" encoding="utf-8"?>
-<ds:datastoreItem xmlns:ds="http://schemas.openxmlformats.org/officeDocument/2006/customXml" ds:itemID="{71F0F5CC-BEDC-4A29-93D8-84A715276015}">
+<ds:datastoreItem xmlns:ds="http://schemas.openxmlformats.org/officeDocument/2006/customXml" ds:itemID="{1326957F-21D3-4136-B00D-FCB367FAF152}">
+  <ds:schemaRefs>
+    <ds:schemaRef ds:uri="http://schemas.openxmlformats.org/officeDocument/2006/bibliography"/>
+  </ds:schemaRefs>
+</ds:datastoreItem>
+</file>
+
+<file path=customXml/itemProps2.xml><?xml version="1.0" encoding="utf-8"?>
+<ds:datastoreItem xmlns:ds="http://schemas.openxmlformats.org/officeDocument/2006/customXml" ds:itemID="{52D39C1A-1984-413A-B04C-E3C05C8E3185}">
   <ds:schemaRefs>
     <ds:schemaRef ds:uri="http://schemas.microsoft.com/office/2006/metadata/contentType"/>
     <ds:schemaRef ds:uri="http://schemas.microsoft.com/office/2006/metadata/properties/metaAttributes"/>
     <ds:schemaRef ds:uri="http://www.w3.org/2001/XMLSchema"/>
     <ds:schemaRef ds:uri="http://schemas.microsoft.com/office/2006/metadata/properties"/>
-    <ds:schemaRef ds:uri="71af3243-3dd4-4a8d-8c0d-dd76da1f02a5"/>
-    <ds:schemaRef ds:uri="16c05727-aa75-4e4a-9b5f-8a80a1165891"/>
+    <ds:schemaRef ds:uri="7cac094d-e528-45d4-96e0-88aad8ad9fae"/>
     <ds:schemaRef ds:uri="http://schemas.microsoft.com/office/2006/documentManagement/types"/>
     <ds:schemaRef ds:uri="http://schemas.microsoft.com/office/infopath/2007/PartnerControls"/>
     <ds:schemaRef ds:uri="http://schemas.openxmlformats.org/package/2006/metadata/core-properties"/>
@@ -29585,28 +30112,20 @@
 </ds:datastoreItem>
 </file>
 
-<file path=customXml/itemProps2.xml><?xml version="1.0" encoding="utf-8"?>
-<ds:datastoreItem xmlns:ds="http://schemas.openxmlformats.org/officeDocument/2006/customXml" ds:itemID="{1326957F-21D3-4136-B00D-FCB367FAF152}">
+<file path=customXml/itemProps3.xml><?xml version="1.0" encoding="utf-8"?>
+<ds:datastoreItem xmlns:ds="http://schemas.openxmlformats.org/officeDocument/2006/customXml" ds:itemID="{7B9FE982-DDF9-4F2B-80C6-E4D44711D042}">
   <ds:schemaRefs>
-    <ds:schemaRef ds:uri="http://schemas.openxmlformats.org/officeDocument/2006/bibliography"/>
-  </ds:schemaRefs>
-</ds:datastoreItem>
-</file>
-
-<file path=customXml/itemProps3.xml><?xml version="1.0" encoding="utf-8"?>
-<ds:datastoreItem xmlns:ds="http://schemas.openxmlformats.org/officeDocument/2006/customXml" ds:itemID="{4CF6AFD9-3CE3-4EEA-B705-82EE1111B485}">
-  <ds:schemaRefs>
-    <ds:schemaRef ds:uri="http://schemas.microsoft.com/office/2006/metadata/properties"/>
-    <ds:schemaRef ds:uri="http://schemas.microsoft.com/office/infopath/2007/PartnerControls"/>
-    <ds:schemaRef ds:uri="71af3243-3dd4-4a8d-8c0d-dd76da1f02a5"/>
+    <ds:schemaRef ds:uri="http://schemas.microsoft.com/sharepoint/v3/contenttype/forms"/>
   </ds:schemaRefs>
 </ds:datastoreItem>
 </file>
 
 <file path=customXml/itemProps4.xml><?xml version="1.0" encoding="utf-8"?>
-<ds:datastoreItem xmlns:ds="http://schemas.openxmlformats.org/officeDocument/2006/customXml" ds:itemID="{7B9FE982-DDF9-4F2B-80C6-E4D44711D042}">
+<ds:datastoreItem xmlns:ds="http://schemas.openxmlformats.org/officeDocument/2006/customXml" ds:itemID="{4CF6AFD9-3CE3-4EEA-B705-82EE1111B485}">
   <ds:schemaRefs>
-    <ds:schemaRef ds:uri="http://schemas.microsoft.com/sharepoint/v3/contenttype/forms"/>
+    <ds:schemaRef ds:uri="http://schemas.microsoft.com/office/2006/metadata/properties"/>
+    <ds:schemaRef ds:uri="http://schemas.microsoft.com/office/infopath/2007/PartnerControls"/>
+    <ds:schemaRef ds:uri="7cac094d-e528-45d4-96e0-88aad8ad9fae"/>
   </ds:schemaRefs>
 </ds:datastoreItem>
 </file>